--- a/reports/Outline_articulo.docx
+++ b/reports/Outline_articulo.docx
@@ -12,6 +12,43 @@
     </w:p>
     <w:p>
       <w:pPr>
+        <w:ind w:left="720" w:hanging="360"/>
+      </w:pPr>
+      <w:r>
+        <w:t>Introducción: 15%</w:t>
+      </w:r>
+    </w:p>
+    <w:p>
+      <w:pPr>
+        <w:ind w:left="720" w:hanging="360"/>
+      </w:pPr>
+      <w:r>
+        <w:t>Métodos: 35%</w:t>
+      </w:r>
+    </w:p>
+    <w:p>
+      <w:pPr>
+        <w:ind w:left="720" w:hanging="360"/>
+      </w:pPr>
+      <w:r>
+        <w:t>Resultados: 25%</w:t>
+      </w:r>
+    </w:p>
+    <w:p>
+      <w:pPr>
+        <w:ind w:left="720" w:hanging="360"/>
+      </w:pPr>
+      <w:r>
+        <w:t>Discusión + Conclusiones: 25%</w:t>
+      </w:r>
+    </w:p>
+    <w:p>
+      <w:pPr>
+        <w:ind w:left="720" w:hanging="360"/>
+      </w:pPr>
+    </w:p>
+    <w:p>
+      <w:pPr>
         <w:pStyle w:val="Prrafodelista"/>
         <w:numPr>
           <w:ilvl w:val="0"/>
@@ -49,7 +86,13 @@
         <w:t>Introducción</w:t>
       </w:r>
       <w:r>
-        <w:t xml:space="preserve"> (700 palabras)</w:t>
+        <w:t xml:space="preserve"> (</w:t>
+      </w:r>
+      <w:r>
+        <w:t xml:space="preserve">1050 </w:t>
+      </w:r>
+      <w:r>
+        <w:t>palabras)</w:t>
       </w:r>
     </w:p>
     <w:p>
@@ -196,15 +239,59 @@
           <w:ilvl w:val="0"/>
           <w:numId w:val="1"/>
         </w:numPr>
-      </w:pPr>
-      <w:r>
+        <w:rPr>
+          <w:b/>
+          <w:bCs/>
+        </w:rPr>
+      </w:pPr>
+      <w:r>
+        <w:rPr>
+          <w:b/>
+          <w:bCs/>
+        </w:rPr>
         <w:t>Metodología</w:t>
       </w:r>
       <w:r>
-        <w:t xml:space="preserve"> (2100 palabras)</w:t>
-      </w:r>
-      <w:r>
-        <w:t xml:space="preserve"> (260 palabras para 8 secciones)</w:t>
+        <w:rPr>
+          <w:b/>
+          <w:bCs/>
+        </w:rPr>
+        <w:t xml:space="preserve"> (</w:t>
+      </w:r>
+      <w:r>
+        <w:rPr>
+          <w:b/>
+          <w:bCs/>
+        </w:rPr>
+        <w:t xml:space="preserve">2450 </w:t>
+      </w:r>
+      <w:r>
+        <w:rPr>
+          <w:b/>
+          <w:bCs/>
+        </w:rPr>
+        <w:t>palabras)</w:t>
+      </w:r>
+      <w:r>
+        <w:rPr>
+          <w:b/>
+          <w:bCs/>
+        </w:rPr>
+        <w:t xml:space="preserve"> (</w:t>
+      </w:r>
+      <w:r>
+        <w:rPr>
+          <w:b/>
+          <w:bCs/>
+        </w:rPr>
+        <w:t>306</w:t>
+      </w:r>
+      <w:r>
+        <w:rPr>
+          <w:b/>
+          <w:bCs/>
+        </w:rPr>
+        <w:t xml:space="preserve"> palabras para 8 secciones)</w:t>
       </w:r>
     </w:p>
     <w:p>
@@ -216,14 +303,98 @@
         </w:numPr>
       </w:pPr>
       <w:r>
-        <w:t>Párrafo introductorio que resume los pasos</w:t>
-      </w:r>
-      <w:r>
-        <w:t xml:space="preserve"> – ultimo: </w:t>
-      </w:r>
+        <w:t xml:space="preserve">Párrafo introductorio que resume los </w:t>
+      </w:r>
+      <w:r>
+        <w:t>pasos</w:t>
+      </w:r>
+    </w:p>
+    <w:p>
+      <w:pPr>
+        <w:pStyle w:val="Prrafodelista"/>
+        <w:numPr>
+          <w:ilvl w:val="1"/>
+          <w:numId w:val="1"/>
+        </w:numPr>
+        <w:rPr>
+          <w:b/>
+          <w:bCs/>
+        </w:rPr>
+      </w:pPr>
+      <w:r>
+        <w:rPr>
+          <w:b/>
+          <w:bCs/>
+        </w:rPr>
+        <w:t>Gráfico que resume la metodología</w:t>
+      </w:r>
+      <w:r>
+        <w:rPr>
+          <w:b/>
+          <w:bCs/>
+        </w:rPr>
+        <w:t xml:space="preserve"> </w:t>
+      </w:r>
+    </w:p>
+    <w:p>
+      <w:pPr>
+        <w:pStyle w:val="Prrafodelista"/>
+        <w:numPr>
+          <w:ilvl w:val="1"/>
+          <w:numId w:val="1"/>
+        </w:numPr>
+      </w:pPr>
+      <w:r>
+        <w:t>Recolección data</w:t>
+      </w:r>
+    </w:p>
+    <w:p>
+      <w:pPr>
+        <w:pStyle w:val="Prrafodelista"/>
+        <w:numPr>
+          <w:ilvl w:val="1"/>
+          <w:numId w:val="1"/>
+        </w:numPr>
+      </w:pPr>
+      <w:r>
+        <w:t>Preprocesamiento</w:t>
+      </w:r>
+    </w:p>
+    <w:p>
+      <w:pPr>
+        <w:pStyle w:val="Prrafodelista"/>
+        <w:numPr>
+          <w:ilvl w:val="2"/>
+          <w:numId w:val="1"/>
+        </w:numPr>
+      </w:pPr>
+      <w:r>
+        <w:t>Limpieza</w:t>
+      </w:r>
+    </w:p>
+    <w:p>
+      <w:pPr>
+        <w:pStyle w:val="Prrafodelista"/>
+        <w:numPr>
+          <w:ilvl w:val="2"/>
+          <w:numId w:val="1"/>
+        </w:numPr>
+      </w:pPr>
+      <w:r>
+        <w:t>Tokens</w:t>
+      </w:r>
+    </w:p>
+    <w:p>
+      <w:pPr>
+        <w:pStyle w:val="Prrafodelista"/>
+        <w:numPr>
+          <w:ilvl w:val="2"/>
+          <w:numId w:val="1"/>
+        </w:numPr>
+      </w:pPr>
       <w:proofErr w:type="spellStart"/>
       <w:r>
-        <w:t>interpretacion</w:t>
+        <w:t>Stopwords</w:t>
       </w:r>
       <w:proofErr w:type="spellEnd"/>
     </w:p>
@@ -234,13 +405,262 @@
           <w:ilvl w:val="1"/>
           <w:numId w:val="1"/>
         </w:numPr>
-      </w:pPr>
-      <w:r>
-        <w:t>Gráfico que resume la metodología</w:t>
-      </w:r>
-      <w:r>
+        <w:rPr>
+          <w:b/>
+          <w:bCs/>
+        </w:rPr>
+      </w:pPr>
+      <w:r>
+        <w:rPr>
+          <w:b/>
+          <w:bCs/>
+        </w:rPr>
+        <w:t>Identificación menciones</w:t>
+      </w:r>
+      <w:r>
+        <w:rPr>
+          <w:b/>
+          <w:bCs/>
+        </w:rPr>
+        <w:t xml:space="preserve"> ciencia</w:t>
+      </w:r>
+      <w:r>
+        <w:rPr>
+          <w:b/>
+          <w:bCs/>
+        </w:rPr>
         <w:t xml:space="preserve"> </w:t>
       </w:r>
+      <w:proofErr w:type="gramStart"/>
+      <w:r>
+        <w:rPr>
+          <w:b/>
+          <w:bCs/>
+        </w:rPr>
+        <w:t>34  c</w:t>
+      </w:r>
+      <w:proofErr w:type="gramEnd"/>
+      <w:r>
+        <w:rPr>
+          <w:b/>
+          <w:bCs/>
+        </w:rPr>
+        <w:t>/u</w:t>
+      </w:r>
+    </w:p>
+    <w:p>
+      <w:pPr>
+        <w:pStyle w:val="Prrafodelista"/>
+        <w:numPr>
+          <w:ilvl w:val="2"/>
+          <w:numId w:val="1"/>
+        </w:numPr>
+      </w:pPr>
+      <w:proofErr w:type="spellStart"/>
+      <w:r>
+        <w:t>Intro</w:t>
+      </w:r>
+      <w:proofErr w:type="spellEnd"/>
+      <w:r>
+        <w:t xml:space="preserve"> + Búsqueda semántica + </w:t>
+      </w:r>
+      <w:proofErr w:type="spellStart"/>
+      <w:r>
+        <w:t>Embeddings</w:t>
+      </w:r>
+      <w:proofErr w:type="spellEnd"/>
+      <w:r>
+        <w:t xml:space="preserve"> + Similitud de coseno</w:t>
+      </w:r>
+    </w:p>
+    <w:p>
+      <w:pPr>
+        <w:pStyle w:val="Prrafodelista"/>
+        <w:numPr>
+          <w:ilvl w:val="2"/>
+          <w:numId w:val="1"/>
+        </w:numPr>
+        <w:rPr>
+          <w:b/>
+          <w:bCs/>
+        </w:rPr>
+      </w:pPr>
+      <w:r>
+        <w:rPr>
+          <w:b/>
+          <w:bCs/>
+        </w:rPr>
+        <w:t>Tesauro Ciencia</w:t>
+      </w:r>
+    </w:p>
+    <w:p>
+      <w:pPr>
+        <w:pStyle w:val="Prrafodelista"/>
+        <w:numPr>
+          <w:ilvl w:val="2"/>
+          <w:numId w:val="1"/>
+        </w:numPr>
+        <w:rPr>
+          <w:b/>
+          <w:bCs/>
+        </w:rPr>
+      </w:pPr>
+      <w:proofErr w:type="spellStart"/>
+      <w:r>
+        <w:rPr>
+          <w:b/>
+          <w:bCs/>
+        </w:rPr>
+        <w:t>Chunks</w:t>
+      </w:r>
+      <w:proofErr w:type="spellEnd"/>
+      <w:r>
+        <w:rPr>
+          <w:b/>
+          <w:bCs/>
+        </w:rPr>
+        <w:t xml:space="preserve"> - fragmentos</w:t>
+      </w:r>
+    </w:p>
+    <w:p>
+      <w:pPr>
+        <w:pStyle w:val="Prrafodelista"/>
+        <w:numPr>
+          <w:ilvl w:val="2"/>
+          <w:numId w:val="1"/>
+        </w:numPr>
+        <w:rPr>
+          <w:b/>
+          <w:bCs/>
+        </w:rPr>
+      </w:pPr>
+      <w:proofErr w:type="spellStart"/>
+      <w:r>
+        <w:rPr>
+          <w:b/>
+          <w:bCs/>
+        </w:rPr>
+        <w:t>Embeddings</w:t>
+      </w:r>
+      <w:proofErr w:type="spellEnd"/>
+    </w:p>
+    <w:p>
+      <w:pPr>
+        <w:pStyle w:val="Prrafodelista"/>
+        <w:numPr>
+          <w:ilvl w:val="2"/>
+          <w:numId w:val="1"/>
+        </w:numPr>
+        <w:rPr>
+          <w:b/>
+          <w:bCs/>
+        </w:rPr>
+      </w:pPr>
+      <w:r>
+        <w:rPr>
+          <w:b/>
+          <w:bCs/>
+        </w:rPr>
+        <w:t>Similitud de coseno</w:t>
+      </w:r>
+    </w:p>
+    <w:p>
+      <w:pPr>
+        <w:pStyle w:val="Prrafodelista"/>
+        <w:numPr>
+          <w:ilvl w:val="2"/>
+          <w:numId w:val="1"/>
+        </w:numPr>
+        <w:rPr>
+          <w:b/>
+          <w:bCs/>
+        </w:rPr>
+      </w:pPr>
+      <w:r>
+        <w:rPr>
+          <w:b/>
+          <w:bCs/>
+        </w:rPr>
+        <w:t>Elección umbral</w:t>
+      </w:r>
+    </w:p>
+    <w:p>
+      <w:pPr>
+        <w:pStyle w:val="Prrafodelista"/>
+        <w:numPr>
+          <w:ilvl w:val="2"/>
+          <w:numId w:val="1"/>
+        </w:numPr>
+        <w:rPr>
+          <w:b/>
+          <w:bCs/>
+        </w:rPr>
+      </w:pPr>
+      <w:proofErr w:type="gramStart"/>
+      <w:r>
+        <w:rPr>
+          <w:b/>
+          <w:bCs/>
+        </w:rPr>
+        <w:t>Construcción conjunto</w:t>
+      </w:r>
+      <w:proofErr w:type="gramEnd"/>
+      <w:r>
+        <w:rPr>
+          <w:b/>
+          <w:bCs/>
+        </w:rPr>
+        <w:t xml:space="preserve"> de validación humana</w:t>
+      </w:r>
+    </w:p>
+    <w:p>
+      <w:pPr>
+        <w:pStyle w:val="Prrafodelista"/>
+        <w:numPr>
+          <w:ilvl w:val="2"/>
+          <w:numId w:val="1"/>
+        </w:numPr>
+        <w:rPr>
+          <w:b/>
+          <w:bCs/>
+        </w:rPr>
+      </w:pPr>
+      <w:proofErr w:type="spellStart"/>
+      <w:r>
+        <w:rPr>
+          <w:b/>
+          <w:bCs/>
+        </w:rPr>
+        <w:t>Accuracy</w:t>
+      </w:r>
+      <w:proofErr w:type="spellEnd"/>
+      <w:r>
+        <w:rPr>
+          <w:b/>
+          <w:bCs/>
+        </w:rPr>
+        <w:t xml:space="preserve"> umbral</w:t>
+      </w:r>
+    </w:p>
+    <w:p>
+      <w:pPr>
+        <w:pStyle w:val="Prrafodelista"/>
+        <w:numPr>
+          <w:ilvl w:val="2"/>
+          <w:numId w:val="1"/>
+        </w:numPr>
+        <w:rPr>
+          <w:b/>
+          <w:bCs/>
+        </w:rPr>
+      </w:pPr>
+      <w:r>
+        <w:rPr>
+          <w:b/>
+          <w:bCs/>
+        </w:rPr>
+        <w:t>Significado umbral</w:t>
+      </w:r>
     </w:p>
     <w:p>
       <w:pPr>
@@ -249,9 +669,39 @@
           <w:ilvl w:val="1"/>
           <w:numId w:val="1"/>
         </w:numPr>
-      </w:pPr>
-      <w:r>
-        <w:t>Recolección data</w:t>
+        <w:rPr>
+          <w:b/>
+          <w:bCs/>
+        </w:rPr>
+      </w:pPr>
+      <w:r>
+        <w:rPr>
+          <w:b/>
+          <w:bCs/>
+        </w:rPr>
+        <w:lastRenderedPageBreak/>
+        <w:t>Análisis descriptivos</w:t>
+      </w:r>
+      <w:r>
+        <w:rPr>
+          <w:b/>
+          <w:bCs/>
+        </w:rPr>
+        <w:t xml:space="preserve"> y exploratorios</w:t>
+      </w:r>
+      <w:r>
+        <w:rPr>
+          <w:b/>
+          <w:bCs/>
+        </w:rPr>
+        <w:t xml:space="preserve"> de textos y autores</w:t>
+      </w:r>
+      <w:r>
+        <w:rPr>
+          <w:b/>
+          <w:bCs/>
+        </w:rPr>
+        <w:t xml:space="preserve"> (comparativos)</w:t>
       </w:r>
     </w:p>
     <w:p>
@@ -261,9 +711,228 @@
           <w:ilvl w:val="1"/>
           <w:numId w:val="1"/>
         </w:numPr>
-      </w:pPr>
-      <w:r>
-        <w:t>Preprocesamiento</w:t>
+        <w:rPr>
+          <w:b/>
+          <w:bCs/>
+        </w:rPr>
+      </w:pPr>
+      <w:r>
+        <w:rPr>
+          <w:b/>
+          <w:bCs/>
+        </w:rPr>
+        <w:t xml:space="preserve">Análisis de entidades – </w:t>
+      </w:r>
+      <w:r>
+        <w:rPr>
+          <w:b/>
+          <w:bCs/>
+        </w:rPr>
+        <w:t>NER</w:t>
+      </w:r>
+      <w:r>
+        <w:rPr>
+          <w:b/>
+          <w:bCs/>
+        </w:rPr>
+        <w:t xml:space="preserve"> (comparativos)</w:t>
+      </w:r>
+    </w:p>
+    <w:p>
+      <w:pPr>
+        <w:pStyle w:val="Prrafodelista"/>
+        <w:numPr>
+          <w:ilvl w:val="1"/>
+          <w:numId w:val="1"/>
+        </w:numPr>
+        <w:rPr>
+          <w:b/>
+          <w:bCs/>
+        </w:rPr>
+      </w:pPr>
+      <w:r>
+        <w:rPr>
+          <w:b/>
+          <w:bCs/>
+        </w:rPr>
+        <w:t>Análisis de temas</w:t>
+      </w:r>
+      <w:r>
+        <w:rPr>
+          <w:b/>
+          <w:bCs/>
+        </w:rPr>
+        <w:t xml:space="preserve"> (comparativos</w:t>
+      </w:r>
+      <w:r>
+        <w:rPr>
+          <w:b/>
+          <w:bCs/>
+        </w:rPr>
+        <w:t>)</w:t>
+      </w:r>
+    </w:p>
+    <w:p>
+      <w:pPr>
+        <w:pStyle w:val="Prrafodelista"/>
+        <w:numPr>
+          <w:ilvl w:val="1"/>
+          <w:numId w:val="1"/>
+        </w:numPr>
+        <w:rPr>
+          <w:b/>
+          <w:bCs/>
+        </w:rPr>
+      </w:pPr>
+      <w:r>
+        <w:rPr>
+          <w:b/>
+          <w:bCs/>
+        </w:rPr>
+        <w:t>Análisis léxico-discursivo</w:t>
+      </w:r>
+      <w:r>
+        <w:rPr>
+          <w:b/>
+          <w:bCs/>
+        </w:rPr>
+        <w:t>/ vocabulario</w:t>
+      </w:r>
+      <w:r>
+        <w:rPr>
+          <w:b/>
+          <w:bCs/>
+        </w:rPr>
+        <w:t xml:space="preserve"> (</w:t>
+      </w:r>
+      <w:proofErr w:type="spellStart"/>
+      <w:r>
+        <w:rPr>
+          <w:b/>
+          <w:bCs/>
+        </w:rPr>
+        <w:t>keywords</w:t>
+      </w:r>
+      <w:proofErr w:type="spellEnd"/>
+      <w:r>
+        <w:rPr>
+          <w:b/>
+          <w:bCs/>
+        </w:rPr>
+        <w:t xml:space="preserve"> in </w:t>
+      </w:r>
+      <w:proofErr w:type="spellStart"/>
+      <w:r>
+        <w:rPr>
+          <w:b/>
+          <w:bCs/>
+        </w:rPr>
+        <w:t>context</w:t>
+      </w:r>
+      <w:proofErr w:type="spellEnd"/>
+      <w:r>
+        <w:rPr>
+          <w:b/>
+          <w:bCs/>
+        </w:rPr>
+        <w:t>, concordancias, n-</w:t>
+      </w:r>
+      <w:proofErr w:type="spellStart"/>
+      <w:r>
+        <w:rPr>
+          <w:b/>
+          <w:bCs/>
+        </w:rPr>
+        <w:t>grams</w:t>
+      </w:r>
+      <w:proofErr w:type="spellEnd"/>
+      <w:r>
+        <w:rPr>
+          <w:b/>
+          <w:bCs/>
+        </w:rPr>
+        <w:t>, POS-</w:t>
+      </w:r>
+      <w:proofErr w:type="spellStart"/>
+      <w:r>
+        <w:rPr>
+          <w:b/>
+          <w:bCs/>
+        </w:rPr>
+        <w:t>tagging</w:t>
+      </w:r>
+      <w:proofErr w:type="spellEnd"/>
+      <w:r>
+        <w:rPr>
+          <w:b/>
+          <w:bCs/>
+        </w:rPr>
+        <w:t>)</w:t>
+      </w:r>
+      <w:r>
+        <w:rPr>
+          <w:b/>
+          <w:bCs/>
+        </w:rPr>
+        <w:t xml:space="preserve"> (comparativos</w:t>
+      </w:r>
+      <w:r>
+        <w:rPr>
+          <w:b/>
+          <w:bCs/>
+        </w:rPr>
+        <w:t>)</w:t>
+      </w:r>
+    </w:p>
+    <w:p>
+      <w:pPr>
+        <w:pStyle w:val="Prrafodelista"/>
+        <w:ind w:left="1440"/>
+      </w:pPr>
+    </w:p>
+    <w:p>
+      <w:pPr>
+        <w:pStyle w:val="Prrafodelista"/>
+        <w:numPr>
+          <w:ilvl w:val="0"/>
+          <w:numId w:val="1"/>
+        </w:numPr>
+      </w:pPr>
+      <w:r>
+        <w:t>Resultados</w:t>
+      </w:r>
+      <w:r>
+        <w:t xml:space="preserve"> (</w:t>
+      </w:r>
+      <w:r>
+        <w:t xml:space="preserve">1750 </w:t>
+      </w:r>
+      <w:r>
+        <w:t>palabras)</w:t>
+      </w:r>
+    </w:p>
+    <w:p>
+      <w:pPr>
+        <w:pStyle w:val="Prrafodelista"/>
+        <w:numPr>
+          <w:ilvl w:val="1"/>
+          <w:numId w:val="1"/>
+        </w:numPr>
+      </w:pPr>
+      <w:r>
+        <w:t>Preprocesamiento ¿Cuántas palabras quedaron luego del preprocesamiento? ¿Qué diferencia hay entre el texto crudo y el texto procesado?</w:t>
+      </w:r>
+    </w:p>
+    <w:p>
+      <w:pPr>
+        <w:pStyle w:val="Prrafodelista"/>
+        <w:numPr>
+          <w:ilvl w:val="1"/>
+          <w:numId w:val="1"/>
+        </w:numPr>
+      </w:pPr>
+      <w:r>
+        <w:t xml:space="preserve">Identificación menciones a la ciencia. </w:t>
       </w:r>
     </w:p>
     <w:p>
@@ -275,8 +944,13 @@
         </w:numPr>
       </w:pPr>
       <w:r>
-        <w:t>Limpieza</w:t>
-      </w:r>
+        <w:t xml:space="preserve">Umbral y valor de </w:t>
+      </w:r>
+      <w:proofErr w:type="spellStart"/>
+      <w:r>
+        <w:t>accuracy</w:t>
+      </w:r>
+      <w:proofErr w:type="spellEnd"/>
     </w:p>
     <w:p>
       <w:pPr>
@@ -287,7 +961,7 @@
         </w:numPr>
       </w:pPr>
       <w:r>
-        <w:t>Tokens</w:t>
+        <w:t xml:space="preserve"> ¿Cuántas quedaron después? Algunos ejemplos.</w:t>
       </w:r>
     </w:p>
     <w:p>
@@ -298,48 +972,272 @@
           <w:numId w:val="1"/>
         </w:numPr>
       </w:pPr>
+      <w:r>
+        <w:t>Por subcategorías</w:t>
+      </w:r>
+    </w:p>
+    <w:p>
+      <w:pPr>
+        <w:pStyle w:val="Prrafodelista"/>
+        <w:numPr>
+          <w:ilvl w:val="1"/>
+          <w:numId w:val="1"/>
+        </w:numPr>
+      </w:pPr>
+      <w:r>
+        <w:t>Análisis descriptivos y exploratorios de textos y autores (comparativos)</w:t>
+      </w:r>
+    </w:p>
+    <w:p>
+      <w:pPr>
+        <w:pStyle w:val="Prrafodelista"/>
+        <w:numPr>
+          <w:ilvl w:val="2"/>
+          <w:numId w:val="1"/>
+        </w:numPr>
+      </w:pPr>
+      <w:r>
+        <w:t>Estadísticos descriptivos generales del corpus</w:t>
+      </w:r>
+      <w:r>
+        <w:t xml:space="preserve"> vs ciencia</w:t>
+      </w:r>
+    </w:p>
+    <w:p>
+      <w:pPr>
+        <w:pStyle w:val="Prrafodelista"/>
+        <w:numPr>
+          <w:ilvl w:val="2"/>
+          <w:numId w:val="1"/>
+        </w:numPr>
+      </w:pPr>
+      <w:r>
+        <w:t>Distribución de columnas y autores por periódico</w:t>
+      </w:r>
+      <w:r>
+        <w:t>, general vs ciencia</w:t>
+      </w:r>
+    </w:p>
+    <w:p>
+      <w:pPr>
+        <w:pStyle w:val="Prrafodelista"/>
+        <w:numPr>
+          <w:ilvl w:val="2"/>
+          <w:numId w:val="1"/>
+        </w:numPr>
+      </w:pPr>
+      <w:r>
+        <w:t>Nubes de palabras general vs ciencia</w:t>
+      </w:r>
+    </w:p>
+    <w:p>
+      <w:pPr>
+        <w:pStyle w:val="Prrafodelista"/>
+        <w:numPr>
+          <w:ilvl w:val="2"/>
+          <w:numId w:val="1"/>
+        </w:numPr>
+      </w:pPr>
+      <w:r>
+        <w:t>Distribución temporal general vs ciencia</w:t>
+      </w:r>
+    </w:p>
+    <w:p>
+      <w:pPr>
+        <w:pStyle w:val="Prrafodelista"/>
+        <w:numPr>
+          <w:ilvl w:val="2"/>
+          <w:numId w:val="1"/>
+        </w:numPr>
+      </w:pPr>
+      <w:r>
+        <w:t>Top autores en ciencia vs top en corpus</w:t>
+      </w:r>
+    </w:p>
+    <w:p>
+      <w:pPr>
+        <w:pStyle w:val="Prrafodelista"/>
+        <w:numPr>
+          <w:ilvl w:val="2"/>
+          <w:numId w:val="1"/>
+        </w:numPr>
+      </w:pPr>
+      <w:r>
+        <w:t>Por subcategorías</w:t>
+      </w:r>
+    </w:p>
+    <w:p>
+      <w:pPr>
+        <w:pStyle w:val="Prrafodelista"/>
+        <w:numPr>
+          <w:ilvl w:val="1"/>
+          <w:numId w:val="1"/>
+        </w:numPr>
+      </w:pPr>
+      <w:r>
+        <w:t>Análisis de entidades – NER (comparativos)</w:t>
+      </w:r>
+    </w:p>
+    <w:p>
+      <w:pPr>
+        <w:pStyle w:val="Prrafodelista"/>
+        <w:numPr>
+          <w:ilvl w:val="2"/>
+          <w:numId w:val="1"/>
+        </w:numPr>
+      </w:pPr>
+      <w:proofErr w:type="gramStart"/>
+      <w:r>
+        <w:t>Tabla con metadatos?</w:t>
+      </w:r>
+      <w:proofErr w:type="gramEnd"/>
+      <w:r>
+        <w:t xml:space="preserve"> </w:t>
+      </w:r>
+    </w:p>
+    <w:p>
+      <w:pPr>
+        <w:pStyle w:val="Prrafodelista"/>
+        <w:numPr>
+          <w:ilvl w:val="2"/>
+          <w:numId w:val="1"/>
+        </w:numPr>
+      </w:pPr>
+      <w:r>
+        <w:t>Resumen por afiliación</w:t>
+      </w:r>
+    </w:p>
+    <w:p>
+      <w:pPr>
+        <w:pStyle w:val="Prrafodelista"/>
+        <w:numPr>
+          <w:ilvl w:val="2"/>
+          <w:numId w:val="1"/>
+        </w:numPr>
+      </w:pPr>
+      <w:r>
+        <w:t xml:space="preserve">Resumen organización, actores, </w:t>
+      </w:r>
+      <w:r>
+        <w:t>lugar</w:t>
+      </w:r>
+    </w:p>
+    <w:p>
+      <w:pPr>
+        <w:pStyle w:val="Prrafodelista"/>
+        <w:numPr>
+          <w:ilvl w:val="2"/>
+          <w:numId w:val="1"/>
+        </w:numPr>
+      </w:pPr>
+      <w:r>
+        <w:t xml:space="preserve">Top </w:t>
+      </w:r>
+    </w:p>
+    <w:p>
+      <w:pPr>
+        <w:pStyle w:val="Prrafodelista"/>
+        <w:numPr>
+          <w:ilvl w:val="1"/>
+          <w:numId w:val="1"/>
+        </w:numPr>
+      </w:pPr>
+      <w:r>
+        <w:t>Análisis de temas (comparativos)</w:t>
+      </w:r>
+    </w:p>
+    <w:p>
+      <w:pPr>
+        <w:pStyle w:val="Prrafodelista"/>
+        <w:numPr>
+          <w:ilvl w:val="2"/>
+          <w:numId w:val="1"/>
+        </w:numPr>
+      </w:pPr>
+      <w:r>
+        <w:t>Temas obtenidos</w:t>
+      </w:r>
+    </w:p>
+    <w:p>
+      <w:pPr>
+        <w:pStyle w:val="Prrafodelista"/>
+        <w:numPr>
+          <w:ilvl w:val="2"/>
+          <w:numId w:val="1"/>
+        </w:numPr>
+      </w:pPr>
+    </w:p>
+    <w:p>
+      <w:pPr>
+        <w:pStyle w:val="Prrafodelista"/>
+        <w:numPr>
+          <w:ilvl w:val="1"/>
+          <w:numId w:val="1"/>
+        </w:numPr>
+      </w:pPr>
+      <w:r>
+        <w:t>Análisis léxico-discursivo/ vocabulario (</w:t>
+      </w:r>
       <w:proofErr w:type="spellStart"/>
       <w:r>
-        <w:t>Stopwords</w:t>
+        <w:t>keywords</w:t>
       </w:r>
       <w:proofErr w:type="spellEnd"/>
-    </w:p>
-    <w:p>
-      <w:pPr>
-        <w:pStyle w:val="Prrafodelista"/>
-        <w:numPr>
-          <w:ilvl w:val="2"/>
-          <w:numId w:val="1"/>
-        </w:numPr>
-      </w:pPr>
-      <w:r>
-        <w:t>Diferentes niveles de preprocesamiento</w:t>
-      </w:r>
-      <w:r>
-        <w:t xml:space="preserve"> (lematizado o no, </w:t>
+      <w:r>
+        <w:t xml:space="preserve"> in </w:t>
       </w:r>
       <w:proofErr w:type="spellStart"/>
       <w:r>
-        <w:t>chunks</w:t>
+        <w:t>context</w:t>
       </w:r>
       <w:proofErr w:type="spellEnd"/>
       <w:r>
-        <w:t xml:space="preserve"> o no, sin </w:t>
+        <w:t>, concordancias, n-</w:t>
       </w:r>
       <w:proofErr w:type="spellStart"/>
       <w:r>
-        <w:t>stopwords</w:t>
+        <w:t>grams</w:t>
       </w:r>
       <w:proofErr w:type="spellEnd"/>
       <w:r>
-        <w:t xml:space="preserve"> o con </w:t>
+        <w:t>, POS-</w:t>
       </w:r>
       <w:proofErr w:type="spellStart"/>
       <w:r>
-        <w:t>stopwords</w:t>
+        <w:t>tagging</w:t>
       </w:r>
       <w:proofErr w:type="spellEnd"/>
       <w:r>
+        <w:t>) (comparativos)</w:t>
+      </w:r>
+    </w:p>
+    <w:p>
+      <w:pPr>
+        <w:pStyle w:val="Prrafodelista"/>
+        <w:numPr>
+          <w:ilvl w:val="0"/>
+          <w:numId w:val="1"/>
+        </w:numPr>
+      </w:pPr>
+      <w:r>
+        <w:t>Discusión</w:t>
+      </w:r>
+      <w:r>
+        <w:t xml:space="preserve"> y conclusiones</w:t>
+      </w:r>
+      <w:r>
+        <w:t xml:space="preserve"> (</w:t>
+      </w:r>
+      <w:r>
+        <w:t xml:space="preserve">1750 </w:t>
+      </w:r>
+      <w:r>
+        <w:t>palabras</w:t>
+      </w:r>
+      <w:r>
+        <w:t xml:space="preserve"> = 1300 + 450</w:t>
+      </w:r>
+      <w:r>
         <w:t>)</w:t>
       </w:r>
     </w:p>
@@ -347,443 +1245,12 @@
       <w:pPr>
         <w:pStyle w:val="Prrafodelista"/>
         <w:numPr>
-          <w:ilvl w:val="1"/>
-          <w:numId w:val="1"/>
-        </w:numPr>
-      </w:pPr>
-      <w:r>
-        <w:t>Búsqueda semántica ciencia</w:t>
-      </w:r>
-    </w:p>
-    <w:p>
-      <w:pPr>
-        <w:pStyle w:val="Prrafodelista"/>
-        <w:numPr>
-          <w:ilvl w:val="2"/>
-          <w:numId w:val="1"/>
-        </w:numPr>
-      </w:pPr>
-      <w:proofErr w:type="spellStart"/>
-      <w:r>
-        <w:t>Embeddings</w:t>
-      </w:r>
-      <w:proofErr w:type="spellEnd"/>
-    </w:p>
-    <w:p>
-      <w:pPr>
-        <w:pStyle w:val="Prrafodelista"/>
-        <w:numPr>
-          <w:ilvl w:val="2"/>
-          <w:numId w:val="1"/>
-        </w:numPr>
-      </w:pPr>
-      <w:r>
-        <w:t>Similitud de coseno</w:t>
-      </w:r>
-    </w:p>
-    <w:p>
-      <w:pPr>
-        <w:pStyle w:val="Prrafodelista"/>
-        <w:numPr>
-          <w:ilvl w:val="2"/>
-          <w:numId w:val="1"/>
-        </w:numPr>
-      </w:pPr>
-      <w:r>
-        <w:t>Tesauro</w:t>
-      </w:r>
-      <w:r>
-        <w:t xml:space="preserve"> Ciencia</w:t>
-      </w:r>
-    </w:p>
-    <w:p>
-      <w:pPr>
-        <w:pStyle w:val="Prrafodelista"/>
-        <w:numPr>
-          <w:ilvl w:val="2"/>
-          <w:numId w:val="1"/>
-        </w:numPr>
-      </w:pPr>
-      <w:r>
-        <w:t>Elección umbral</w:t>
-      </w:r>
-    </w:p>
-    <w:p>
-      <w:pPr>
-        <w:pStyle w:val="Prrafodelista"/>
-        <w:numPr>
-          <w:ilvl w:val="2"/>
-          <w:numId w:val="1"/>
-        </w:numPr>
-      </w:pPr>
-      <w:proofErr w:type="spellStart"/>
-      <w:r>
-        <w:t>Accuracy</w:t>
-      </w:r>
-      <w:proofErr w:type="spellEnd"/>
-      <w:r>
-        <w:t xml:space="preserve"> umbral</w:t>
-      </w:r>
-    </w:p>
-    <w:p>
-      <w:pPr>
-        <w:pStyle w:val="Prrafodelista"/>
-        <w:numPr>
-          <w:ilvl w:val="1"/>
-          <w:numId w:val="1"/>
-        </w:numPr>
-      </w:pPr>
-      <w:r>
-        <w:t>Análisis descriptivos</w:t>
-      </w:r>
-      <w:r>
-        <w:t xml:space="preserve"> y exploratorios</w:t>
-      </w:r>
-      <w:r>
-        <w:t xml:space="preserve"> de textos y autores</w:t>
-      </w:r>
-      <w:r>
-        <w:t xml:space="preserve"> (comparativos)</w:t>
-      </w:r>
-    </w:p>
-    <w:p>
-      <w:pPr>
-        <w:pStyle w:val="Prrafodelista"/>
-        <w:numPr>
-          <w:ilvl w:val="1"/>
-          <w:numId w:val="1"/>
-        </w:numPr>
-      </w:pPr>
-      <w:r>
-        <w:t xml:space="preserve">Análisis de entidades – </w:t>
-      </w:r>
-      <w:r>
-        <w:t>NER</w:t>
-      </w:r>
-      <w:r>
-        <w:t xml:space="preserve"> (comparativos)</w:t>
-      </w:r>
-    </w:p>
-    <w:p>
-      <w:pPr>
-        <w:pStyle w:val="Prrafodelista"/>
-        <w:numPr>
-          <w:ilvl w:val="1"/>
-          <w:numId w:val="1"/>
-        </w:numPr>
-      </w:pPr>
-      <w:r>
-        <w:t>Análisis de temas</w:t>
-      </w:r>
-      <w:r>
-        <w:t xml:space="preserve"> (comparativos</w:t>
-      </w:r>
-      <w:r>
-        <w:t>)</w:t>
-      </w:r>
-    </w:p>
-    <w:p>
-      <w:pPr>
-        <w:pStyle w:val="Prrafodelista"/>
-        <w:numPr>
-          <w:ilvl w:val="1"/>
-          <w:numId w:val="1"/>
-        </w:numPr>
-      </w:pPr>
-      <w:r>
-        <w:t>Análisis léxico-discursivo</w:t>
-      </w:r>
-      <w:r>
-        <w:t>/</w:t>
-      </w:r>
-      <w:r>
-        <w:t xml:space="preserve"> </w:t>
-      </w:r>
-      <w:r>
-        <w:t>vocabulario</w:t>
-      </w:r>
-      <w:r>
-        <w:t xml:space="preserve"> (</w:t>
-      </w:r>
-      <w:proofErr w:type="spellStart"/>
-      <w:r>
-        <w:t>keywords</w:t>
-      </w:r>
-      <w:proofErr w:type="spellEnd"/>
-      <w:r>
-        <w:t xml:space="preserve"> in </w:t>
-      </w:r>
-      <w:proofErr w:type="spellStart"/>
-      <w:r>
-        <w:t>context</w:t>
-      </w:r>
-      <w:proofErr w:type="spellEnd"/>
-      <w:r>
-        <w:t>, concordancias, n-</w:t>
-      </w:r>
-      <w:proofErr w:type="spellStart"/>
-      <w:r>
-        <w:t>grams</w:t>
-      </w:r>
-      <w:proofErr w:type="spellEnd"/>
-      <w:r>
-        <w:t>, POS-</w:t>
-      </w:r>
-      <w:proofErr w:type="spellStart"/>
-      <w:r>
-        <w:t>tagging</w:t>
-      </w:r>
-      <w:proofErr w:type="spellEnd"/>
-      <w:r>
-        <w:t>)</w:t>
-      </w:r>
-      <w:r>
-        <w:t xml:space="preserve"> (comparativos</w:t>
-      </w:r>
-      <w:r>
-        <w:t>)</w:t>
-      </w:r>
-    </w:p>
-    <w:p>
-      <w:pPr>
-        <w:pStyle w:val="Prrafodelista"/>
-        <w:ind w:left="1440"/>
-      </w:pPr>
-    </w:p>
-    <w:p>
-      <w:pPr>
-        <w:pStyle w:val="Prrafodelista"/>
-        <w:numPr>
           <w:ilvl w:val="0"/>
           <w:numId w:val="1"/>
         </w:numPr>
       </w:pPr>
       <w:r>
-        <w:t>Resultados</w:t>
-      </w:r>
-      <w:r>
-        <w:t xml:space="preserve"> (2100 palabras)</w:t>
-      </w:r>
-    </w:p>
-    <w:p>
-      <w:pPr>
-        <w:pStyle w:val="Prrafodelista"/>
-        <w:numPr>
-          <w:ilvl w:val="1"/>
-          <w:numId w:val="1"/>
-        </w:numPr>
-      </w:pPr>
-      <w:proofErr w:type="spellStart"/>
-      <w:r>
-        <w:t>Analisis</w:t>
-      </w:r>
-      <w:proofErr w:type="spellEnd"/>
-      <w:r>
-        <w:t xml:space="preserve"> exploratorio y estadísticos descriptivos</w:t>
-      </w:r>
-    </w:p>
-    <w:p>
-      <w:pPr>
-        <w:pStyle w:val="Prrafodelista"/>
-        <w:numPr>
-          <w:ilvl w:val="2"/>
-          <w:numId w:val="1"/>
-        </w:numPr>
-      </w:pPr>
-      <w:r>
-        <w:t>Estadísticos descriptivos generales del corpus</w:t>
-      </w:r>
-    </w:p>
-    <w:p>
-      <w:pPr>
-        <w:pStyle w:val="Prrafodelista"/>
-        <w:numPr>
-          <w:ilvl w:val="2"/>
-          <w:numId w:val="1"/>
-        </w:numPr>
-      </w:pPr>
-      <w:r>
-        <w:lastRenderedPageBreak/>
-        <w:t>Distribución de columnas y autores por periódico</w:t>
-      </w:r>
-    </w:p>
-    <w:p>
-      <w:pPr>
-        <w:pStyle w:val="Prrafodelista"/>
-        <w:numPr>
-          <w:ilvl w:val="2"/>
-          <w:numId w:val="1"/>
-        </w:numPr>
-      </w:pPr>
-      <w:r>
-        <w:t>Nube de palabras general</w:t>
-      </w:r>
-    </w:p>
-    <w:p>
-      <w:pPr>
-        <w:pStyle w:val="Prrafodelista"/>
-        <w:numPr>
-          <w:ilvl w:val="1"/>
-          <w:numId w:val="1"/>
-        </w:numPr>
-      </w:pPr>
-      <w:r>
-        <w:t xml:space="preserve">Elección </w:t>
-      </w:r>
-      <w:r>
-        <w:t>umbral para búsqueda ciencia</w:t>
-      </w:r>
-    </w:p>
-    <w:p>
-      <w:pPr>
-        <w:pStyle w:val="Prrafodelista"/>
-        <w:numPr>
-          <w:ilvl w:val="1"/>
-          <w:numId w:val="1"/>
-        </w:numPr>
-      </w:pPr>
-      <w:r>
-        <w:t>Identificación ciencia</w:t>
-      </w:r>
-    </w:p>
-    <w:p>
-      <w:pPr>
-        <w:pStyle w:val="Prrafodelista"/>
-        <w:numPr>
-          <w:ilvl w:val="2"/>
-          <w:numId w:val="1"/>
-        </w:numPr>
-      </w:pPr>
-      <w:proofErr w:type="spellStart"/>
-      <w:r>
-        <w:t>Distribucion</w:t>
-      </w:r>
-      <w:proofErr w:type="spellEnd"/>
-      <w:r>
-        <w:t xml:space="preserve"> temporal</w:t>
-      </w:r>
-    </w:p>
-    <w:p>
-      <w:pPr>
-        <w:pStyle w:val="Prrafodelista"/>
-        <w:numPr>
-          <w:ilvl w:val="2"/>
-          <w:numId w:val="1"/>
-        </w:numPr>
-      </w:pPr>
-      <w:proofErr w:type="spellStart"/>
-      <w:r>
-        <w:t>Distribucion</w:t>
-      </w:r>
-      <w:proofErr w:type="spellEnd"/>
-      <w:r>
-        <w:t xml:space="preserve"> por autores</w:t>
-      </w:r>
-    </w:p>
-    <w:p>
-      <w:pPr>
-        <w:pStyle w:val="Prrafodelista"/>
-        <w:numPr>
-          <w:ilvl w:val="2"/>
-          <w:numId w:val="1"/>
-        </w:numPr>
-      </w:pPr>
-      <w:r>
-        <w:t>Por subcategorías</w:t>
-      </w:r>
-    </w:p>
-    <w:p>
-      <w:pPr>
-        <w:pStyle w:val="Prrafodelista"/>
-        <w:numPr>
-          <w:ilvl w:val="2"/>
-          <w:numId w:val="1"/>
-        </w:numPr>
-      </w:pPr>
-      <w:r>
-        <w:t>Nubes de palabras</w:t>
-      </w:r>
-    </w:p>
-    <w:p>
-      <w:pPr>
-        <w:pStyle w:val="Prrafodelista"/>
-        <w:numPr>
-          <w:ilvl w:val="1"/>
-          <w:numId w:val="1"/>
-        </w:numPr>
-      </w:pPr>
-      <w:r>
-        <w:t>Análisis por palabras</w:t>
-      </w:r>
-    </w:p>
-    <w:p>
-      <w:pPr>
-        <w:pStyle w:val="Prrafodelista"/>
-        <w:numPr>
-          <w:ilvl w:val="2"/>
-          <w:numId w:val="1"/>
-        </w:numPr>
-      </w:pPr>
-      <w:r>
-        <w:t xml:space="preserve">Sustantivos, verbos, </w:t>
-      </w:r>
-      <w:proofErr w:type="gramStart"/>
-      <w:r>
-        <w:t>adjetivos</w:t>
-      </w:r>
-      <w:r>
-        <w:t>(</w:t>
-      </w:r>
-      <w:proofErr w:type="gramEnd"/>
-      <w:r>
-        <w:t>POR ESCRIBIR)</w:t>
-      </w:r>
-    </w:p>
-    <w:p>
-      <w:pPr>
-        <w:pStyle w:val="Prrafodelista"/>
-        <w:numPr>
-          <w:ilvl w:val="1"/>
-          <w:numId w:val="1"/>
-        </w:numPr>
-      </w:pPr>
-      <w:r>
-        <w:t>Coocurrencias ¿?</w:t>
-      </w:r>
-      <w:r>
-        <w:t xml:space="preserve"> (INCOMPLEETO) </w:t>
-      </w:r>
-    </w:p>
-    <w:p>
-      <w:pPr>
-        <w:pStyle w:val="Prrafodelista"/>
-        <w:numPr>
-          <w:ilvl w:val="1"/>
-          <w:numId w:val="1"/>
-        </w:numPr>
-      </w:pPr>
-      <w:r>
-        <w:t>Entidades reconocidas</w:t>
-      </w:r>
-      <w:r>
-        <w:t xml:space="preserve"> (POR ESCRIBIR)</w:t>
-      </w:r>
-    </w:p>
-    <w:p>
-      <w:pPr>
-        <w:pStyle w:val="Prrafodelista"/>
-        <w:numPr>
-          <w:ilvl w:val="1"/>
-          <w:numId w:val="1"/>
-        </w:numPr>
-      </w:pPr>
-      <w:proofErr w:type="spellStart"/>
-      <w:r>
-        <w:t>Tópics</w:t>
-      </w:r>
-      <w:proofErr w:type="spellEnd"/>
-      <w:r>
-        <w:t xml:space="preserve"> (INCOMPLEETO)</w:t>
+        <w:t>Limitaciones y consideraciones éticas ¿?</w:t>
       </w:r>
     </w:p>
     <w:p>
@@ -795,10 +1262,7 @@
         </w:numPr>
       </w:pPr>
       <w:r>
-        <w:t>Discusión</w:t>
-      </w:r>
-      <w:r>
-        <w:t xml:space="preserve"> (2100 palabras)</w:t>
+        <w:t>Reproducibilidad y datos</w:t>
       </w:r>
     </w:p>
     <w:p>
@@ -809,9 +1273,6 @@
           <w:numId w:val="1"/>
         </w:numPr>
       </w:pPr>
-      <w:r>
-        <w:t>Limitaciones y consideraciones éticas ¿?</w:t>
-      </w:r>
     </w:p>
     <w:p>
       <w:pPr>
@@ -822,452 +1283,9 @@
         </w:numPr>
       </w:pPr>
       <w:r>
-        <w:t>Reproducibilidad y datos</w:t>
-      </w:r>
-    </w:p>
-    <w:p>
-      <w:pPr>
-        <w:pStyle w:val="Prrafodelista"/>
-        <w:numPr>
-          <w:ilvl w:val="0"/>
-          <w:numId w:val="1"/>
-        </w:numPr>
-      </w:pPr>
-    </w:p>
-    <w:p>
-      <w:pPr>
-        <w:pStyle w:val="Prrafodelista"/>
-        <w:numPr>
-          <w:ilvl w:val="0"/>
-          <w:numId w:val="1"/>
-        </w:numPr>
-      </w:pPr>
-      <w:r>
         <w:t>Conclusiones y trabajo futuro</w:t>
       </w:r>
     </w:p>
-    <w:p/>
-    <w:p>
-      <w:r>
-        <w:t>1. Enfoque claro y directo (recomendado)</w:t>
-      </w:r>
-    </w:p>
-    <w:p>
-      <w:r>
-        <w:t>Asociaciones discursivas sobre la ciencia en la esfera pública colombiana: un análisis de columnas de opinión con metodologías de humanidades digitales y PLN</w:t>
-      </w:r>
-    </w:p>
-    <w:p>
-      <w:r>
-        <w:t>2. Más conciso, pero completo</w:t>
-      </w:r>
-    </w:p>
-    <w:p>
-      <w:r>
-        <w:t>La ciencia en la esfera pública colombiana: asociaciones discursivas en columnas de opinión mediante humanidades digitales y PLN</w:t>
-      </w:r>
-    </w:p>
-    <w:p>
-      <w:r>
-        <w:t>3. Con énfasis en las asociaciones temáticas</w:t>
-      </w:r>
-    </w:p>
-    <w:p>
-      <w:r>
-        <w:t>Temas, actores y eventos asociados a la ciencia en la opinión pública colombiana: análisis discursivo con humanidades digitales y PLN</w:t>
-      </w:r>
-    </w:p>
-    <w:p>
-      <w:r>
-        <w:t>4. Con énfasis en el análisis del discurso</w:t>
-      </w:r>
-    </w:p>
-    <w:p>
-      <w:r>
-        <w:t>Discursos de la ciencia en las columnas de opinión en Colombia: un estudio basado en humanidades digitales y procesamiento del lenguaje natural</w:t>
-      </w:r>
-    </w:p>
-    <w:p>
-      <w:r>
-        <w:t>5. Estilo más académico y formal</w:t>
-      </w:r>
-    </w:p>
-    <w:p>
-      <w:r>
-        <w:t>Representaciones y asociaciones discursivas de la ciencia en la esfera pública colombiana: análisis de columnas de opinión con herramientas de humanidades digitales y PLN</w:t>
-      </w:r>
-    </w:p>
-    <w:p/>
-    <w:p>
-      <w:pPr>
-        <w:rPr>
-          <w:b/>
-          <w:bCs/>
-        </w:rPr>
-      </w:pPr>
-      <w:r>
-        <w:rPr>
-          <w:b/>
-          <w:bCs/>
-        </w:rPr>
-        <w:t>Metodologías sugeridas (100% coherentes con la pregunta)</w:t>
-      </w:r>
-    </w:p>
-    <w:p>
-      <w:pPr>
-        <w:numPr>
-          <w:ilvl w:val="0"/>
-          <w:numId w:val="2"/>
-        </w:numPr>
-      </w:pPr>
-      <w:r>
-        <w:rPr>
-          <w:b/>
-          <w:bCs/>
-        </w:rPr>
-        <w:t>Extracción de entidades (NER)</w:t>
-      </w:r>
-      <w:r>
-        <w:t xml:space="preserve"> para identificar actores, organizaciones, instituciones científicas, etc.</w:t>
-      </w:r>
-    </w:p>
-    <w:p>
-      <w:pPr>
-        <w:numPr>
-          <w:ilvl w:val="0"/>
-          <w:numId w:val="2"/>
-        </w:numPr>
-      </w:pPr>
-      <w:r>
-        <w:rPr>
-          <w:b/>
-          <w:bCs/>
-        </w:rPr>
-        <w:t xml:space="preserve">Modelado de temas (LDA, </w:t>
-      </w:r>
-      <w:proofErr w:type="spellStart"/>
-      <w:r>
-        <w:rPr>
-          <w:b/>
-          <w:bCs/>
-        </w:rPr>
-        <w:t>BERTopic</w:t>
-      </w:r>
-      <w:proofErr w:type="spellEnd"/>
-      <w:r>
-        <w:rPr>
-          <w:b/>
-          <w:bCs/>
-        </w:rPr>
-        <w:t>)</w:t>
-      </w:r>
-      <w:r>
-        <w:t xml:space="preserve"> para mapear asociaciones temáticas.</w:t>
-      </w:r>
-    </w:p>
-    <w:p>
-      <w:pPr>
-        <w:numPr>
-          <w:ilvl w:val="0"/>
-          <w:numId w:val="2"/>
-        </w:numPr>
-      </w:pPr>
-      <w:r>
-        <w:rPr>
-          <w:b/>
-          <w:bCs/>
-        </w:rPr>
-        <w:t>Análisis de coocurrencias y redes semánticas</w:t>
-      </w:r>
-      <w:r>
-        <w:t>.</w:t>
-      </w:r>
-    </w:p>
-    <w:p>
-      <w:pPr>
-        <w:numPr>
-          <w:ilvl w:val="0"/>
-          <w:numId w:val="2"/>
-        </w:numPr>
-      </w:pPr>
-      <w:r>
-        <w:rPr>
-          <w:b/>
-          <w:bCs/>
-        </w:rPr>
-        <w:t>Análisis léxico-discursivo</w:t>
-      </w:r>
-      <w:r>
-        <w:t xml:space="preserve"> (</w:t>
-      </w:r>
-      <w:proofErr w:type="spellStart"/>
-      <w:r>
-        <w:t>keywords</w:t>
-      </w:r>
-      <w:proofErr w:type="spellEnd"/>
-      <w:r>
-        <w:t xml:space="preserve"> in </w:t>
-      </w:r>
-      <w:proofErr w:type="spellStart"/>
-      <w:r>
-        <w:t>context</w:t>
-      </w:r>
-      <w:proofErr w:type="spellEnd"/>
-      <w:r>
-        <w:t>, concordancias, n-</w:t>
-      </w:r>
-      <w:proofErr w:type="spellStart"/>
-      <w:r>
-        <w:t>grams</w:t>
-      </w:r>
-      <w:proofErr w:type="spellEnd"/>
-      <w:r>
-        <w:t>).</w:t>
-      </w:r>
-    </w:p>
-    <w:p>
-      <w:pPr>
-        <w:numPr>
-          <w:ilvl w:val="0"/>
-          <w:numId w:val="2"/>
-        </w:numPr>
-      </w:pPr>
-      <w:proofErr w:type="spellStart"/>
-      <w:r>
-        <w:rPr>
-          <w:b/>
-          <w:bCs/>
-        </w:rPr>
-        <w:t>Clusterización</w:t>
-      </w:r>
-      <w:proofErr w:type="spellEnd"/>
-      <w:r>
-        <w:rPr>
-          <w:b/>
-          <w:bCs/>
-        </w:rPr>
-        <w:t xml:space="preserve"> semántica</w:t>
-      </w:r>
-      <w:r>
-        <w:t xml:space="preserve"> (</w:t>
-      </w:r>
-      <w:proofErr w:type="spellStart"/>
-      <w:r>
-        <w:t>embeddings</w:t>
-      </w:r>
-      <w:proofErr w:type="spellEnd"/>
-      <w:r>
-        <w:t xml:space="preserve"> tipo BERT).</w:t>
-      </w:r>
-    </w:p>
-    <w:p>
-      <w:pPr>
-        <w:numPr>
-          <w:ilvl w:val="0"/>
-          <w:numId w:val="2"/>
-        </w:numPr>
-      </w:pPr>
-      <w:r>
-        <w:rPr>
-          <w:b/>
-          <w:bCs/>
-        </w:rPr>
-        <w:t>Análisis crítico del discurso</w:t>
-      </w:r>
-      <w:r>
-        <w:t xml:space="preserve"> para interpretar patrones identificados.</w:t>
-      </w:r>
-    </w:p>
-    <w:p>
-      <w:pPr>
-        <w:rPr>
-          <w:b/>
-          <w:bCs/>
-        </w:rPr>
-      </w:pPr>
-      <w:r>
-        <w:rPr>
-          <w:rFonts w:ascii="Segoe UI Emoji" w:hAnsi="Segoe UI Emoji" w:cs="Segoe UI Emoji"/>
-          <w:b/>
-          <w:bCs/>
-        </w:rPr>
-        <w:t>✅</w:t>
-      </w:r>
-      <w:r>
-        <w:rPr>
-          <w:b/>
-          <w:bCs/>
-        </w:rPr>
-        <w:t xml:space="preserve"> </w:t>
-      </w:r>
-      <w:proofErr w:type="spellStart"/>
-      <w:r>
-        <w:rPr>
-          <w:b/>
-          <w:bCs/>
-        </w:rPr>
-        <w:t>Subpreguntas</w:t>
-      </w:r>
-      <w:proofErr w:type="spellEnd"/>
-      <w:r>
-        <w:rPr>
-          <w:b/>
-          <w:bCs/>
-        </w:rPr>
-        <w:t xml:space="preserve"> posibles</w:t>
-      </w:r>
-    </w:p>
-    <w:p>
-      <w:pPr>
-        <w:numPr>
-          <w:ilvl w:val="0"/>
-          <w:numId w:val="3"/>
-        </w:numPr>
-      </w:pPr>
-      <w:r>
-        <w:t>¿Qué temas aparecen con mayor frecuencia junto a ciencia en el discurso opinativo?</w:t>
-      </w:r>
-    </w:p>
-    <w:p>
-      <w:pPr>
-        <w:numPr>
-          <w:ilvl w:val="0"/>
-          <w:numId w:val="3"/>
-        </w:numPr>
-      </w:pPr>
-      <w:r>
-        <w:t>¿Qué actores y organizaciones son más mencionados en relación con la ciencia?</w:t>
-      </w:r>
-    </w:p>
-    <w:p>
-      <w:pPr>
-        <w:numPr>
-          <w:ilvl w:val="0"/>
-          <w:numId w:val="3"/>
-        </w:numPr>
-      </w:pPr>
-      <w:r>
-        <w:t>¿Qué eventos mediáticos, políticos o científicos estructuran la conversación pública sobre ciencia?</w:t>
-      </w:r>
-    </w:p>
-    <w:p>
-      <w:pPr>
-        <w:numPr>
-          <w:ilvl w:val="0"/>
-          <w:numId w:val="3"/>
-        </w:numPr>
-      </w:pPr>
-      <w:r>
-        <w:t>¿Qué marcos discursivos (beneficio, riesgo, controversia, innovación, política pública, economía, etc.) predominan?</w:t>
-      </w:r>
-    </w:p>
-    <w:p>
-      <w:pPr>
-        <w:numPr>
-          <w:ilvl w:val="0"/>
-          <w:numId w:val="3"/>
-        </w:numPr>
-      </w:pPr>
-      <w:r>
-        <w:t>¿Cómo varía esta representación según periódico, autor, periodo o tendencia ideológica?</w:t>
-      </w:r>
-    </w:p>
-    <w:p>
-      <w:pPr>
-        <w:rPr>
-          <w:b/>
-          <w:bCs/>
-        </w:rPr>
-      </w:pPr>
-      <w:r>
-        <w:rPr>
-          <w:rFonts w:ascii="Segoe UI Emoji" w:hAnsi="Segoe UI Emoji" w:cs="Segoe UI Emoji"/>
-          <w:b/>
-          <w:bCs/>
-        </w:rPr>
-        <w:t>✅</w:t>
-      </w:r>
-      <w:r>
-        <w:rPr>
-          <w:b/>
-          <w:bCs/>
-        </w:rPr>
-        <w:t xml:space="preserve"> Objetivos específicos sugeridos</w:t>
-      </w:r>
-    </w:p>
-    <w:p>
-      <w:pPr>
-        <w:numPr>
-          <w:ilvl w:val="0"/>
-          <w:numId w:val="4"/>
-        </w:numPr>
-      </w:pPr>
-      <w:r>
-        <w:rPr>
-          <w:b/>
-          <w:bCs/>
-        </w:rPr>
-        <w:t>Identificar y clasificar</w:t>
-      </w:r>
-      <w:r>
-        <w:t xml:space="preserve"> los temas, actores, organizaciones y eventos vinculados a la ciencia en las columnas de opinión.</w:t>
-      </w:r>
-    </w:p>
-    <w:p>
-      <w:pPr>
-        <w:numPr>
-          <w:ilvl w:val="0"/>
-          <w:numId w:val="4"/>
-        </w:numPr>
-      </w:pPr>
-      <w:r>
-        <w:rPr>
-          <w:b/>
-          <w:bCs/>
-        </w:rPr>
-        <w:t>Analizar las coocurrencias y redes semánticas</w:t>
-      </w:r>
-      <w:r>
-        <w:t xml:space="preserve"> que articulan dichas relaciones mediante técnicas de PLN.</w:t>
-      </w:r>
-    </w:p>
-    <w:p>
-      <w:pPr>
-        <w:numPr>
-          <w:ilvl w:val="0"/>
-          <w:numId w:val="4"/>
-        </w:numPr>
-      </w:pPr>
-      <w:r>
-        <w:rPr>
-          <w:b/>
-          <w:bCs/>
-        </w:rPr>
-        <w:t>Caracterizar los patrones discursivos</w:t>
-      </w:r>
-      <w:r>
-        <w:t xml:space="preserve"> asociados a la ciencia en la prensa de opinión colombiana.</w:t>
-      </w:r>
-    </w:p>
-    <w:p>
-      <w:pPr>
-        <w:numPr>
-          <w:ilvl w:val="0"/>
-          <w:numId w:val="4"/>
-        </w:numPr>
-      </w:pPr>
-      <w:r>
-        <w:rPr>
-          <w:b/>
-          <w:bCs/>
-        </w:rPr>
-        <w:t>Interpretar el rol de la ciencia</w:t>
-      </w:r>
-      <w:r>
-        <w:t xml:space="preserve"> dentro del debate público según los discursos identificados.</w:t>
-      </w:r>
-    </w:p>
-    <w:p/>
     <w:p/>
     <w:sectPr>
       <w:pgSz w:w="11906" w:h="16838"/>
@@ -1282,6 +1300,155 @@
 <file path=word/numbering.xml><?xml version="1.0" encoding="utf-8"?>
 <w:numbering xmlns:wpc="http://schemas.microsoft.com/office/word/2010/wordprocessingCanvas" xmlns:cx="http://schemas.microsoft.com/office/drawing/2014/chartex" xmlns:cx1="http://schemas.microsoft.com/office/drawing/2015/9/8/chartex" xmlns:cx2="http://schemas.microsoft.com/office/drawing/2015/10/21/chartex" xmlns:cx3="http://schemas.microsoft.com/office/drawing/2016/5/9/chartex" xmlns:cx4="http://schemas.microsoft.com/office/drawing/2016/5/10/chartex" xmlns:cx5="http://schemas.microsoft.com/office/drawing/2016/5/11/chartex" xmlns:cx6="http://schemas.microsoft.com/office/drawing/2016/5/12/chartex" xmlns:cx7="http://schemas.microsoft.com/office/drawing/2016/5/13/chartex" xmlns:cx8="http://schemas.microsoft.com/office/drawing/2016/5/14/chartex" xmlns:mc="http://schemas.openxmlformats.org/markup-compatibility/2006" xmlns:aink="http://schemas.microsoft.com/office/drawing/2016/ink" xmlns:am3d="http://schemas.microsoft.com/office/drawing/2017/model3d" xmlns:o="urn:schemas-microsoft-com:office:office" xmlns:oel="http://schemas.microsoft.com/office/2019/extlst" xmlns:r="http://schemas.openxmlformats.org/officeDocument/2006/relationships" xmlns:m="http://schemas.openxmlformats.org/officeDocument/2006/math" xmlns:v="urn:schemas-microsoft-com:vml" xmlns:wp14="http://schemas.microsoft.com/office/word/2010/wordprocessingDrawing" xmlns:wp="http://schemas.openxmlformats.org/drawingml/2006/wordprocessingDrawing" xmlns:w10="urn:schemas-microsoft-com:office:word" xmlns:w="http://schemas.openxmlformats.org/wordprocessingml/2006/main" xmlns:w14="http://schemas.microsoft.com/office/word/2010/wordml" xmlns:w15="http://schemas.microsoft.com/office/word/2012/wordml" xmlns:w16cex="http://schemas.microsoft.com/office/word/2018/wordml/cex" xmlns:w16cid="http://schemas.microsoft.com/office/word/2016/wordml/cid" xmlns:w16="http://schemas.microsoft.com/office/word/2018/wordml" xmlns:w16du="http://schemas.microsoft.com/office/word/2023/wordml/word16du" xmlns:w16sdtdh="http://schemas.microsoft.com/office/word/2020/wordml/sdtdatahash" xmlns:w16sdtfl="http://schemas.microsoft.com/office/word/2024/wordml/sdtformatlock" xmlns:w16se="http://schemas.microsoft.com/office/word/2015/wordml/symex" xmlns:wpg="http://schemas.microsoft.com/office/word/2010/wordprocessingGroup" xmlns:wpi="http://schemas.microsoft.com/office/word/2010/wordprocessingInk" xmlns:wne="http://schemas.microsoft.com/office/word/2006/wordml" xmlns:wps="http://schemas.microsoft.com/office/word/2010/wordprocessingShape" mc:Ignorable="w14 w15 w16se w16cid w16 w16cex w16sdtdh w16sdtfl w16du wp14">
   <w:abstractNum w:abstractNumId="0" w15:restartNumberingAfterBreak="0">
+    <w:nsid w:val="00350F9F"/>
+    <w:multiLevelType w:val="multilevel"/>
+    <w:tmpl w:val="14A45DDE"/>
+    <w:lvl w:ilvl="0">
+      <w:start w:val="1"/>
+      <w:numFmt w:val="bullet"/>
+      <w:lvlText w:val=""/>
+      <w:lvlJc w:val="left"/>
+      <w:pPr>
+        <w:tabs>
+          <w:tab w:val="num" w:pos="720"/>
+        </w:tabs>
+        <w:ind w:left="720" w:hanging="360"/>
+      </w:pPr>
+      <w:rPr>
+        <w:rFonts w:ascii="Symbol" w:hAnsi="Symbol" w:hint="default"/>
+        <w:sz w:val="20"/>
+      </w:rPr>
+    </w:lvl>
+    <w:lvl w:ilvl="1" w:tentative="1">
+      <w:start w:val="1"/>
+      <w:numFmt w:val="bullet"/>
+      <w:lvlText w:val=""/>
+      <w:lvlJc w:val="left"/>
+      <w:pPr>
+        <w:tabs>
+          <w:tab w:val="num" w:pos="1440"/>
+        </w:tabs>
+        <w:ind w:left="1440" w:hanging="360"/>
+      </w:pPr>
+      <w:rPr>
+        <w:rFonts w:ascii="Symbol" w:hAnsi="Symbol" w:hint="default"/>
+        <w:sz w:val="20"/>
+      </w:rPr>
+    </w:lvl>
+    <w:lvl w:ilvl="2" w:tentative="1">
+      <w:start w:val="1"/>
+      <w:numFmt w:val="bullet"/>
+      <w:lvlText w:val=""/>
+      <w:lvlJc w:val="left"/>
+      <w:pPr>
+        <w:tabs>
+          <w:tab w:val="num" w:pos="2160"/>
+        </w:tabs>
+        <w:ind w:left="2160" w:hanging="360"/>
+      </w:pPr>
+      <w:rPr>
+        <w:rFonts w:ascii="Symbol" w:hAnsi="Symbol" w:hint="default"/>
+        <w:sz w:val="20"/>
+      </w:rPr>
+    </w:lvl>
+    <w:lvl w:ilvl="3" w:tentative="1">
+      <w:start w:val="1"/>
+      <w:numFmt w:val="bullet"/>
+      <w:lvlText w:val=""/>
+      <w:lvlJc w:val="left"/>
+      <w:pPr>
+        <w:tabs>
+          <w:tab w:val="num" w:pos="2880"/>
+        </w:tabs>
+        <w:ind w:left="2880" w:hanging="360"/>
+      </w:pPr>
+      <w:rPr>
+        <w:rFonts w:ascii="Symbol" w:hAnsi="Symbol" w:hint="default"/>
+        <w:sz w:val="20"/>
+      </w:rPr>
+    </w:lvl>
+    <w:lvl w:ilvl="4" w:tentative="1">
+      <w:start w:val="1"/>
+      <w:numFmt w:val="bullet"/>
+      <w:lvlText w:val=""/>
+      <w:lvlJc w:val="left"/>
+      <w:pPr>
+        <w:tabs>
+          <w:tab w:val="num" w:pos="3600"/>
+        </w:tabs>
+        <w:ind w:left="3600" w:hanging="360"/>
+      </w:pPr>
+      <w:rPr>
+        <w:rFonts w:ascii="Symbol" w:hAnsi="Symbol" w:hint="default"/>
+        <w:sz w:val="20"/>
+      </w:rPr>
+    </w:lvl>
+    <w:lvl w:ilvl="5" w:tentative="1">
+      <w:start w:val="1"/>
+      <w:numFmt w:val="bullet"/>
+      <w:lvlText w:val=""/>
+      <w:lvlJc w:val="left"/>
+      <w:pPr>
+        <w:tabs>
+          <w:tab w:val="num" w:pos="4320"/>
+        </w:tabs>
+        <w:ind w:left="4320" w:hanging="360"/>
+      </w:pPr>
+      <w:rPr>
+        <w:rFonts w:ascii="Symbol" w:hAnsi="Symbol" w:hint="default"/>
+        <w:sz w:val="20"/>
+      </w:rPr>
+    </w:lvl>
+    <w:lvl w:ilvl="6" w:tentative="1">
+      <w:start w:val="1"/>
+      <w:numFmt w:val="bullet"/>
+      <w:lvlText w:val=""/>
+      <w:lvlJc w:val="left"/>
+      <w:pPr>
+        <w:tabs>
+          <w:tab w:val="num" w:pos="5040"/>
+        </w:tabs>
+        <w:ind w:left="5040" w:hanging="360"/>
+      </w:pPr>
+      <w:rPr>
+        <w:rFonts w:ascii="Symbol" w:hAnsi="Symbol" w:hint="default"/>
+        <w:sz w:val="20"/>
+      </w:rPr>
+    </w:lvl>
+    <w:lvl w:ilvl="7" w:tentative="1">
+      <w:start w:val="1"/>
+      <w:numFmt w:val="bullet"/>
+      <w:lvlText w:val=""/>
+      <w:lvlJc w:val="left"/>
+      <w:pPr>
+        <w:tabs>
+          <w:tab w:val="num" w:pos="5760"/>
+        </w:tabs>
+        <w:ind w:left="5760" w:hanging="360"/>
+      </w:pPr>
+      <w:rPr>
+        <w:rFonts w:ascii="Symbol" w:hAnsi="Symbol" w:hint="default"/>
+        <w:sz w:val="20"/>
+      </w:rPr>
+    </w:lvl>
+    <w:lvl w:ilvl="8" w:tentative="1">
+      <w:start w:val="1"/>
+      <w:numFmt w:val="bullet"/>
+      <w:lvlText w:val=""/>
+      <w:lvlJc w:val="left"/>
+      <w:pPr>
+        <w:tabs>
+          <w:tab w:val="num" w:pos="6480"/>
+        </w:tabs>
+        <w:ind w:left="6480" w:hanging="360"/>
+      </w:pPr>
+      <w:rPr>
+        <w:rFonts w:ascii="Symbol" w:hAnsi="Symbol" w:hint="default"/>
+        <w:sz w:val="20"/>
+      </w:rPr>
+    </w:lvl>
+  </w:abstractNum>
+  <w:abstractNum w:abstractNumId="1" w15:restartNumberingAfterBreak="0">
     <w:nsid w:val="104967CA"/>
     <w:multiLevelType w:val="multilevel"/>
     <w:tmpl w:val="0200197C"/>
@@ -1394,7 +1561,7 @@
       </w:pPr>
     </w:lvl>
   </w:abstractNum>
-  <w:abstractNum w:abstractNumId="1" w15:restartNumberingAfterBreak="0">
+  <w:abstractNum w:abstractNumId="2" w15:restartNumberingAfterBreak="0">
     <w:nsid w:val="25F3140E"/>
     <w:multiLevelType w:val="hybridMultilevel"/>
     <w:tmpl w:val="028AD3A0"/>
@@ -1416,7 +1583,7 @@
       <w:lvlText w:val="%2."/>
       <w:lvlJc w:val="left"/>
       <w:pPr>
-        <w:ind w:left="1440" w:hanging="360"/>
+        <w:ind w:left="1211" w:hanging="360"/>
       </w:pPr>
     </w:lvl>
     <w:lvl w:ilvl="2" w:tplc="0C0A001B">
@@ -1483,7 +1650,7 @@
       </w:pPr>
     </w:lvl>
   </w:abstractNum>
-  <w:abstractNum w:abstractNumId="2" w15:restartNumberingAfterBreak="0">
+  <w:abstractNum w:abstractNumId="3" w15:restartNumberingAfterBreak="0">
     <w:nsid w:val="537E513F"/>
     <w:multiLevelType w:val="multilevel"/>
     <w:tmpl w:val="30AEDBF0"/>
@@ -1632,7 +1799,7 @@
       </w:rPr>
     </w:lvl>
   </w:abstractNum>
-  <w:abstractNum w:abstractNumId="3" w15:restartNumberingAfterBreak="0">
+  <w:abstractNum w:abstractNumId="4" w15:restartNumberingAfterBreak="0">
     <w:nsid w:val="5ABF0988"/>
     <w:multiLevelType w:val="multilevel"/>
     <w:tmpl w:val="973C6A62"/>
@@ -1782,15 +1949,18 @@
     </w:lvl>
   </w:abstractNum>
   <w:num w:numId="1" w16cid:durableId="60561415">
+    <w:abstractNumId w:val="2"/>
+  </w:num>
+  <w:num w:numId="2" w16cid:durableId="1588076352">
+    <w:abstractNumId w:val="4"/>
+  </w:num>
+  <w:num w:numId="3" w16cid:durableId="595212139">
+    <w:abstractNumId w:val="3"/>
+  </w:num>
+  <w:num w:numId="4" w16cid:durableId="365520718">
     <w:abstractNumId w:val="1"/>
   </w:num>
-  <w:num w:numId="2" w16cid:durableId="1588076352">
-    <w:abstractNumId w:val="3"/>
-  </w:num>
-  <w:num w:numId="3" w16cid:durableId="595212139">
-    <w:abstractNumId w:val="2"/>
-  </w:num>
-  <w:num w:numId="4" w16cid:durableId="365520718">
+  <w:num w:numId="5" w16cid:durableId="1239942404">
     <w:abstractNumId w:val="0"/>
   </w:num>
 </w:numbering>

--- a/reports/Outline_articulo.docx
+++ b/reports/Outline_articulo.docx
@@ -596,21 +596,40 @@
           <w:bCs/>
         </w:rPr>
       </w:pPr>
-      <w:proofErr w:type="gramStart"/>
-      <w:r>
-        <w:rPr>
-          <w:b/>
-          <w:bCs/>
-        </w:rPr>
-        <w:t>Construcción conjunto</w:t>
-      </w:r>
-      <w:proofErr w:type="gramEnd"/>
-      <w:r>
-        <w:rPr>
-          <w:b/>
-          <w:bCs/>
-        </w:rPr>
-        <w:t xml:space="preserve"> de validación humana</w:t>
+      <w:r>
+        <w:rPr>
+          <w:b/>
+          <w:bCs/>
+        </w:rPr>
+        <w:t>Construcción</w:t>
+      </w:r>
+      <w:r>
+        <w:rPr>
+          <w:b/>
+          <w:bCs/>
+        </w:rPr>
+        <w:t xml:space="preserve"> del</w:t>
+      </w:r>
+      <w:r>
+        <w:rPr>
+          <w:b/>
+          <w:bCs/>
+        </w:rPr>
+        <w:t xml:space="preserve"> conjunto </w:t>
+      </w:r>
+      <w:r>
+        <w:rPr>
+          <w:b/>
+          <w:bCs/>
+        </w:rPr>
+        <w:t>para</w:t>
+      </w:r>
+      <w:r>
+        <w:rPr>
+          <w:b/>
+          <w:bCs/>
+        </w:rPr>
+        <w:t xml:space="preserve"> validación humana</w:t>
       </w:r>
     </w:p>
     <w:p>
@@ -961,7 +980,7 @@
         </w:numPr>
       </w:pPr>
       <w:r>
-        <w:t xml:space="preserve"> ¿Cuántas quedaron después? Algunos ejemplos.</w:t>
+        <w:t xml:space="preserve"> ¿Cuántas quedaron después? </w:t>
       </w:r>
     </w:p>
     <w:p>
@@ -973,6 +992,18 @@
         </w:numPr>
       </w:pPr>
       <w:r>
+        <w:t>Algunos ejemplos.</w:t>
+      </w:r>
+    </w:p>
+    <w:p>
+      <w:pPr>
+        <w:pStyle w:val="Prrafodelista"/>
+        <w:numPr>
+          <w:ilvl w:val="2"/>
+          <w:numId w:val="1"/>
+        </w:numPr>
+      </w:pPr>
+      <w:r>
         <w:t>Por subcategorías</w:t>
       </w:r>
     </w:p>
@@ -997,10 +1028,7 @@
         </w:numPr>
       </w:pPr>
       <w:r>
-        <w:t>Estadísticos descriptivos generales del corpus</w:t>
-      </w:r>
-      <w:r>
-        <w:t xml:space="preserve"> vs ciencia</w:t>
+        <w:t>Estadísticos descriptivos generales del corpus vs ciencia</w:t>
       </w:r>
     </w:p>
     <w:p>
@@ -1012,10 +1040,7 @@
         </w:numPr>
       </w:pPr>
       <w:r>
-        <w:t>Distribución de columnas y autores por periódico</w:t>
-      </w:r>
-      <w:r>
-        <w:t>, general vs ciencia</w:t>
+        <w:t>Distribución de columnas y autores por periódico, general vs ciencia</w:t>
       </w:r>
     </w:p>
     <w:p>

--- a/reports/Outline_articulo.docx
+++ b/reports/Outline_articulo.docx
@@ -431,21 +431,12 @@
         </w:rPr>
         <w:t xml:space="preserve"> </w:t>
       </w:r>
-      <w:proofErr w:type="gramStart"/>
-      <w:r>
-        <w:rPr>
-          <w:b/>
-          <w:bCs/>
-        </w:rPr>
-        <w:t>34  c</w:t>
-      </w:r>
-      <w:proofErr w:type="gramEnd"/>
-      <w:r>
-        <w:rPr>
-          <w:b/>
-          <w:bCs/>
-        </w:rPr>
-        <w:t>/u</w:t>
+      <w:r>
+        <w:rPr>
+          <w:b/>
+          <w:bCs/>
+        </w:rPr>
+        <w:t>34  c/u</w:t>
       </w:r>
     </w:p>
     <w:p>
@@ -472,6 +463,9 @@
       <w:r>
         <w:t xml:space="preserve"> + Similitud de coseno</w:t>
       </w:r>
+      <w:r>
+        <w:t xml:space="preserve"> – inspirado en búsqueda semántica</w:t>
+      </w:r>
     </w:p>
     <w:p>
       <w:pPr>
@@ -492,6 +486,13 @@
         </w:rPr>
         <w:t>Tesauro Ciencia</w:t>
       </w:r>
+      <w:r>
+        <w:rPr>
+          <w:b/>
+          <w:bCs/>
+        </w:rPr>
+        <w:t xml:space="preserve"> – para definir ciencia y determinar que estamos buscando en el texto</w:t>
+      </w:r>
     </w:p>
     <w:p>
       <w:pPr>
@@ -519,7 +520,28 @@
           <w:b/>
           <w:bCs/>
         </w:rPr>
-        <w:t xml:space="preserve"> - fragmentos</w:t>
+        <w:t xml:space="preserve"> </w:t>
+      </w:r>
+      <w:r>
+        <w:rPr>
+          <w:b/>
+          <w:bCs/>
+        </w:rPr>
+        <w:t>–</w:t>
+      </w:r>
+      <w:r>
+        <w:rPr>
+          <w:b/>
+          <w:bCs/>
+        </w:rPr>
+        <w:t xml:space="preserve"> fragmentos</w:t>
+      </w:r>
+      <w:r>
+        <w:rPr>
+          <w:b/>
+          <w:bCs/>
+        </w:rPr>
+        <w:t xml:space="preserve"> - </w:t>
       </w:r>
     </w:p>
     <w:p>
@@ -543,6 +565,13 @@
         <w:t>Embeddings</w:t>
       </w:r>
       <w:proofErr w:type="spellEnd"/>
+      <w:r>
+        <w:rPr>
+          <w:b/>
+          <w:bCs/>
+        </w:rPr>
+        <w:t xml:space="preserve"> para codificar ambos, el modelo se eligió por… </w:t>
+      </w:r>
     </w:p>
     <w:p>
       <w:pPr>
@@ -563,6 +592,13 @@
         </w:rPr>
         <w:t>Similitud de coseno</w:t>
       </w:r>
+      <w:r>
+        <w:rPr>
+          <w:b/>
+          <w:bCs/>
+        </w:rPr>
+        <w:t xml:space="preserve"> para comparar y encontrar similitudes textuales</w:t>
+      </w:r>
     </w:p>
     <w:p>
       <w:pPr>
@@ -601,6 +637,7 @@
           <w:b/>
           <w:bCs/>
         </w:rPr>
+        <w:lastRenderedPageBreak/>
         <w:t>Construcción</w:t>
       </w:r>
       <w:r>
@@ -698,616 +735,611 @@
           <w:b/>
           <w:bCs/>
         </w:rPr>
+        <w:t>Análisis descriptivos</w:t>
+      </w:r>
+      <w:r>
+        <w:rPr>
+          <w:b/>
+          <w:bCs/>
+        </w:rPr>
+        <w:t xml:space="preserve"> y exploratorios</w:t>
+      </w:r>
+      <w:r>
+        <w:rPr>
+          <w:b/>
+          <w:bCs/>
+        </w:rPr>
+        <w:t xml:space="preserve"> de textos y autores</w:t>
+      </w:r>
+      <w:r>
+        <w:rPr>
+          <w:b/>
+          <w:bCs/>
+        </w:rPr>
+        <w:t xml:space="preserve"> (comparativos)</w:t>
+      </w:r>
+    </w:p>
+    <w:p>
+      <w:pPr>
+        <w:pStyle w:val="Prrafodelista"/>
+        <w:numPr>
+          <w:ilvl w:val="1"/>
+          <w:numId w:val="1"/>
+        </w:numPr>
+        <w:rPr>
+          <w:b/>
+          <w:bCs/>
+        </w:rPr>
+      </w:pPr>
+      <w:r>
+        <w:rPr>
+          <w:b/>
+          <w:bCs/>
+        </w:rPr>
+        <w:t xml:space="preserve">Análisis de entidades – </w:t>
+      </w:r>
+      <w:r>
+        <w:rPr>
+          <w:b/>
+          <w:bCs/>
+        </w:rPr>
+        <w:t>NER</w:t>
+      </w:r>
+      <w:r>
+        <w:rPr>
+          <w:b/>
+          <w:bCs/>
+        </w:rPr>
+        <w:t xml:space="preserve"> (comparativos)</w:t>
+      </w:r>
+    </w:p>
+    <w:p>
+      <w:pPr>
+        <w:pStyle w:val="Prrafodelista"/>
+        <w:numPr>
+          <w:ilvl w:val="1"/>
+          <w:numId w:val="1"/>
+        </w:numPr>
+        <w:rPr>
+          <w:b/>
+          <w:bCs/>
+        </w:rPr>
+      </w:pPr>
+      <w:r>
+        <w:rPr>
+          <w:b/>
+          <w:bCs/>
+        </w:rPr>
+        <w:t>Análisis de temas</w:t>
+      </w:r>
+      <w:r>
+        <w:rPr>
+          <w:b/>
+          <w:bCs/>
+        </w:rPr>
+        <w:t xml:space="preserve"> (comparativos</w:t>
+      </w:r>
+      <w:r>
+        <w:rPr>
+          <w:b/>
+          <w:bCs/>
+        </w:rPr>
+        <w:t>)</w:t>
+      </w:r>
+    </w:p>
+    <w:p>
+      <w:pPr>
+        <w:pStyle w:val="Prrafodelista"/>
+        <w:numPr>
+          <w:ilvl w:val="1"/>
+          <w:numId w:val="1"/>
+        </w:numPr>
+        <w:rPr>
+          <w:b/>
+          <w:bCs/>
+        </w:rPr>
+      </w:pPr>
+      <w:r>
+        <w:rPr>
+          <w:b/>
+          <w:bCs/>
+        </w:rPr>
+        <w:t>Análisis léxico-discursivo</w:t>
+      </w:r>
+      <w:r>
+        <w:rPr>
+          <w:b/>
+          <w:bCs/>
+        </w:rPr>
+        <w:t>/ vocabulario</w:t>
+      </w:r>
+      <w:r>
+        <w:rPr>
+          <w:b/>
+          <w:bCs/>
+        </w:rPr>
+        <w:t xml:space="preserve"> (</w:t>
+      </w:r>
+      <w:proofErr w:type="spellStart"/>
+      <w:r>
+        <w:rPr>
+          <w:b/>
+          <w:bCs/>
+        </w:rPr>
+        <w:t>keywords</w:t>
+      </w:r>
+      <w:proofErr w:type="spellEnd"/>
+      <w:r>
+        <w:rPr>
+          <w:b/>
+          <w:bCs/>
+        </w:rPr>
+        <w:t xml:space="preserve"> in </w:t>
+      </w:r>
+      <w:proofErr w:type="spellStart"/>
+      <w:r>
+        <w:rPr>
+          <w:b/>
+          <w:bCs/>
+        </w:rPr>
+        <w:t>context</w:t>
+      </w:r>
+      <w:proofErr w:type="spellEnd"/>
+      <w:r>
+        <w:rPr>
+          <w:b/>
+          <w:bCs/>
+        </w:rPr>
+        <w:t>, concordancias, n-</w:t>
+      </w:r>
+      <w:proofErr w:type="spellStart"/>
+      <w:r>
+        <w:rPr>
+          <w:b/>
+          <w:bCs/>
+        </w:rPr>
+        <w:t>grams</w:t>
+      </w:r>
+      <w:proofErr w:type="spellEnd"/>
+      <w:r>
+        <w:rPr>
+          <w:b/>
+          <w:bCs/>
+        </w:rPr>
+        <w:t>, POS-</w:t>
+      </w:r>
+      <w:proofErr w:type="spellStart"/>
+      <w:r>
+        <w:rPr>
+          <w:b/>
+          <w:bCs/>
+        </w:rPr>
+        <w:t>tagging</w:t>
+      </w:r>
+      <w:proofErr w:type="spellEnd"/>
+      <w:r>
+        <w:rPr>
+          <w:b/>
+          <w:bCs/>
+        </w:rPr>
+        <w:t>)</w:t>
+      </w:r>
+      <w:r>
+        <w:rPr>
+          <w:b/>
+          <w:bCs/>
+        </w:rPr>
+        <w:t xml:space="preserve"> (comparativos</w:t>
+      </w:r>
+      <w:r>
+        <w:rPr>
+          <w:b/>
+          <w:bCs/>
+        </w:rPr>
+        <w:t>)</w:t>
+      </w:r>
+    </w:p>
+    <w:p>
+      <w:pPr>
+        <w:pStyle w:val="Prrafodelista"/>
+        <w:ind w:left="1440"/>
+      </w:pPr>
+    </w:p>
+    <w:p>
+      <w:pPr>
+        <w:pStyle w:val="Prrafodelista"/>
+        <w:numPr>
+          <w:ilvl w:val="0"/>
+          <w:numId w:val="1"/>
+        </w:numPr>
+      </w:pPr>
+      <w:r>
+        <w:t>Resultados</w:t>
+      </w:r>
+      <w:r>
+        <w:t xml:space="preserve"> (</w:t>
+      </w:r>
+      <w:r>
+        <w:t xml:space="preserve">1750 </w:t>
+      </w:r>
+      <w:r>
+        <w:t>palabras)</w:t>
+      </w:r>
+    </w:p>
+    <w:p>
+      <w:pPr>
+        <w:pStyle w:val="Prrafodelista"/>
+        <w:numPr>
+          <w:ilvl w:val="1"/>
+          <w:numId w:val="1"/>
+        </w:numPr>
+      </w:pPr>
+      <w:r>
+        <w:t>Preprocesamiento ¿Cuántas palabras quedaron luego del preprocesamiento? ¿Qué diferencia hay entre el texto crudo y el texto procesado?</w:t>
+      </w:r>
+    </w:p>
+    <w:p>
+      <w:pPr>
+        <w:pStyle w:val="Prrafodelista"/>
+        <w:numPr>
+          <w:ilvl w:val="1"/>
+          <w:numId w:val="1"/>
+        </w:numPr>
+      </w:pPr>
+      <w:r>
+        <w:t xml:space="preserve">Identificación menciones a la ciencia. </w:t>
+      </w:r>
+    </w:p>
+    <w:p>
+      <w:pPr>
+        <w:pStyle w:val="Prrafodelista"/>
+        <w:numPr>
+          <w:ilvl w:val="2"/>
+          <w:numId w:val="1"/>
+        </w:numPr>
+      </w:pPr>
+      <w:r>
+        <w:t xml:space="preserve">Umbral y valor de </w:t>
+      </w:r>
+      <w:proofErr w:type="spellStart"/>
+      <w:r>
+        <w:t>accuracy</w:t>
+      </w:r>
+      <w:proofErr w:type="spellEnd"/>
+    </w:p>
+    <w:p>
+      <w:pPr>
+        <w:pStyle w:val="Prrafodelista"/>
+        <w:numPr>
+          <w:ilvl w:val="2"/>
+          <w:numId w:val="1"/>
+        </w:numPr>
+      </w:pPr>
+      <w:r>
+        <w:t xml:space="preserve"> ¿Cuántas quedaron después? </w:t>
+      </w:r>
+    </w:p>
+    <w:p>
+      <w:pPr>
+        <w:pStyle w:val="Prrafodelista"/>
+        <w:numPr>
+          <w:ilvl w:val="2"/>
+          <w:numId w:val="1"/>
+        </w:numPr>
+      </w:pPr>
+      <w:r>
+        <w:t>Algunos ejemplos.</w:t>
+      </w:r>
+    </w:p>
+    <w:p>
+      <w:pPr>
+        <w:pStyle w:val="Prrafodelista"/>
+        <w:numPr>
+          <w:ilvl w:val="2"/>
+          <w:numId w:val="1"/>
+        </w:numPr>
+      </w:pPr>
+      <w:r>
+        <w:t>Por subcategorías</w:t>
+      </w:r>
+    </w:p>
+    <w:p>
+      <w:pPr>
+        <w:pStyle w:val="Prrafodelista"/>
+        <w:numPr>
+          <w:ilvl w:val="1"/>
+          <w:numId w:val="1"/>
+        </w:numPr>
+      </w:pPr>
+      <w:r>
+        <w:t>Análisis descriptivos y exploratorios de textos y autores (comparativos)</w:t>
+      </w:r>
+    </w:p>
+    <w:p>
+      <w:pPr>
+        <w:pStyle w:val="Prrafodelista"/>
+        <w:numPr>
+          <w:ilvl w:val="2"/>
+          <w:numId w:val="1"/>
+        </w:numPr>
+      </w:pPr>
+      <w:r>
+        <w:t>Estadísticos descriptivos generales del corpus vs ciencia</w:t>
+      </w:r>
+    </w:p>
+    <w:p>
+      <w:pPr>
+        <w:pStyle w:val="Prrafodelista"/>
+        <w:numPr>
+          <w:ilvl w:val="2"/>
+          <w:numId w:val="1"/>
+        </w:numPr>
+      </w:pPr>
+      <w:r>
+        <w:t>Distribución de columnas y autores por periódico, general vs ciencia</w:t>
+      </w:r>
+    </w:p>
+    <w:p>
+      <w:pPr>
+        <w:pStyle w:val="Prrafodelista"/>
+        <w:numPr>
+          <w:ilvl w:val="2"/>
+          <w:numId w:val="1"/>
+        </w:numPr>
+      </w:pPr>
+      <w:r>
+        <w:t>Nubes de palabras general vs ciencia</w:t>
+      </w:r>
+    </w:p>
+    <w:p>
+      <w:pPr>
+        <w:pStyle w:val="Prrafodelista"/>
+        <w:numPr>
+          <w:ilvl w:val="2"/>
+          <w:numId w:val="1"/>
+        </w:numPr>
+      </w:pPr>
+      <w:r>
+        <w:t>Distribución temporal general vs ciencia</w:t>
+      </w:r>
+    </w:p>
+    <w:p>
+      <w:pPr>
+        <w:pStyle w:val="Prrafodelista"/>
+        <w:numPr>
+          <w:ilvl w:val="2"/>
+          <w:numId w:val="1"/>
+        </w:numPr>
+      </w:pPr>
+      <w:r>
+        <w:t>Top autores en ciencia vs top en corpus</w:t>
+      </w:r>
+    </w:p>
+    <w:p>
+      <w:pPr>
+        <w:pStyle w:val="Prrafodelista"/>
+        <w:numPr>
+          <w:ilvl w:val="2"/>
+          <w:numId w:val="1"/>
+        </w:numPr>
+      </w:pPr>
+      <w:r>
+        <w:t>Por subcategorías</w:t>
+      </w:r>
+    </w:p>
+    <w:p>
+      <w:pPr>
+        <w:pStyle w:val="Prrafodelista"/>
+        <w:numPr>
+          <w:ilvl w:val="1"/>
+          <w:numId w:val="1"/>
+        </w:numPr>
+      </w:pPr>
+      <w:r>
+        <w:t>Análisis de entidades – NER (comparativos)</w:t>
+      </w:r>
+    </w:p>
+    <w:p>
+      <w:pPr>
+        <w:pStyle w:val="Prrafodelista"/>
+        <w:numPr>
+          <w:ilvl w:val="2"/>
+          <w:numId w:val="1"/>
+        </w:numPr>
+      </w:pPr>
+      <w:r>
+        <w:t xml:space="preserve">Tabla con metadatos? </w:t>
+      </w:r>
+    </w:p>
+    <w:p>
+      <w:pPr>
+        <w:pStyle w:val="Prrafodelista"/>
+        <w:numPr>
+          <w:ilvl w:val="2"/>
+          <w:numId w:val="1"/>
+        </w:numPr>
+      </w:pPr>
+      <w:r>
+        <w:t>Resumen por afiliación</w:t>
+      </w:r>
+    </w:p>
+    <w:p>
+      <w:pPr>
+        <w:pStyle w:val="Prrafodelista"/>
+        <w:numPr>
+          <w:ilvl w:val="2"/>
+          <w:numId w:val="1"/>
+        </w:numPr>
+      </w:pPr>
+      <w:r>
+        <w:t xml:space="preserve">Resumen organización, actores, </w:t>
+      </w:r>
+      <w:r>
+        <w:t>lugar</w:t>
+      </w:r>
+    </w:p>
+    <w:p>
+      <w:pPr>
+        <w:pStyle w:val="Prrafodelista"/>
+        <w:numPr>
+          <w:ilvl w:val="2"/>
+          <w:numId w:val="1"/>
+        </w:numPr>
+      </w:pPr>
+      <w:r>
+        <w:t xml:space="preserve">Top </w:t>
+      </w:r>
+    </w:p>
+    <w:p>
+      <w:pPr>
+        <w:pStyle w:val="Prrafodelista"/>
+        <w:numPr>
+          <w:ilvl w:val="1"/>
+          <w:numId w:val="1"/>
+        </w:numPr>
+      </w:pPr>
+      <w:r>
+        <w:t>Análisis de temas (comparativos)</w:t>
+      </w:r>
+    </w:p>
+    <w:p>
+      <w:pPr>
+        <w:pStyle w:val="Prrafodelista"/>
+        <w:numPr>
+          <w:ilvl w:val="2"/>
+          <w:numId w:val="1"/>
+        </w:numPr>
+      </w:pPr>
+      <w:r>
+        <w:t>Temas obtenidos</w:t>
+      </w:r>
+    </w:p>
+    <w:p>
+      <w:pPr>
+        <w:pStyle w:val="Prrafodelista"/>
+        <w:numPr>
+          <w:ilvl w:val="2"/>
+          <w:numId w:val="1"/>
+        </w:numPr>
+      </w:pPr>
+    </w:p>
+    <w:p>
+      <w:pPr>
+        <w:pStyle w:val="Prrafodelista"/>
+        <w:numPr>
+          <w:ilvl w:val="1"/>
+          <w:numId w:val="1"/>
+        </w:numPr>
+      </w:pPr>
+      <w:r>
+        <w:t>Análisis léxico-discursivo/ vocabulario (</w:t>
+      </w:r>
+      <w:proofErr w:type="spellStart"/>
+      <w:r>
+        <w:t>keywords</w:t>
+      </w:r>
+      <w:proofErr w:type="spellEnd"/>
+      <w:r>
+        <w:t xml:space="preserve"> in </w:t>
+      </w:r>
+      <w:proofErr w:type="spellStart"/>
+      <w:r>
+        <w:t>context</w:t>
+      </w:r>
+      <w:proofErr w:type="spellEnd"/>
+      <w:r>
+        <w:t>, concordancias, n-</w:t>
+      </w:r>
+      <w:proofErr w:type="spellStart"/>
+      <w:r>
+        <w:t>grams</w:t>
+      </w:r>
+      <w:proofErr w:type="spellEnd"/>
+      <w:r>
+        <w:t>, POS-</w:t>
+      </w:r>
+      <w:proofErr w:type="spellStart"/>
+      <w:r>
+        <w:t>tagging</w:t>
+      </w:r>
+      <w:proofErr w:type="spellEnd"/>
+      <w:r>
+        <w:t>) (comparativos)</w:t>
+      </w:r>
+    </w:p>
+    <w:p>
+      <w:pPr>
+        <w:pStyle w:val="Prrafodelista"/>
+        <w:numPr>
+          <w:ilvl w:val="0"/>
+          <w:numId w:val="1"/>
+        </w:numPr>
+      </w:pPr>
+      <w:r>
+        <w:t>Discusión</w:t>
+      </w:r>
+      <w:r>
+        <w:t xml:space="preserve"> y conclusiones</w:t>
+      </w:r>
+      <w:r>
+        <w:t xml:space="preserve"> (</w:t>
+      </w:r>
+      <w:r>
+        <w:t xml:space="preserve">1750 </w:t>
+      </w:r>
+      <w:r>
+        <w:t>palabras</w:t>
+      </w:r>
+      <w:r>
+        <w:t xml:space="preserve"> = 1300 + 450</w:t>
+      </w:r>
+      <w:r>
+        <w:t>)</w:t>
+      </w:r>
+    </w:p>
+    <w:p>
+      <w:pPr>
+        <w:pStyle w:val="Prrafodelista"/>
+        <w:numPr>
+          <w:ilvl w:val="0"/>
+          <w:numId w:val="1"/>
+        </w:numPr>
+      </w:pPr>
+      <w:r>
+        <w:t>Limitaciones y consideraciones éticas ¿?</w:t>
+      </w:r>
+    </w:p>
+    <w:p>
+      <w:pPr>
+        <w:pStyle w:val="Prrafodelista"/>
+        <w:numPr>
+          <w:ilvl w:val="0"/>
+          <w:numId w:val="1"/>
+        </w:numPr>
+      </w:pPr>
+      <w:r>
+        <w:t>Reproducibilidad y datos</w:t>
+      </w:r>
+    </w:p>
+    <w:p>
+      <w:pPr>
+        <w:pStyle w:val="Prrafodelista"/>
+        <w:numPr>
+          <w:ilvl w:val="0"/>
+          <w:numId w:val="1"/>
+        </w:numPr>
+      </w:pPr>
+    </w:p>
+    <w:p>
+      <w:pPr>
+        <w:pStyle w:val="Prrafodelista"/>
+        <w:numPr>
+          <w:ilvl w:val="0"/>
+          <w:numId w:val="1"/>
+        </w:numPr>
+      </w:pPr>
+      <w:r>
         <w:lastRenderedPageBreak/>
-        <w:t>Análisis descriptivos</w:t>
-      </w:r>
-      <w:r>
-        <w:rPr>
-          <w:b/>
-          <w:bCs/>
-        </w:rPr>
-        <w:t xml:space="preserve"> y exploratorios</w:t>
-      </w:r>
-      <w:r>
-        <w:rPr>
-          <w:b/>
-          <w:bCs/>
-        </w:rPr>
-        <w:t xml:space="preserve"> de textos y autores</w:t>
-      </w:r>
-      <w:r>
-        <w:rPr>
-          <w:b/>
-          <w:bCs/>
-        </w:rPr>
-        <w:t xml:space="preserve"> (comparativos)</w:t>
-      </w:r>
-    </w:p>
-    <w:p>
-      <w:pPr>
-        <w:pStyle w:val="Prrafodelista"/>
-        <w:numPr>
-          <w:ilvl w:val="1"/>
-          <w:numId w:val="1"/>
-        </w:numPr>
-        <w:rPr>
-          <w:b/>
-          <w:bCs/>
-        </w:rPr>
-      </w:pPr>
-      <w:r>
-        <w:rPr>
-          <w:b/>
-          <w:bCs/>
-        </w:rPr>
-        <w:t xml:space="preserve">Análisis de entidades – </w:t>
-      </w:r>
-      <w:r>
-        <w:rPr>
-          <w:b/>
-          <w:bCs/>
-        </w:rPr>
-        <w:t>NER</w:t>
-      </w:r>
-      <w:r>
-        <w:rPr>
-          <w:b/>
-          <w:bCs/>
-        </w:rPr>
-        <w:t xml:space="preserve"> (comparativos)</w:t>
-      </w:r>
-    </w:p>
-    <w:p>
-      <w:pPr>
-        <w:pStyle w:val="Prrafodelista"/>
-        <w:numPr>
-          <w:ilvl w:val="1"/>
-          <w:numId w:val="1"/>
-        </w:numPr>
-        <w:rPr>
-          <w:b/>
-          <w:bCs/>
-        </w:rPr>
-      </w:pPr>
-      <w:r>
-        <w:rPr>
-          <w:b/>
-          <w:bCs/>
-        </w:rPr>
-        <w:t>Análisis de temas</w:t>
-      </w:r>
-      <w:r>
-        <w:rPr>
-          <w:b/>
-          <w:bCs/>
-        </w:rPr>
-        <w:t xml:space="preserve"> (comparativos</w:t>
-      </w:r>
-      <w:r>
-        <w:rPr>
-          <w:b/>
-          <w:bCs/>
-        </w:rPr>
-        <w:t>)</w:t>
-      </w:r>
-    </w:p>
-    <w:p>
-      <w:pPr>
-        <w:pStyle w:val="Prrafodelista"/>
-        <w:numPr>
-          <w:ilvl w:val="1"/>
-          <w:numId w:val="1"/>
-        </w:numPr>
-        <w:rPr>
-          <w:b/>
-          <w:bCs/>
-        </w:rPr>
-      </w:pPr>
-      <w:r>
-        <w:rPr>
-          <w:b/>
-          <w:bCs/>
-        </w:rPr>
-        <w:t>Análisis léxico-discursivo</w:t>
-      </w:r>
-      <w:r>
-        <w:rPr>
-          <w:b/>
-          <w:bCs/>
-        </w:rPr>
-        <w:t>/ vocabulario</w:t>
-      </w:r>
-      <w:r>
-        <w:rPr>
-          <w:b/>
-          <w:bCs/>
-        </w:rPr>
-        <w:t xml:space="preserve"> (</w:t>
-      </w:r>
-      <w:proofErr w:type="spellStart"/>
-      <w:r>
-        <w:rPr>
-          <w:b/>
-          <w:bCs/>
-        </w:rPr>
-        <w:t>keywords</w:t>
-      </w:r>
-      <w:proofErr w:type="spellEnd"/>
-      <w:r>
-        <w:rPr>
-          <w:b/>
-          <w:bCs/>
-        </w:rPr>
-        <w:t xml:space="preserve"> in </w:t>
-      </w:r>
-      <w:proofErr w:type="spellStart"/>
-      <w:r>
-        <w:rPr>
-          <w:b/>
-          <w:bCs/>
-        </w:rPr>
-        <w:t>context</w:t>
-      </w:r>
-      <w:proofErr w:type="spellEnd"/>
-      <w:r>
-        <w:rPr>
-          <w:b/>
-          <w:bCs/>
-        </w:rPr>
-        <w:t>, concordancias, n-</w:t>
-      </w:r>
-      <w:proofErr w:type="spellStart"/>
-      <w:r>
-        <w:rPr>
-          <w:b/>
-          <w:bCs/>
-        </w:rPr>
-        <w:t>grams</w:t>
-      </w:r>
-      <w:proofErr w:type="spellEnd"/>
-      <w:r>
-        <w:rPr>
-          <w:b/>
-          <w:bCs/>
-        </w:rPr>
-        <w:t>, POS-</w:t>
-      </w:r>
-      <w:proofErr w:type="spellStart"/>
-      <w:r>
-        <w:rPr>
-          <w:b/>
-          <w:bCs/>
-        </w:rPr>
-        <w:t>tagging</w:t>
-      </w:r>
-      <w:proofErr w:type="spellEnd"/>
-      <w:r>
-        <w:rPr>
-          <w:b/>
-          <w:bCs/>
-        </w:rPr>
-        <w:t>)</w:t>
-      </w:r>
-      <w:r>
-        <w:rPr>
-          <w:b/>
-          <w:bCs/>
-        </w:rPr>
-        <w:t xml:space="preserve"> (comparativos</w:t>
-      </w:r>
-      <w:r>
-        <w:rPr>
-          <w:b/>
-          <w:bCs/>
-        </w:rPr>
-        <w:t>)</w:t>
-      </w:r>
-    </w:p>
-    <w:p>
-      <w:pPr>
-        <w:pStyle w:val="Prrafodelista"/>
-        <w:ind w:left="1440"/>
-      </w:pPr>
-    </w:p>
-    <w:p>
-      <w:pPr>
-        <w:pStyle w:val="Prrafodelista"/>
-        <w:numPr>
-          <w:ilvl w:val="0"/>
-          <w:numId w:val="1"/>
-        </w:numPr>
-      </w:pPr>
-      <w:r>
-        <w:t>Resultados</w:t>
-      </w:r>
-      <w:r>
-        <w:t xml:space="preserve"> (</w:t>
-      </w:r>
-      <w:r>
-        <w:t xml:space="preserve">1750 </w:t>
-      </w:r>
-      <w:r>
-        <w:t>palabras)</w:t>
-      </w:r>
-    </w:p>
-    <w:p>
-      <w:pPr>
-        <w:pStyle w:val="Prrafodelista"/>
-        <w:numPr>
-          <w:ilvl w:val="1"/>
-          <w:numId w:val="1"/>
-        </w:numPr>
-      </w:pPr>
-      <w:r>
-        <w:t>Preprocesamiento ¿Cuántas palabras quedaron luego del preprocesamiento? ¿Qué diferencia hay entre el texto crudo y el texto procesado?</w:t>
-      </w:r>
-    </w:p>
-    <w:p>
-      <w:pPr>
-        <w:pStyle w:val="Prrafodelista"/>
-        <w:numPr>
-          <w:ilvl w:val="1"/>
-          <w:numId w:val="1"/>
-        </w:numPr>
-      </w:pPr>
-      <w:r>
-        <w:t xml:space="preserve">Identificación menciones a la ciencia. </w:t>
-      </w:r>
-    </w:p>
-    <w:p>
-      <w:pPr>
-        <w:pStyle w:val="Prrafodelista"/>
-        <w:numPr>
-          <w:ilvl w:val="2"/>
-          <w:numId w:val="1"/>
-        </w:numPr>
-      </w:pPr>
-      <w:r>
-        <w:t xml:space="preserve">Umbral y valor de </w:t>
-      </w:r>
-      <w:proofErr w:type="spellStart"/>
-      <w:r>
-        <w:t>accuracy</w:t>
-      </w:r>
-      <w:proofErr w:type="spellEnd"/>
-    </w:p>
-    <w:p>
-      <w:pPr>
-        <w:pStyle w:val="Prrafodelista"/>
-        <w:numPr>
-          <w:ilvl w:val="2"/>
-          <w:numId w:val="1"/>
-        </w:numPr>
-      </w:pPr>
-      <w:r>
-        <w:t xml:space="preserve"> ¿Cuántas quedaron después? </w:t>
-      </w:r>
-    </w:p>
-    <w:p>
-      <w:pPr>
-        <w:pStyle w:val="Prrafodelista"/>
-        <w:numPr>
-          <w:ilvl w:val="2"/>
-          <w:numId w:val="1"/>
-        </w:numPr>
-      </w:pPr>
-      <w:r>
-        <w:t>Algunos ejemplos.</w:t>
-      </w:r>
-    </w:p>
-    <w:p>
-      <w:pPr>
-        <w:pStyle w:val="Prrafodelista"/>
-        <w:numPr>
-          <w:ilvl w:val="2"/>
-          <w:numId w:val="1"/>
-        </w:numPr>
-      </w:pPr>
-      <w:r>
-        <w:t>Por subcategorías</w:t>
-      </w:r>
-    </w:p>
-    <w:p>
-      <w:pPr>
-        <w:pStyle w:val="Prrafodelista"/>
-        <w:numPr>
-          <w:ilvl w:val="1"/>
-          <w:numId w:val="1"/>
-        </w:numPr>
-      </w:pPr>
-      <w:r>
-        <w:t>Análisis descriptivos y exploratorios de textos y autores (comparativos)</w:t>
-      </w:r>
-    </w:p>
-    <w:p>
-      <w:pPr>
-        <w:pStyle w:val="Prrafodelista"/>
-        <w:numPr>
-          <w:ilvl w:val="2"/>
-          <w:numId w:val="1"/>
-        </w:numPr>
-      </w:pPr>
-      <w:r>
-        <w:t>Estadísticos descriptivos generales del corpus vs ciencia</w:t>
-      </w:r>
-    </w:p>
-    <w:p>
-      <w:pPr>
-        <w:pStyle w:val="Prrafodelista"/>
-        <w:numPr>
-          <w:ilvl w:val="2"/>
-          <w:numId w:val="1"/>
-        </w:numPr>
-      </w:pPr>
-      <w:r>
-        <w:t>Distribución de columnas y autores por periódico, general vs ciencia</w:t>
-      </w:r>
-    </w:p>
-    <w:p>
-      <w:pPr>
-        <w:pStyle w:val="Prrafodelista"/>
-        <w:numPr>
-          <w:ilvl w:val="2"/>
-          <w:numId w:val="1"/>
-        </w:numPr>
-      </w:pPr>
-      <w:r>
-        <w:t>Nubes de palabras general vs ciencia</w:t>
-      </w:r>
-    </w:p>
-    <w:p>
-      <w:pPr>
-        <w:pStyle w:val="Prrafodelista"/>
-        <w:numPr>
-          <w:ilvl w:val="2"/>
-          <w:numId w:val="1"/>
-        </w:numPr>
-      </w:pPr>
-      <w:r>
-        <w:t>Distribución temporal general vs ciencia</w:t>
-      </w:r>
-    </w:p>
-    <w:p>
-      <w:pPr>
-        <w:pStyle w:val="Prrafodelista"/>
-        <w:numPr>
-          <w:ilvl w:val="2"/>
-          <w:numId w:val="1"/>
-        </w:numPr>
-      </w:pPr>
-      <w:r>
-        <w:t>Top autores en ciencia vs top en corpus</w:t>
-      </w:r>
-    </w:p>
-    <w:p>
-      <w:pPr>
-        <w:pStyle w:val="Prrafodelista"/>
-        <w:numPr>
-          <w:ilvl w:val="2"/>
-          <w:numId w:val="1"/>
-        </w:numPr>
-      </w:pPr>
-      <w:r>
-        <w:t>Por subcategorías</w:t>
-      </w:r>
-    </w:p>
-    <w:p>
-      <w:pPr>
-        <w:pStyle w:val="Prrafodelista"/>
-        <w:numPr>
-          <w:ilvl w:val="1"/>
-          <w:numId w:val="1"/>
-        </w:numPr>
-      </w:pPr>
-      <w:r>
-        <w:t>Análisis de entidades – NER (comparativos)</w:t>
-      </w:r>
-    </w:p>
-    <w:p>
-      <w:pPr>
-        <w:pStyle w:val="Prrafodelista"/>
-        <w:numPr>
-          <w:ilvl w:val="2"/>
-          <w:numId w:val="1"/>
-        </w:numPr>
-      </w:pPr>
-      <w:proofErr w:type="gramStart"/>
-      <w:r>
-        <w:t>Tabla con metadatos?</w:t>
-      </w:r>
-      <w:proofErr w:type="gramEnd"/>
-      <w:r>
-        <w:t xml:space="preserve"> </w:t>
-      </w:r>
-    </w:p>
-    <w:p>
-      <w:pPr>
-        <w:pStyle w:val="Prrafodelista"/>
-        <w:numPr>
-          <w:ilvl w:val="2"/>
-          <w:numId w:val="1"/>
-        </w:numPr>
-      </w:pPr>
-      <w:r>
-        <w:t>Resumen por afiliación</w:t>
-      </w:r>
-    </w:p>
-    <w:p>
-      <w:pPr>
-        <w:pStyle w:val="Prrafodelista"/>
-        <w:numPr>
-          <w:ilvl w:val="2"/>
-          <w:numId w:val="1"/>
-        </w:numPr>
-      </w:pPr>
-      <w:r>
-        <w:t xml:space="preserve">Resumen organización, actores, </w:t>
-      </w:r>
-      <w:r>
-        <w:t>lugar</w:t>
-      </w:r>
-    </w:p>
-    <w:p>
-      <w:pPr>
-        <w:pStyle w:val="Prrafodelista"/>
-        <w:numPr>
-          <w:ilvl w:val="2"/>
-          <w:numId w:val="1"/>
-        </w:numPr>
-      </w:pPr>
-      <w:r>
-        <w:t xml:space="preserve">Top </w:t>
-      </w:r>
-    </w:p>
-    <w:p>
-      <w:pPr>
-        <w:pStyle w:val="Prrafodelista"/>
-        <w:numPr>
-          <w:ilvl w:val="1"/>
-          <w:numId w:val="1"/>
-        </w:numPr>
-      </w:pPr>
-      <w:r>
-        <w:t>Análisis de temas (comparativos)</w:t>
-      </w:r>
-    </w:p>
-    <w:p>
-      <w:pPr>
-        <w:pStyle w:val="Prrafodelista"/>
-        <w:numPr>
-          <w:ilvl w:val="2"/>
-          <w:numId w:val="1"/>
-        </w:numPr>
-      </w:pPr>
-      <w:r>
-        <w:t>Temas obtenidos</w:t>
-      </w:r>
-    </w:p>
-    <w:p>
-      <w:pPr>
-        <w:pStyle w:val="Prrafodelista"/>
-        <w:numPr>
-          <w:ilvl w:val="2"/>
-          <w:numId w:val="1"/>
-        </w:numPr>
-      </w:pPr>
-    </w:p>
-    <w:p>
-      <w:pPr>
-        <w:pStyle w:val="Prrafodelista"/>
-        <w:numPr>
-          <w:ilvl w:val="1"/>
-          <w:numId w:val="1"/>
-        </w:numPr>
-      </w:pPr>
-      <w:r>
-        <w:t>Análisis léxico-discursivo/ vocabulario (</w:t>
-      </w:r>
-      <w:proofErr w:type="spellStart"/>
-      <w:r>
-        <w:t>keywords</w:t>
-      </w:r>
-      <w:proofErr w:type="spellEnd"/>
-      <w:r>
-        <w:t xml:space="preserve"> in </w:t>
-      </w:r>
-      <w:proofErr w:type="spellStart"/>
-      <w:r>
-        <w:t>context</w:t>
-      </w:r>
-      <w:proofErr w:type="spellEnd"/>
-      <w:r>
-        <w:t>, concordancias, n-</w:t>
-      </w:r>
-      <w:proofErr w:type="spellStart"/>
-      <w:r>
-        <w:t>grams</w:t>
-      </w:r>
-      <w:proofErr w:type="spellEnd"/>
-      <w:r>
-        <w:t>, POS-</w:t>
-      </w:r>
-      <w:proofErr w:type="spellStart"/>
-      <w:r>
-        <w:t>tagging</w:t>
-      </w:r>
-      <w:proofErr w:type="spellEnd"/>
-      <w:r>
-        <w:t>) (comparativos)</w:t>
-      </w:r>
-    </w:p>
-    <w:p>
-      <w:pPr>
-        <w:pStyle w:val="Prrafodelista"/>
-        <w:numPr>
-          <w:ilvl w:val="0"/>
-          <w:numId w:val="1"/>
-        </w:numPr>
-      </w:pPr>
-      <w:r>
-        <w:t>Discusión</w:t>
-      </w:r>
-      <w:r>
-        <w:t xml:space="preserve"> y conclusiones</w:t>
-      </w:r>
-      <w:r>
-        <w:t xml:space="preserve"> (</w:t>
-      </w:r>
-      <w:r>
-        <w:t xml:space="preserve">1750 </w:t>
-      </w:r>
-      <w:r>
-        <w:t>palabras</w:t>
-      </w:r>
-      <w:r>
-        <w:t xml:space="preserve"> = 1300 + 450</w:t>
-      </w:r>
-      <w:r>
-        <w:t>)</w:t>
-      </w:r>
-    </w:p>
-    <w:p>
-      <w:pPr>
-        <w:pStyle w:val="Prrafodelista"/>
-        <w:numPr>
-          <w:ilvl w:val="0"/>
-          <w:numId w:val="1"/>
-        </w:numPr>
-      </w:pPr>
-      <w:r>
-        <w:t>Limitaciones y consideraciones éticas ¿?</w:t>
-      </w:r>
-    </w:p>
-    <w:p>
-      <w:pPr>
-        <w:pStyle w:val="Prrafodelista"/>
-        <w:numPr>
-          <w:ilvl w:val="0"/>
-          <w:numId w:val="1"/>
-        </w:numPr>
-      </w:pPr>
-      <w:r>
-        <w:t>Reproducibilidad y datos</w:t>
-      </w:r>
-    </w:p>
-    <w:p>
-      <w:pPr>
-        <w:pStyle w:val="Prrafodelista"/>
-        <w:numPr>
-          <w:ilvl w:val="0"/>
-          <w:numId w:val="1"/>
-        </w:numPr>
-      </w:pPr>
-    </w:p>
-    <w:p>
-      <w:pPr>
-        <w:pStyle w:val="Prrafodelista"/>
-        <w:numPr>
-          <w:ilvl w:val="0"/>
-          <w:numId w:val="1"/>
-        </w:numPr>
-      </w:pPr>
-      <w:r>
         <w:t>Conclusiones y trabajo futuro</w:t>
       </w:r>
     </w:p>

--- a/reports/Outline_articulo.docx
+++ b/reports/Outline_articulo.docx
@@ -431,12 +431,21 @@
         </w:rPr>
         <w:t xml:space="preserve"> </w:t>
       </w:r>
-      <w:r>
-        <w:rPr>
-          <w:b/>
-          <w:bCs/>
-        </w:rPr>
-        <w:t>34  c/u</w:t>
+      <w:proofErr w:type="gramStart"/>
+      <w:r>
+        <w:rPr>
+          <w:b/>
+          <w:bCs/>
+        </w:rPr>
+        <w:t>34  c</w:t>
+      </w:r>
+      <w:proofErr w:type="gramEnd"/>
+      <w:r>
+        <w:rPr>
+          <w:b/>
+          <w:bCs/>
+        </w:rPr>
+        <w:t>/u</w:t>
       </w:r>
     </w:p>
     <w:p>
@@ -535,13 +544,6 @@
           <w:bCs/>
         </w:rPr>
         <w:t xml:space="preserve"> fragmentos</w:t>
-      </w:r>
-      <w:r>
-        <w:rPr>
-          <w:b/>
-          <w:bCs/>
-        </w:rPr>
-        <w:t xml:space="preserve"> - </w:t>
       </w:r>
     </w:p>
     <w:p>
@@ -1147,8 +1149,13 @@
           <w:numId w:val="1"/>
         </w:numPr>
       </w:pPr>
-      <w:r>
-        <w:t xml:space="preserve">Tabla con metadatos? </w:t>
+      <w:proofErr w:type="gramStart"/>
+      <w:r>
+        <w:t>Tabla con metadatos?</w:t>
+      </w:r>
+      <w:proofErr w:type="gramEnd"/>
+      <w:r>
+        <w:t xml:space="preserve"> </w:t>
       </w:r>
     </w:p>
     <w:p>

--- a/reports/Outline_articulo.docx
+++ b/reports/Outline_articulo.docx
@@ -405,47 +405,18 @@
           <w:ilvl w:val="1"/>
           <w:numId w:val="1"/>
         </w:numPr>
-        <w:rPr>
-          <w:b/>
-          <w:bCs/>
-        </w:rPr>
-      </w:pPr>
-      <w:r>
-        <w:rPr>
-          <w:b/>
-          <w:bCs/>
-        </w:rPr>
+      </w:pPr>
+      <w:r>
         <w:t>Identificación menciones</w:t>
       </w:r>
       <w:r>
-        <w:rPr>
-          <w:b/>
-          <w:bCs/>
-        </w:rPr>
         <w:t xml:space="preserve"> ciencia</w:t>
       </w:r>
       <w:r>
-        <w:rPr>
-          <w:b/>
-          <w:bCs/>
-        </w:rPr>
         <w:t xml:space="preserve"> </w:t>
       </w:r>
-      <w:proofErr w:type="gramStart"/>
-      <w:r>
-        <w:rPr>
-          <w:b/>
-          <w:bCs/>
-        </w:rPr>
-        <w:t>34  c</w:t>
-      </w:r>
-      <w:proofErr w:type="gramEnd"/>
-      <w:r>
-        <w:rPr>
-          <w:b/>
-          <w:bCs/>
-        </w:rPr>
-        <w:t>/u</w:t>
+      <w:r>
+        <w:t>34  c/u</w:t>
       </w:r>
     </w:p>
     <w:p>
@@ -483,23 +454,11 @@
           <w:ilvl w:val="2"/>
           <w:numId w:val="1"/>
         </w:numPr>
-        <w:rPr>
-          <w:b/>
-          <w:bCs/>
-        </w:rPr>
-      </w:pPr>
-      <w:r>
-        <w:rPr>
-          <w:b/>
-          <w:bCs/>
-        </w:rPr>
+      </w:pPr>
+      <w:r>
         <w:t>Tesauro Ciencia</w:t>
       </w:r>
       <w:r>
-        <w:rPr>
-          <w:b/>
-          <w:bCs/>
-        </w:rPr>
         <w:t xml:space="preserve"> – para definir ciencia y determinar que estamos buscando en el texto</w:t>
       </w:r>
     </w:p>
@@ -510,95 +469,36 @@
           <w:ilvl w:val="2"/>
           <w:numId w:val="1"/>
         </w:numPr>
-        <w:rPr>
-          <w:b/>
-          <w:bCs/>
-        </w:rPr>
       </w:pPr>
       <w:proofErr w:type="spellStart"/>
       <w:r>
-        <w:rPr>
-          <w:b/>
-          <w:bCs/>
-        </w:rPr>
-        <w:t>Chunks</w:t>
+        <w:t>Embeddings</w:t>
       </w:r>
       <w:proofErr w:type="spellEnd"/>
       <w:r>
-        <w:rPr>
-          <w:b/>
-          <w:bCs/>
-        </w:rPr>
-        <w:t xml:space="preserve"> </w:t>
-      </w:r>
-      <w:r>
-        <w:rPr>
-          <w:b/>
-          <w:bCs/>
-        </w:rPr>
-        <w:t>–</w:t>
-      </w:r>
-      <w:r>
-        <w:rPr>
-          <w:b/>
-          <w:bCs/>
-        </w:rPr>
-        <w:t xml:space="preserve"> fragmentos</w:t>
-      </w:r>
-    </w:p>
-    <w:p>
-      <w:pPr>
-        <w:pStyle w:val="Prrafodelista"/>
-        <w:numPr>
-          <w:ilvl w:val="2"/>
-          <w:numId w:val="1"/>
-        </w:numPr>
-        <w:rPr>
-          <w:b/>
-          <w:bCs/>
-        </w:rPr>
-      </w:pPr>
+        <w:t xml:space="preserve"> para codificar ambos, el modelo se eligió por… </w:t>
+      </w:r>
+      <w:r>
+        <w:t xml:space="preserve"> y </w:t>
+      </w:r>
       <w:proofErr w:type="spellStart"/>
       <w:r>
-        <w:rPr>
-          <w:b/>
-          <w:bCs/>
-        </w:rPr>
-        <w:t>Embeddings</w:t>
+        <w:t>chunks</w:t>
       </w:r>
       <w:proofErr w:type="spellEnd"/>
-      <w:r>
-        <w:rPr>
-          <w:b/>
-          <w:bCs/>
-        </w:rPr>
-        <w:t xml:space="preserve"> para codificar ambos, el modelo se eligió por… </w:t>
-      </w:r>
-    </w:p>
-    <w:p>
-      <w:pPr>
-        <w:pStyle w:val="Prrafodelista"/>
-        <w:numPr>
-          <w:ilvl w:val="2"/>
-          <w:numId w:val="1"/>
-        </w:numPr>
-        <w:rPr>
-          <w:b/>
-          <w:bCs/>
-        </w:rPr>
-      </w:pPr>
-      <w:r>
-        <w:rPr>
-          <w:b/>
-          <w:bCs/>
-        </w:rPr>
+    </w:p>
+    <w:p>
+      <w:pPr>
+        <w:pStyle w:val="Prrafodelista"/>
+        <w:numPr>
+          <w:ilvl w:val="2"/>
+          <w:numId w:val="1"/>
+        </w:numPr>
+      </w:pPr>
+      <w:r>
         <w:t>Similitud de coseno</w:t>
       </w:r>
       <w:r>
-        <w:rPr>
-          <w:b/>
-          <w:bCs/>
-        </w:rPr>
         <w:t xml:space="preserve"> para comparar y encontrar similitudes textuales</w:t>
       </w:r>
     </w:p>
@@ -609,16 +509,8 @@
           <w:ilvl w:val="2"/>
           <w:numId w:val="1"/>
         </w:numPr>
-        <w:rPr>
-          <w:b/>
-          <w:bCs/>
-        </w:rPr>
-      </w:pPr>
-      <w:r>
-        <w:rPr>
-          <w:b/>
-          <w:bCs/>
-        </w:rPr>
+      </w:pPr>
+      <w:r>
         <w:t>Elección umbral</w:t>
       </w:r>
     </w:p>
@@ -629,95 +521,170 @@
           <w:ilvl w:val="2"/>
           <w:numId w:val="1"/>
         </w:numPr>
-        <w:rPr>
-          <w:b/>
-          <w:bCs/>
-        </w:rPr>
-      </w:pPr>
-      <w:r>
-        <w:rPr>
-          <w:b/>
-          <w:bCs/>
-        </w:rPr>
+      </w:pPr>
+      <w:r>
+        <w:t>Construcción</w:t>
+      </w:r>
+      <w:r>
+        <w:t xml:space="preserve"> del</w:t>
+      </w:r>
+      <w:r>
+        <w:t xml:space="preserve"> conjunto </w:t>
+      </w:r>
+      <w:r>
+        <w:t>para</w:t>
+      </w:r>
+      <w:r>
+        <w:t xml:space="preserve"> validación humana</w:t>
+      </w:r>
+    </w:p>
+    <w:p>
+      <w:pPr>
+        <w:pStyle w:val="Prrafodelista"/>
+        <w:numPr>
+          <w:ilvl w:val="2"/>
+          <w:numId w:val="1"/>
+        </w:numPr>
+      </w:pPr>
+      <w:proofErr w:type="spellStart"/>
+      <w:r>
         <w:lastRenderedPageBreak/>
-        <w:t>Construcción</w:t>
-      </w:r>
-      <w:r>
-        <w:rPr>
-          <w:b/>
-          <w:bCs/>
-        </w:rPr>
-        <w:t xml:space="preserve"> del</w:t>
-      </w:r>
-      <w:r>
-        <w:rPr>
-          <w:b/>
-          <w:bCs/>
-        </w:rPr>
-        <w:t xml:space="preserve"> conjunto </w:t>
-      </w:r>
-      <w:r>
-        <w:rPr>
-          <w:b/>
-          <w:bCs/>
-        </w:rPr>
-        <w:t>para</w:t>
-      </w:r>
-      <w:r>
-        <w:rPr>
-          <w:b/>
-          <w:bCs/>
-        </w:rPr>
-        <w:t xml:space="preserve"> validación humana</w:t>
-      </w:r>
-    </w:p>
-    <w:p>
-      <w:pPr>
-        <w:pStyle w:val="Prrafodelista"/>
-        <w:numPr>
-          <w:ilvl w:val="2"/>
-          <w:numId w:val="1"/>
-        </w:numPr>
-        <w:rPr>
-          <w:b/>
-          <w:bCs/>
-        </w:rPr>
-      </w:pPr>
+        <w:t>Accuracy</w:t>
+      </w:r>
+      <w:proofErr w:type="spellEnd"/>
+      <w:r>
+        <w:t xml:space="preserve"> umbral</w:t>
+      </w:r>
+    </w:p>
+    <w:p>
+      <w:pPr>
+        <w:pStyle w:val="Prrafodelista"/>
+        <w:numPr>
+          <w:ilvl w:val="1"/>
+          <w:numId w:val="1"/>
+        </w:numPr>
+      </w:pPr>
+      <w:r>
+        <w:t>Análisis descriptivos</w:t>
+      </w:r>
+      <w:r>
+        <w:t xml:space="preserve"> y exploratorios</w:t>
+      </w:r>
+      <w:r>
+        <w:t xml:space="preserve"> de textos y autores</w:t>
+      </w:r>
+      <w:r>
+        <w:t xml:space="preserve"> (comparativos)</w:t>
+      </w:r>
+    </w:p>
+    <w:p>
+      <w:pPr>
+        <w:pStyle w:val="Prrafodelista"/>
+        <w:numPr>
+          <w:ilvl w:val="1"/>
+          <w:numId w:val="1"/>
+        </w:numPr>
+      </w:pPr>
+      <w:r>
+        <w:t xml:space="preserve">Análisis de entidades – </w:t>
+      </w:r>
+      <w:r>
+        <w:t>NER</w:t>
+      </w:r>
+      <w:r>
+        <w:t xml:space="preserve"> (comparativos)</w:t>
+      </w:r>
+    </w:p>
+    <w:p>
+      <w:pPr>
+        <w:pStyle w:val="Prrafodelista"/>
+        <w:numPr>
+          <w:ilvl w:val="1"/>
+          <w:numId w:val="1"/>
+        </w:numPr>
+      </w:pPr>
+      <w:r>
+        <w:t>Análisis de temas</w:t>
+      </w:r>
+      <w:r>
+        <w:t xml:space="preserve"> (comparativos</w:t>
+      </w:r>
+      <w:r>
+        <w:t>)</w:t>
+      </w:r>
+    </w:p>
+    <w:p>
+      <w:pPr>
+        <w:pStyle w:val="Prrafodelista"/>
+        <w:numPr>
+          <w:ilvl w:val="1"/>
+          <w:numId w:val="1"/>
+        </w:numPr>
+      </w:pPr>
+      <w:r>
+        <w:t>Análisis léxico-discursivo</w:t>
+      </w:r>
+      <w:r>
+        <w:t>/ vocabulario</w:t>
+      </w:r>
+      <w:r>
+        <w:t xml:space="preserve"> (</w:t>
+      </w:r>
       <w:proofErr w:type="spellStart"/>
       <w:r>
-        <w:rPr>
-          <w:b/>
-          <w:bCs/>
-        </w:rPr>
-        <w:t>Accuracy</w:t>
+        <w:t>keywords</w:t>
       </w:r>
       <w:proofErr w:type="spellEnd"/>
       <w:r>
-        <w:rPr>
-          <w:b/>
-          <w:bCs/>
-        </w:rPr>
-        <w:t xml:space="preserve"> umbral</w:t>
-      </w:r>
-    </w:p>
-    <w:p>
-      <w:pPr>
-        <w:pStyle w:val="Prrafodelista"/>
-        <w:numPr>
-          <w:ilvl w:val="2"/>
-          <w:numId w:val="1"/>
-        </w:numPr>
-        <w:rPr>
-          <w:b/>
-          <w:bCs/>
-        </w:rPr>
-      </w:pPr>
-      <w:r>
-        <w:rPr>
-          <w:b/>
-          <w:bCs/>
-        </w:rPr>
-        <w:t>Significado umbral</w:t>
+        <w:t xml:space="preserve"> in </w:t>
+      </w:r>
+      <w:proofErr w:type="spellStart"/>
+      <w:r>
+        <w:t>context</w:t>
+      </w:r>
+      <w:proofErr w:type="spellEnd"/>
+      <w:r>
+        <w:t>, concordancias, n-</w:t>
+      </w:r>
+      <w:proofErr w:type="spellStart"/>
+      <w:r>
+        <w:t>grams</w:t>
+      </w:r>
+      <w:proofErr w:type="spellEnd"/>
+      <w:r>
+        <w:t>, POS-</w:t>
+      </w:r>
+      <w:proofErr w:type="spellStart"/>
+      <w:r>
+        <w:t>tagging</w:t>
+      </w:r>
+      <w:proofErr w:type="spellEnd"/>
+      <w:r>
+        <w:t>)</w:t>
+      </w:r>
+      <w:r>
+        <w:t xml:space="preserve"> (comparativos</w:t>
+      </w:r>
+      <w:r>
+        <w:t>)</w:t>
+      </w:r>
+    </w:p>
+    <w:p>
+      <w:pPr>
+        <w:pStyle w:val="Prrafodelista"/>
+        <w:ind w:left="1440"/>
+      </w:pPr>
+    </w:p>
+    <w:p>
+      <w:pPr>
+        <w:pStyle w:val="Prrafodelista"/>
+        <w:numPr>
+          <w:ilvl w:val="0"/>
+          <w:numId w:val="1"/>
+        </w:numPr>
+      </w:pPr>
+      <w:r>
+        <w:t>Resultados (1750 palabras)</w:t>
       </w:r>
     </w:p>
     <w:p>
@@ -727,38 +694,9 @@
           <w:ilvl w:val="1"/>
           <w:numId w:val="1"/>
         </w:numPr>
-        <w:rPr>
-          <w:b/>
-          <w:bCs/>
-        </w:rPr>
-      </w:pPr>
-      <w:r>
-        <w:rPr>
-          <w:b/>
-          <w:bCs/>
-        </w:rPr>
-        <w:t>Análisis descriptivos</w:t>
-      </w:r>
-      <w:r>
-        <w:rPr>
-          <w:b/>
-          <w:bCs/>
-        </w:rPr>
-        <w:t xml:space="preserve"> y exploratorios</w:t>
-      </w:r>
-      <w:r>
-        <w:rPr>
-          <w:b/>
-          <w:bCs/>
-        </w:rPr>
-        <w:t xml:space="preserve"> de textos y autores</w:t>
-      </w:r>
-      <w:r>
-        <w:rPr>
-          <w:b/>
-          <w:bCs/>
-        </w:rPr>
-        <w:t xml:space="preserve"> (comparativos)</w:t>
+      </w:pPr>
+      <w:r>
+        <w:t>Preprocesamiento ¿Cuántas palabras quedaron luego del preprocesamiento? ¿Qué diferencia hay entre el texto crudo y el texto procesado?</w:t>
       </w:r>
     </w:p>
     <w:p>
@@ -768,31 +706,97 @@
           <w:ilvl w:val="1"/>
           <w:numId w:val="1"/>
         </w:numPr>
-        <w:rPr>
-          <w:b/>
-          <w:bCs/>
-        </w:rPr>
-      </w:pPr>
-      <w:r>
-        <w:rPr>
-          <w:b/>
-          <w:bCs/>
-        </w:rPr>
-        <w:t xml:space="preserve">Análisis de entidades – </w:t>
-      </w:r>
-      <w:r>
-        <w:rPr>
-          <w:b/>
-          <w:bCs/>
-        </w:rPr>
-        <w:t>NER</w:t>
-      </w:r>
-      <w:r>
-        <w:rPr>
-          <w:b/>
-          <w:bCs/>
-        </w:rPr>
-        <w:t xml:space="preserve"> (comparativos)</w:t>
+      </w:pPr>
+      <w:r>
+        <w:t xml:space="preserve">Identificación menciones a la ciencia. </w:t>
+      </w:r>
+    </w:p>
+    <w:p>
+      <w:pPr>
+        <w:pStyle w:val="Prrafodelista"/>
+        <w:numPr>
+          <w:ilvl w:val="2"/>
+          <w:numId w:val="1"/>
+        </w:numPr>
+      </w:pPr>
+      <w:r>
+        <w:t xml:space="preserve">GRAFICO: Histograma similitudes y </w:t>
+      </w:r>
+      <w:proofErr w:type="spellStart"/>
+      <w:r>
+        <w:t>accuracy</w:t>
+      </w:r>
+      <w:proofErr w:type="spellEnd"/>
+      <w:r>
+        <w:t xml:space="preserve"> vs umbral</w:t>
+      </w:r>
+    </w:p>
+    <w:p>
+      <w:pPr>
+        <w:pStyle w:val="Prrafodelista"/>
+        <w:numPr>
+          <w:ilvl w:val="2"/>
+          <w:numId w:val="1"/>
+        </w:numPr>
+      </w:pPr>
+      <w:r>
+        <w:t>TABLA: Menciones por subcategoría, % del total, conteo por subcategoría, ejemplos</w:t>
+      </w:r>
+      <w:r>
+        <w:t xml:space="preserve"> representativo por categoría.</w:t>
+      </w:r>
+    </w:p>
+    <w:p>
+      <w:pPr>
+        <w:pStyle w:val="Prrafodelista"/>
+        <w:numPr>
+          <w:ilvl w:val="2"/>
+          <w:numId w:val="1"/>
+        </w:numPr>
+      </w:pPr>
+      <w:r>
+        <w:t xml:space="preserve">Umbral y valor de </w:t>
+      </w:r>
+      <w:proofErr w:type="spellStart"/>
+      <w:r>
+        <w:t>accuracy</w:t>
+      </w:r>
+      <w:proofErr w:type="spellEnd"/>
+    </w:p>
+    <w:p>
+      <w:pPr>
+        <w:pStyle w:val="Prrafodelista"/>
+        <w:numPr>
+          <w:ilvl w:val="2"/>
+          <w:numId w:val="1"/>
+        </w:numPr>
+      </w:pPr>
+      <w:r>
+        <w:t xml:space="preserve"> ¿Cuántas quedaron después? </w:t>
+      </w:r>
+    </w:p>
+    <w:p>
+      <w:pPr>
+        <w:pStyle w:val="Prrafodelista"/>
+        <w:numPr>
+          <w:ilvl w:val="2"/>
+          <w:numId w:val="1"/>
+        </w:numPr>
+      </w:pPr>
+      <w:r>
+        <w:t>Algunos ejemplos.</w:t>
+      </w:r>
+    </w:p>
+    <w:p>
+      <w:pPr>
+        <w:pStyle w:val="Prrafodelista"/>
+        <w:numPr>
+          <w:ilvl w:val="2"/>
+          <w:numId w:val="1"/>
+        </w:numPr>
+      </w:pPr>
+      <w:r>
+        <w:t>Por subcategorías</w:t>
       </w:r>
     </w:p>
     <w:p>
@@ -802,31 +806,96 @@
           <w:ilvl w:val="1"/>
           <w:numId w:val="1"/>
         </w:numPr>
-        <w:rPr>
-          <w:b/>
-          <w:bCs/>
-        </w:rPr>
-      </w:pPr>
-      <w:r>
-        <w:rPr>
-          <w:b/>
-          <w:bCs/>
-        </w:rPr>
-        <w:t>Análisis de temas</w:t>
-      </w:r>
-      <w:r>
-        <w:rPr>
-          <w:b/>
-          <w:bCs/>
-        </w:rPr>
-        <w:t xml:space="preserve"> (comparativos</w:t>
-      </w:r>
-      <w:r>
-        <w:rPr>
-          <w:b/>
-          <w:bCs/>
-        </w:rPr>
-        <w:t>)</w:t>
+      </w:pPr>
+      <w:r>
+        <w:t>Análisis descriptivos y exploratorios de textos y autores (comparativos)</w:t>
+      </w:r>
+    </w:p>
+    <w:p>
+      <w:pPr>
+        <w:pStyle w:val="Prrafodelista"/>
+        <w:numPr>
+          <w:ilvl w:val="2"/>
+          <w:numId w:val="1"/>
+        </w:numPr>
+      </w:pPr>
+      <w:r>
+        <w:t>GRAFICO: Nubes de palabras lado a lado</w:t>
+      </w:r>
+    </w:p>
+    <w:p>
+      <w:pPr>
+        <w:pStyle w:val="Prrafodelista"/>
+        <w:numPr>
+          <w:ilvl w:val="2"/>
+          <w:numId w:val="1"/>
+        </w:numPr>
+      </w:pPr>
+      <w:r>
+        <w:t>Estadísticos descriptivos generales del corpus vs ciencia</w:t>
+      </w:r>
+    </w:p>
+    <w:p>
+      <w:pPr>
+        <w:pStyle w:val="Prrafodelista"/>
+        <w:numPr>
+          <w:ilvl w:val="2"/>
+          <w:numId w:val="1"/>
+        </w:numPr>
+      </w:pPr>
+      <w:r>
+        <w:t>Distribución de columnas y autores por periódico, general vs ciencia</w:t>
+      </w:r>
+    </w:p>
+    <w:p>
+      <w:pPr>
+        <w:pStyle w:val="Prrafodelista"/>
+        <w:numPr>
+          <w:ilvl w:val="2"/>
+          <w:numId w:val="1"/>
+        </w:numPr>
+      </w:pPr>
+      <w:r>
+        <w:t>Nubes de palabras general vs ciencia</w:t>
+      </w:r>
+    </w:p>
+    <w:p>
+      <w:pPr>
+        <w:pStyle w:val="Prrafodelista"/>
+        <w:numPr>
+          <w:ilvl w:val="2"/>
+          <w:numId w:val="1"/>
+        </w:numPr>
+      </w:pPr>
+      <w:r>
+        <w:t xml:space="preserve">GRAFICO: </w:t>
+      </w:r>
+      <w:r>
+        <w:t>Distribución temporal general vs ciencia</w:t>
+      </w:r>
+    </w:p>
+    <w:p>
+      <w:pPr>
+        <w:pStyle w:val="Prrafodelista"/>
+        <w:numPr>
+          <w:ilvl w:val="2"/>
+          <w:numId w:val="1"/>
+        </w:numPr>
+      </w:pPr>
+      <w:r>
+        <w:t>Top autores en ciencia vs top en corpus</w:t>
+      </w:r>
+    </w:p>
+    <w:p>
+      <w:pPr>
+        <w:pStyle w:val="Prrafodelista"/>
+        <w:numPr>
+          <w:ilvl w:val="2"/>
+          <w:numId w:val="1"/>
+        </w:numPr>
+      </w:pPr>
+      <w:r>
+        <w:t>Por subcategorías</w:t>
       </w:r>
     </w:p>
     <w:p>
@@ -836,116 +905,178 @@
           <w:ilvl w:val="1"/>
           <w:numId w:val="1"/>
         </w:numPr>
-        <w:rPr>
-          <w:b/>
-          <w:bCs/>
-        </w:rPr>
-      </w:pPr>
-      <w:r>
-        <w:rPr>
-          <w:b/>
-          <w:bCs/>
-        </w:rPr>
-        <w:t>Análisis léxico-discursivo</w:t>
-      </w:r>
-      <w:r>
-        <w:rPr>
-          <w:b/>
-          <w:bCs/>
-        </w:rPr>
-        <w:t>/ vocabulario</w:t>
-      </w:r>
-      <w:r>
-        <w:rPr>
-          <w:b/>
-          <w:bCs/>
-        </w:rPr>
-        <w:t xml:space="preserve"> (</w:t>
+      </w:pPr>
+      <w:r>
+        <w:t>Análisis de entidades – NER (comparativos)</w:t>
+      </w:r>
+    </w:p>
+    <w:p>
+      <w:pPr>
+        <w:pStyle w:val="Prrafodelista"/>
+        <w:numPr>
+          <w:ilvl w:val="2"/>
+          <w:numId w:val="1"/>
+        </w:numPr>
+      </w:pPr>
+      <w:r>
+        <w:t>TABLA: Más comunes general</w:t>
+      </w:r>
+    </w:p>
+    <w:p>
+      <w:pPr>
+        <w:pStyle w:val="Prrafodelista"/>
+        <w:numPr>
+          <w:ilvl w:val="2"/>
+          <w:numId w:val="1"/>
+        </w:numPr>
+      </w:pPr>
+      <w:r>
+        <w:t xml:space="preserve">TABLA: Mas comunes en </w:t>
       </w:r>
       <w:proofErr w:type="spellStart"/>
       <w:r>
-        <w:rPr>
-          <w:b/>
-          <w:bCs/>
-        </w:rPr>
+        <w:t>comparacion</w:t>
+      </w:r>
+      <w:proofErr w:type="spellEnd"/>
+    </w:p>
+    <w:p>
+      <w:pPr>
+        <w:pStyle w:val="Prrafodelista"/>
+        <w:numPr>
+          <w:ilvl w:val="2"/>
+          <w:numId w:val="1"/>
+        </w:numPr>
+      </w:pPr>
+      <w:r>
+        <w:t xml:space="preserve">Tabla con metadatos? </w:t>
+      </w:r>
+    </w:p>
+    <w:p>
+      <w:pPr>
+        <w:pStyle w:val="Prrafodelista"/>
+        <w:numPr>
+          <w:ilvl w:val="2"/>
+          <w:numId w:val="1"/>
+        </w:numPr>
+      </w:pPr>
+      <w:r>
+        <w:t>Resumen por afiliación</w:t>
+      </w:r>
+    </w:p>
+    <w:p>
+      <w:pPr>
+        <w:pStyle w:val="Prrafodelista"/>
+        <w:numPr>
+          <w:ilvl w:val="2"/>
+          <w:numId w:val="1"/>
+        </w:numPr>
+      </w:pPr>
+      <w:r>
+        <w:t>Resumen organización, actores, lugar</w:t>
+      </w:r>
+    </w:p>
+    <w:p>
+      <w:pPr>
+        <w:pStyle w:val="Prrafodelista"/>
+        <w:numPr>
+          <w:ilvl w:val="2"/>
+          <w:numId w:val="1"/>
+        </w:numPr>
+      </w:pPr>
+      <w:r>
+        <w:t xml:space="preserve">Top </w:t>
+      </w:r>
+    </w:p>
+    <w:p>
+      <w:pPr>
+        <w:pStyle w:val="Prrafodelista"/>
+        <w:numPr>
+          <w:ilvl w:val="1"/>
+          <w:numId w:val="1"/>
+        </w:numPr>
+      </w:pPr>
+      <w:r>
+        <w:t>Análisis de temas (comparativos)</w:t>
+      </w:r>
+    </w:p>
+    <w:p>
+      <w:pPr>
+        <w:pStyle w:val="Prrafodelista"/>
+        <w:numPr>
+          <w:ilvl w:val="2"/>
+          <w:numId w:val="1"/>
+        </w:numPr>
+      </w:pPr>
+      <w:r>
+        <w:t>Temas obtenidos</w:t>
+      </w:r>
+      <w:r>
+        <w:t xml:space="preserve"> (ciencia vs no ciencia)</w:t>
+      </w:r>
+    </w:p>
+    <w:p>
+      <w:pPr>
+        <w:pStyle w:val="Prrafodelista"/>
+        <w:numPr>
+          <w:ilvl w:val="1"/>
+          <w:numId w:val="1"/>
+        </w:numPr>
+      </w:pPr>
+      <w:r>
+        <w:t>Análisis léxico-discursivo/ vocabulario (</w:t>
+      </w:r>
+      <w:proofErr w:type="spellStart"/>
+      <w:r>
         <w:t>keywords</w:t>
       </w:r>
       <w:proofErr w:type="spellEnd"/>
       <w:r>
-        <w:rPr>
-          <w:b/>
-          <w:bCs/>
-        </w:rPr>
         <w:t xml:space="preserve"> in </w:t>
       </w:r>
       <w:proofErr w:type="spellStart"/>
       <w:r>
-        <w:rPr>
-          <w:b/>
-          <w:bCs/>
-        </w:rPr>
         <w:t>context</w:t>
       </w:r>
       <w:proofErr w:type="spellEnd"/>
       <w:r>
-        <w:rPr>
-          <w:b/>
-          <w:bCs/>
-        </w:rPr>
         <w:t>, concordancias, n-</w:t>
       </w:r>
       <w:proofErr w:type="spellStart"/>
       <w:r>
-        <w:rPr>
-          <w:b/>
-          <w:bCs/>
-        </w:rPr>
         <w:t>grams</w:t>
       </w:r>
       <w:proofErr w:type="spellEnd"/>
       <w:r>
-        <w:rPr>
-          <w:b/>
-          <w:bCs/>
-        </w:rPr>
         <w:t>, POS-</w:t>
       </w:r>
       <w:proofErr w:type="spellStart"/>
       <w:r>
-        <w:rPr>
-          <w:b/>
-          <w:bCs/>
-        </w:rPr>
         <w:t>tagging</w:t>
       </w:r>
       <w:proofErr w:type="spellEnd"/>
       <w:r>
-        <w:rPr>
-          <w:b/>
-          <w:bCs/>
-        </w:rPr>
-        <w:t>)</w:t>
-      </w:r>
-      <w:r>
-        <w:rPr>
-          <w:b/>
-          <w:bCs/>
-        </w:rPr>
-        <w:t xml:space="preserve"> (comparativos</w:t>
-      </w:r>
-      <w:r>
-        <w:rPr>
-          <w:b/>
-          <w:bCs/>
-        </w:rPr>
-        <w:t>)</w:t>
-      </w:r>
-    </w:p>
-    <w:p>
-      <w:pPr>
-        <w:pStyle w:val="Prrafodelista"/>
-        <w:ind w:left="1440"/>
-      </w:pPr>
+        <w:t>) (comparativos)</w:t>
+      </w:r>
+    </w:p>
+    <w:p>
+      <w:pPr>
+        <w:pStyle w:val="Prrafodelista"/>
+        <w:numPr>
+          <w:ilvl w:val="2"/>
+          <w:numId w:val="1"/>
+        </w:numPr>
+      </w:pPr>
+      <w:r>
+        <w:t>POS-</w:t>
+      </w:r>
+      <w:proofErr w:type="spellStart"/>
+      <w:r>
+        <w:t>tagging</w:t>
+      </w:r>
+      <w:proofErr w:type="spellEnd"/>
+      <w:r>
+        <w:t xml:space="preserve"> – 3 tablas (sustantivos, verbos, adjetivos), proporcionalmente las que más aparecen</w:t>
+      </w:r>
     </w:p>
     <w:p>
       <w:pPr>
@@ -956,322 +1087,14 @@
         </w:numPr>
       </w:pPr>
       <w:r>
-        <w:t>Resultados</w:t>
-      </w:r>
-      <w:r>
-        <w:t xml:space="preserve"> (</w:t>
+        <w:lastRenderedPageBreak/>
+        <w:t>Discusión y conclusiones (</w:t>
       </w:r>
       <w:r>
         <w:t xml:space="preserve">1750 </w:t>
       </w:r>
       <w:r>
-        <w:t>palabras)</w:t>
-      </w:r>
-    </w:p>
-    <w:p>
-      <w:pPr>
-        <w:pStyle w:val="Prrafodelista"/>
-        <w:numPr>
-          <w:ilvl w:val="1"/>
-          <w:numId w:val="1"/>
-        </w:numPr>
-      </w:pPr>
-      <w:r>
-        <w:t>Preprocesamiento ¿Cuántas palabras quedaron luego del preprocesamiento? ¿Qué diferencia hay entre el texto crudo y el texto procesado?</w:t>
-      </w:r>
-    </w:p>
-    <w:p>
-      <w:pPr>
-        <w:pStyle w:val="Prrafodelista"/>
-        <w:numPr>
-          <w:ilvl w:val="1"/>
-          <w:numId w:val="1"/>
-        </w:numPr>
-      </w:pPr>
-      <w:r>
-        <w:t xml:space="preserve">Identificación menciones a la ciencia. </w:t>
-      </w:r>
-    </w:p>
-    <w:p>
-      <w:pPr>
-        <w:pStyle w:val="Prrafodelista"/>
-        <w:numPr>
-          <w:ilvl w:val="2"/>
-          <w:numId w:val="1"/>
-        </w:numPr>
-      </w:pPr>
-      <w:r>
-        <w:t xml:space="preserve">Umbral y valor de </w:t>
-      </w:r>
-      <w:proofErr w:type="spellStart"/>
-      <w:r>
-        <w:t>accuracy</w:t>
-      </w:r>
-      <w:proofErr w:type="spellEnd"/>
-    </w:p>
-    <w:p>
-      <w:pPr>
-        <w:pStyle w:val="Prrafodelista"/>
-        <w:numPr>
-          <w:ilvl w:val="2"/>
-          <w:numId w:val="1"/>
-        </w:numPr>
-      </w:pPr>
-      <w:r>
-        <w:t xml:space="preserve"> ¿Cuántas quedaron después? </w:t>
-      </w:r>
-    </w:p>
-    <w:p>
-      <w:pPr>
-        <w:pStyle w:val="Prrafodelista"/>
-        <w:numPr>
-          <w:ilvl w:val="2"/>
-          <w:numId w:val="1"/>
-        </w:numPr>
-      </w:pPr>
-      <w:r>
-        <w:t>Algunos ejemplos.</w:t>
-      </w:r>
-    </w:p>
-    <w:p>
-      <w:pPr>
-        <w:pStyle w:val="Prrafodelista"/>
-        <w:numPr>
-          <w:ilvl w:val="2"/>
-          <w:numId w:val="1"/>
-        </w:numPr>
-      </w:pPr>
-      <w:r>
-        <w:t>Por subcategorías</w:t>
-      </w:r>
-    </w:p>
-    <w:p>
-      <w:pPr>
-        <w:pStyle w:val="Prrafodelista"/>
-        <w:numPr>
-          <w:ilvl w:val="1"/>
-          <w:numId w:val="1"/>
-        </w:numPr>
-      </w:pPr>
-      <w:r>
-        <w:t>Análisis descriptivos y exploratorios de textos y autores (comparativos)</w:t>
-      </w:r>
-    </w:p>
-    <w:p>
-      <w:pPr>
-        <w:pStyle w:val="Prrafodelista"/>
-        <w:numPr>
-          <w:ilvl w:val="2"/>
-          <w:numId w:val="1"/>
-        </w:numPr>
-      </w:pPr>
-      <w:r>
-        <w:t>Estadísticos descriptivos generales del corpus vs ciencia</w:t>
-      </w:r>
-    </w:p>
-    <w:p>
-      <w:pPr>
-        <w:pStyle w:val="Prrafodelista"/>
-        <w:numPr>
-          <w:ilvl w:val="2"/>
-          <w:numId w:val="1"/>
-        </w:numPr>
-      </w:pPr>
-      <w:r>
-        <w:t>Distribución de columnas y autores por periódico, general vs ciencia</w:t>
-      </w:r>
-    </w:p>
-    <w:p>
-      <w:pPr>
-        <w:pStyle w:val="Prrafodelista"/>
-        <w:numPr>
-          <w:ilvl w:val="2"/>
-          <w:numId w:val="1"/>
-        </w:numPr>
-      </w:pPr>
-      <w:r>
-        <w:t>Nubes de palabras general vs ciencia</w:t>
-      </w:r>
-    </w:p>
-    <w:p>
-      <w:pPr>
-        <w:pStyle w:val="Prrafodelista"/>
-        <w:numPr>
-          <w:ilvl w:val="2"/>
-          <w:numId w:val="1"/>
-        </w:numPr>
-      </w:pPr>
-      <w:r>
-        <w:t>Distribución temporal general vs ciencia</w:t>
-      </w:r>
-    </w:p>
-    <w:p>
-      <w:pPr>
-        <w:pStyle w:val="Prrafodelista"/>
-        <w:numPr>
-          <w:ilvl w:val="2"/>
-          <w:numId w:val="1"/>
-        </w:numPr>
-      </w:pPr>
-      <w:r>
-        <w:t>Top autores en ciencia vs top en corpus</w:t>
-      </w:r>
-    </w:p>
-    <w:p>
-      <w:pPr>
-        <w:pStyle w:val="Prrafodelista"/>
-        <w:numPr>
-          <w:ilvl w:val="2"/>
-          <w:numId w:val="1"/>
-        </w:numPr>
-      </w:pPr>
-      <w:r>
-        <w:t>Por subcategorías</w:t>
-      </w:r>
-    </w:p>
-    <w:p>
-      <w:pPr>
-        <w:pStyle w:val="Prrafodelista"/>
-        <w:numPr>
-          <w:ilvl w:val="1"/>
-          <w:numId w:val="1"/>
-        </w:numPr>
-      </w:pPr>
-      <w:r>
-        <w:t>Análisis de entidades – NER (comparativos)</w:t>
-      </w:r>
-    </w:p>
-    <w:p>
-      <w:pPr>
-        <w:pStyle w:val="Prrafodelista"/>
-        <w:numPr>
-          <w:ilvl w:val="2"/>
-          <w:numId w:val="1"/>
-        </w:numPr>
-      </w:pPr>
-      <w:proofErr w:type="gramStart"/>
-      <w:r>
-        <w:t>Tabla con metadatos?</w:t>
-      </w:r>
-      <w:proofErr w:type="gramEnd"/>
-      <w:r>
-        <w:t xml:space="preserve"> </w:t>
-      </w:r>
-    </w:p>
-    <w:p>
-      <w:pPr>
-        <w:pStyle w:val="Prrafodelista"/>
-        <w:numPr>
-          <w:ilvl w:val="2"/>
-          <w:numId w:val="1"/>
-        </w:numPr>
-      </w:pPr>
-      <w:r>
-        <w:t>Resumen por afiliación</w:t>
-      </w:r>
-    </w:p>
-    <w:p>
-      <w:pPr>
-        <w:pStyle w:val="Prrafodelista"/>
-        <w:numPr>
-          <w:ilvl w:val="2"/>
-          <w:numId w:val="1"/>
-        </w:numPr>
-      </w:pPr>
-      <w:r>
-        <w:t xml:space="preserve">Resumen organización, actores, </w:t>
-      </w:r>
-      <w:r>
-        <w:t>lugar</w:t>
-      </w:r>
-    </w:p>
-    <w:p>
-      <w:pPr>
-        <w:pStyle w:val="Prrafodelista"/>
-        <w:numPr>
-          <w:ilvl w:val="2"/>
-          <w:numId w:val="1"/>
-        </w:numPr>
-      </w:pPr>
-      <w:r>
-        <w:t xml:space="preserve">Top </w:t>
-      </w:r>
-    </w:p>
-    <w:p>
-      <w:pPr>
-        <w:pStyle w:val="Prrafodelista"/>
-        <w:numPr>
-          <w:ilvl w:val="1"/>
-          <w:numId w:val="1"/>
-        </w:numPr>
-      </w:pPr>
-      <w:r>
-        <w:t>Análisis de temas (comparativos)</w:t>
-      </w:r>
-    </w:p>
-    <w:p>
-      <w:pPr>
-        <w:pStyle w:val="Prrafodelista"/>
-        <w:numPr>
-          <w:ilvl w:val="2"/>
-          <w:numId w:val="1"/>
-        </w:numPr>
-      </w:pPr>
-      <w:r>
-        <w:t>Temas obtenidos</w:t>
-      </w:r>
-    </w:p>
-    <w:p>
-      <w:pPr>
-        <w:pStyle w:val="Prrafodelista"/>
-        <w:numPr>
-          <w:ilvl w:val="2"/>
-          <w:numId w:val="1"/>
-        </w:numPr>
-      </w:pPr>
-    </w:p>
-    <w:p>
-      <w:pPr>
-        <w:pStyle w:val="Prrafodelista"/>
-        <w:numPr>
-          <w:ilvl w:val="1"/>
-          <w:numId w:val="1"/>
-        </w:numPr>
-      </w:pPr>
-      <w:r>
-        <w:t>Análisis léxico-discursivo/ vocabulario (</w:t>
-      </w:r>
-      <w:proofErr w:type="spellStart"/>
-      <w:r>
-        <w:t>keywords</w:t>
-      </w:r>
-      <w:proofErr w:type="spellEnd"/>
-      <w:r>
-        <w:t xml:space="preserve"> in </w:t>
-      </w:r>
-      <w:proofErr w:type="spellStart"/>
-      <w:r>
-        <w:t>context</w:t>
-      </w:r>
-      <w:proofErr w:type="spellEnd"/>
-      <w:r>
-        <w:t>, concordancias, n-</w:t>
-      </w:r>
-      <w:proofErr w:type="spellStart"/>
-      <w:r>
-        <w:t>grams</w:t>
-      </w:r>
-      <w:proofErr w:type="spellEnd"/>
-      <w:r>
-        <w:t>, POS-</w:t>
-      </w:r>
-      <w:proofErr w:type="spellStart"/>
-      <w:r>
-        <w:t>tagging</w:t>
-      </w:r>
-      <w:proofErr w:type="spellEnd"/>
-      <w:r>
-        <w:t>) (comparativos)</w:t>
+        <w:t>palabras = 1300 + 450)</w:t>
       </w:r>
     </w:p>
     <w:p>
@@ -1283,25 +1106,7 @@
         </w:numPr>
       </w:pPr>
       <w:r>
-        <w:t>Discusión</w:t>
-      </w:r>
-      <w:r>
-        <w:t xml:space="preserve"> y conclusiones</w:t>
-      </w:r>
-      <w:r>
-        <w:t xml:space="preserve"> (</w:t>
-      </w:r>
-      <w:r>
-        <w:t xml:space="preserve">1750 </w:t>
-      </w:r>
-      <w:r>
-        <w:t>palabras</w:t>
-      </w:r>
-      <w:r>
-        <w:t xml:space="preserve"> = 1300 + 450</w:t>
-      </w:r>
-      <w:r>
-        <w:t>)</w:t>
+        <w:t>Limitaciones y consideraciones éticas ¿?</w:t>
       </w:r>
     </w:p>
     <w:p>
@@ -1313,7 +1118,7 @@
         </w:numPr>
       </w:pPr>
       <w:r>
-        <w:t>Limitaciones y consideraciones éticas ¿?</w:t>
+        <w:t>Reproducibilidad y datos</w:t>
       </w:r>
     </w:p>
     <w:p>
@@ -1325,31 +1130,11 @@
         </w:numPr>
       </w:pPr>
       <w:r>
-        <w:t>Reproducibilidad y datos</w:t>
-      </w:r>
-    </w:p>
-    <w:p>
-      <w:pPr>
-        <w:pStyle w:val="Prrafodelista"/>
-        <w:numPr>
-          <w:ilvl w:val="0"/>
-          <w:numId w:val="1"/>
-        </w:numPr>
-      </w:pPr>
-    </w:p>
-    <w:p>
-      <w:pPr>
-        <w:pStyle w:val="Prrafodelista"/>
-        <w:numPr>
-          <w:ilvl w:val="0"/>
-          <w:numId w:val="1"/>
-        </w:numPr>
-      </w:pPr>
-      <w:r>
-        <w:lastRenderedPageBreak/>
         <w:t>Conclusiones y trabajo futuro</w:t>
       </w:r>
     </w:p>
+    <w:p/>
+    <w:p/>
     <w:p/>
     <w:sectPr>
       <w:pgSz w:w="11906" w:h="16838"/>
@@ -1659,7 +1444,7 @@
         <w:ind w:left="2160" w:hanging="180"/>
       </w:pPr>
     </w:lvl>
-    <w:lvl w:ilvl="3" w:tplc="0C0A000F" w:tentative="1">
+    <w:lvl w:ilvl="3" w:tplc="0C0A000F">
       <w:start w:val="1"/>
       <w:numFmt w:val="decimal"/>
       <w:lvlText w:val="%4."/>

--- a/reports/Outline_articulo.docx
+++ b/reports/Outline_articulo.docx
@@ -415,8 +415,13 @@
       <w:r>
         <w:t xml:space="preserve"> </w:t>
       </w:r>
-      <w:r>
-        <w:t>34  c/u</w:t>
+      <w:proofErr w:type="gramStart"/>
+      <w:r>
+        <w:t>34  c</w:t>
+      </w:r>
+      <w:proofErr w:type="gramEnd"/>
+      <w:r>
+        <w:t>/u</w:t>
       </w:r>
     </w:p>
     <w:p>
@@ -740,10 +745,18 @@
         </w:numPr>
       </w:pPr>
       <w:r>
-        <w:t>TABLA: Menciones por subcategoría, % del total, conteo por subcategoría, ejemplos</w:t>
-      </w:r>
-      <w:r>
-        <w:t xml:space="preserve"> representativo por categoría.</w:t>
+        <w:t xml:space="preserve">TABLA: Menciones por subcategoría, % del total, conteo por subcategoría, </w:t>
+      </w:r>
+      <w:proofErr w:type="gramStart"/>
+      <w:r>
+        <w:t>ejemplos</w:t>
+      </w:r>
+      <w:r>
+        <w:t xml:space="preserve"> representativo</w:t>
+      </w:r>
+      <w:proofErr w:type="gramEnd"/>
+      <w:r>
+        <w:t xml:space="preserve"> por categoría.</w:t>
       </w:r>
     </w:p>
     <w:p>
@@ -947,8 +960,13 @@
           <w:numId w:val="1"/>
         </w:numPr>
       </w:pPr>
-      <w:r>
-        <w:t xml:space="preserve">Tabla con metadatos? </w:t>
+      <w:proofErr w:type="gramStart"/>
+      <w:r>
+        <w:t>Tabla con metadatos?</w:t>
+      </w:r>
+      <w:proofErr w:type="gramEnd"/>
+      <w:r>
+        <w:t xml:space="preserve"> </w:t>
       </w:r>
     </w:p>
     <w:p>

--- a/reports/Outline_articulo.docx
+++ b/reports/Outline_articulo.docx
@@ -81,17 +81,37 @@
           <w:ilvl w:val="0"/>
           <w:numId w:val="1"/>
         </w:numPr>
-      </w:pPr>
-      <w:r>
+        <w:rPr>
+          <w:b/>
+          <w:bCs/>
+        </w:rPr>
+      </w:pPr>
+      <w:r>
+        <w:rPr>
+          <w:b/>
+          <w:bCs/>
+        </w:rPr>
         <w:t>Introducción</w:t>
       </w:r>
       <w:r>
+        <w:rPr>
+          <w:b/>
+          <w:bCs/>
+        </w:rPr>
         <w:t xml:space="preserve"> (</w:t>
       </w:r>
       <w:r>
+        <w:rPr>
+          <w:b/>
+          <w:bCs/>
+        </w:rPr>
         <w:t xml:space="preserve">1050 </w:t>
       </w:r>
       <w:r>
+        <w:rPr>
+          <w:b/>
+          <w:bCs/>
+        </w:rPr>
         <w:t>palabras)</w:t>
       </w:r>
     </w:p>
@@ -102,11 +122,23 @@
           <w:ilvl w:val="1"/>
           <w:numId w:val="1"/>
         </w:numPr>
-      </w:pPr>
-      <w:r>
+        <w:rPr>
+          <w:b/>
+          <w:bCs/>
+        </w:rPr>
+      </w:pPr>
+      <w:r>
+        <w:rPr>
+          <w:b/>
+          <w:bCs/>
+        </w:rPr>
         <w:t>Ciencia en la esfera pública</w:t>
       </w:r>
       <w:r>
+        <w:rPr>
+          <w:b/>
+          <w:bCs/>
+        </w:rPr>
         <w:t xml:space="preserve"> </w:t>
       </w:r>
     </w:p>
@@ -114,12 +146,245 @@
       <w:pPr>
         <w:pStyle w:val="Prrafodelista"/>
         <w:numPr>
+          <w:ilvl w:val="1"/>
+          <w:numId w:val="1"/>
+        </w:numPr>
+        <w:rPr>
+          <w:b/>
+          <w:bCs/>
+        </w:rPr>
+      </w:pPr>
+      <w:r>
+        <w:rPr>
+          <w:b/>
+          <w:bCs/>
+        </w:rPr>
+        <w:t>Columnas de opinión y es</w:t>
+      </w:r>
+      <w:r>
+        <w:rPr>
+          <w:b/>
+          <w:bCs/>
+        </w:rPr>
+        <w:t>f</w:t>
+      </w:r>
+      <w:r>
+        <w:rPr>
+          <w:b/>
+          <w:bCs/>
+        </w:rPr>
+        <w:t>era pública</w:t>
+      </w:r>
+    </w:p>
+    <w:p>
+      <w:pPr>
+        <w:pStyle w:val="Prrafodelista"/>
+        <w:numPr>
+          <w:ilvl w:val="1"/>
+          <w:numId w:val="1"/>
+        </w:numPr>
+        <w:rPr>
+          <w:b/>
+          <w:bCs/>
+        </w:rPr>
+      </w:pPr>
+      <w:r>
+        <w:rPr>
+          <w:b/>
+          <w:bCs/>
+        </w:rPr>
+        <w:t>Pregunta investigación</w:t>
+      </w:r>
+    </w:p>
+    <w:p>
+      <w:pPr>
+        <w:pStyle w:val="Prrafodelista"/>
+        <w:numPr>
           <w:ilvl w:val="2"/>
           <w:numId w:val="1"/>
         </w:numPr>
-      </w:pPr>
-      <w:r>
-        <w:t>Confianza en la ciencia</w:t>
+        <w:rPr>
+          <w:b/>
+          <w:bCs/>
+        </w:rPr>
+      </w:pPr>
+      <w:r>
+        <w:rPr>
+          <w:b/>
+          <w:bCs/>
+        </w:rPr>
+        <w:tab/>
+        <w:t>A partir de este contexto, la presente investigación busca responder: ¿Con qué temas, organizaciones, actores y eventos se asocia la ciencia en las columnas de opinión en Colombia, y qué patrones discursivos emergen de estas asociaciones?</w:t>
+      </w:r>
+    </w:p>
+    <w:p>
+      <w:pPr>
+        <w:pStyle w:val="Prrafodelista"/>
+        <w:numPr>
+          <w:ilvl w:val="1"/>
+          <w:numId w:val="1"/>
+        </w:numPr>
+        <w:rPr>
+          <w:b/>
+          <w:bCs/>
+        </w:rPr>
+      </w:pPr>
+      <w:r>
+        <w:rPr>
+          <w:b/>
+          <w:bCs/>
+        </w:rPr>
+        <w:t>Corpus</w:t>
+      </w:r>
+    </w:p>
+    <w:p>
+      <w:pPr>
+        <w:pStyle w:val="Prrafodelista"/>
+        <w:numPr>
+          <w:ilvl w:val="1"/>
+          <w:numId w:val="1"/>
+        </w:numPr>
+        <w:rPr>
+          <w:b/>
+          <w:bCs/>
+        </w:rPr>
+      </w:pPr>
+      <w:r>
+        <w:rPr>
+          <w:b/>
+          <w:bCs/>
+        </w:rPr>
+        <w:t>PLN</w:t>
+      </w:r>
+      <w:r>
+        <w:rPr>
+          <w:b/>
+          <w:bCs/>
+        </w:rPr>
+        <w:t xml:space="preserve"> - </w:t>
+      </w:r>
+      <w:r>
+        <w:rPr>
+          <w:b/>
+          <w:bCs/>
+        </w:rPr>
+        <w:t>Análisis de discurso basado en NLP</w:t>
+      </w:r>
+    </w:p>
+    <w:p>
+      <w:pPr>
+        <w:pStyle w:val="Prrafodelista"/>
+        <w:numPr>
+          <w:ilvl w:val="1"/>
+          <w:numId w:val="1"/>
+        </w:numPr>
+        <w:rPr>
+          <w:b/>
+          <w:bCs/>
+        </w:rPr>
+      </w:pPr>
+      <w:r>
+        <w:rPr>
+          <w:b/>
+          <w:bCs/>
+        </w:rPr>
+        <w:t xml:space="preserve">Organización del </w:t>
+      </w:r>
+      <w:proofErr w:type="spellStart"/>
+      <w:r>
+        <w:rPr>
+          <w:b/>
+          <w:bCs/>
+        </w:rPr>
+        <w:t>paper</w:t>
+      </w:r>
+      <w:proofErr w:type="spellEnd"/>
+    </w:p>
+    <w:p>
+      <w:pPr>
+        <w:pStyle w:val="Prrafodelista"/>
+        <w:numPr>
+          <w:ilvl w:val="0"/>
+          <w:numId w:val="1"/>
+        </w:numPr>
+      </w:pPr>
+      <w:r>
+        <w:t>Metodología</w:t>
+      </w:r>
+      <w:r>
+        <w:t xml:space="preserve"> (</w:t>
+      </w:r>
+      <w:r>
+        <w:t xml:space="preserve">2450 </w:t>
+      </w:r>
+      <w:r>
+        <w:t>palabras)</w:t>
+      </w:r>
+      <w:r>
+        <w:t xml:space="preserve"> (</w:t>
+      </w:r>
+      <w:r>
+        <w:t>306</w:t>
+      </w:r>
+      <w:r>
+        <w:t xml:space="preserve"> palabras para 8 secciones)</w:t>
+      </w:r>
+      <w:r>
+        <w:t xml:space="preserve"> Real 3600</w:t>
+      </w:r>
+    </w:p>
+    <w:p>
+      <w:pPr>
+        <w:pStyle w:val="Prrafodelista"/>
+        <w:numPr>
+          <w:ilvl w:val="1"/>
+          <w:numId w:val="1"/>
+        </w:numPr>
+      </w:pPr>
+      <w:r>
+        <w:t xml:space="preserve">Párrafo introductorio que resume los </w:t>
+      </w:r>
+      <w:r>
+        <w:t>pasos</w:t>
+      </w:r>
+    </w:p>
+    <w:p>
+      <w:pPr>
+        <w:pStyle w:val="Prrafodelista"/>
+        <w:numPr>
+          <w:ilvl w:val="1"/>
+          <w:numId w:val="1"/>
+        </w:numPr>
+      </w:pPr>
+      <w:r>
+        <w:t>Gráfico que resume la metodología</w:t>
+      </w:r>
+      <w:r>
+        <w:t xml:space="preserve"> </w:t>
+      </w:r>
+    </w:p>
+    <w:p>
+      <w:pPr>
+        <w:pStyle w:val="Prrafodelista"/>
+        <w:numPr>
+          <w:ilvl w:val="1"/>
+          <w:numId w:val="1"/>
+        </w:numPr>
+      </w:pPr>
+      <w:r>
+        <w:t>Recolección data</w:t>
+      </w:r>
+    </w:p>
+    <w:p>
+      <w:pPr>
+        <w:pStyle w:val="Prrafodelista"/>
+        <w:numPr>
+          <w:ilvl w:val="1"/>
+          <w:numId w:val="1"/>
+        </w:numPr>
+      </w:pPr>
+      <w:r>
+        <w:t>Preprocesamiento</w:t>
       </w:r>
     </w:p>
     <w:p>
@@ -131,7 +396,7 @@
         </w:numPr>
       </w:pPr>
       <w:r>
-        <w:t>Percepción de la ciencia</w:t>
+        <w:t>Limpieza</w:t>
       </w:r>
     </w:p>
     <w:p>
@@ -143,8 +408,22 @@
         </w:numPr>
       </w:pPr>
       <w:r>
-        <w:t>Ciencia en la esfera pública colombiana</w:t>
-      </w:r>
+        <w:t>Tokens</w:t>
+      </w:r>
+    </w:p>
+    <w:p>
+      <w:pPr>
+        <w:pStyle w:val="Prrafodelista"/>
+        <w:numPr>
+          <w:ilvl w:val="2"/>
+          <w:numId w:val="1"/>
+        </w:numPr>
+      </w:pPr>
+      <w:proofErr w:type="spellStart"/>
+      <w:r>
+        <w:t>Stopwords</w:t>
+      </w:r>
+      <w:proofErr w:type="spellEnd"/>
     </w:p>
     <w:p>
       <w:pPr>
@@ -155,7 +434,158 @@
         </w:numPr>
       </w:pPr>
       <w:r>
-        <w:t>Columnas de opinión y espera pública</w:t>
+        <w:t>Identificación menciones</w:t>
+      </w:r>
+      <w:r>
+        <w:t xml:space="preserve"> ciencia</w:t>
+      </w:r>
+      <w:r>
+        <w:t xml:space="preserve"> </w:t>
+      </w:r>
+      <w:proofErr w:type="gramStart"/>
+      <w:r>
+        <w:t>34  c</w:t>
+      </w:r>
+      <w:proofErr w:type="gramEnd"/>
+      <w:r>
+        <w:t>/u</w:t>
+      </w:r>
+    </w:p>
+    <w:p>
+      <w:pPr>
+        <w:pStyle w:val="Prrafodelista"/>
+        <w:numPr>
+          <w:ilvl w:val="2"/>
+          <w:numId w:val="1"/>
+        </w:numPr>
+      </w:pPr>
+      <w:proofErr w:type="spellStart"/>
+      <w:r>
+        <w:t>Intro</w:t>
+      </w:r>
+      <w:proofErr w:type="spellEnd"/>
+      <w:r>
+        <w:t xml:space="preserve"> + Búsqueda semántica + </w:t>
+      </w:r>
+      <w:proofErr w:type="spellStart"/>
+      <w:r>
+        <w:t>Embeddings</w:t>
+      </w:r>
+      <w:proofErr w:type="spellEnd"/>
+      <w:r>
+        <w:t xml:space="preserve"> + Similitud de coseno</w:t>
+      </w:r>
+      <w:r>
+        <w:t xml:space="preserve"> – inspirado en búsqueda semántica</w:t>
+      </w:r>
+    </w:p>
+    <w:p>
+      <w:pPr>
+        <w:pStyle w:val="Prrafodelista"/>
+        <w:numPr>
+          <w:ilvl w:val="2"/>
+          <w:numId w:val="1"/>
+        </w:numPr>
+      </w:pPr>
+      <w:r>
+        <w:t>Tesauro Ciencia</w:t>
+      </w:r>
+      <w:r>
+        <w:t xml:space="preserve"> – para definir ciencia y determinar que estamos buscando en el texto</w:t>
+      </w:r>
+    </w:p>
+    <w:p>
+      <w:pPr>
+        <w:pStyle w:val="Prrafodelista"/>
+        <w:numPr>
+          <w:ilvl w:val="2"/>
+          <w:numId w:val="1"/>
+        </w:numPr>
+      </w:pPr>
+      <w:proofErr w:type="spellStart"/>
+      <w:r>
+        <w:t>Embeddings</w:t>
+      </w:r>
+      <w:proofErr w:type="spellEnd"/>
+      <w:r>
+        <w:t xml:space="preserve"> para codificar ambos, el modelo se eligió por… </w:t>
+      </w:r>
+      <w:r>
+        <w:t xml:space="preserve"> y </w:t>
+      </w:r>
+      <w:proofErr w:type="spellStart"/>
+      <w:r>
+        <w:t>chunks</w:t>
+      </w:r>
+      <w:proofErr w:type="spellEnd"/>
+    </w:p>
+    <w:p>
+      <w:pPr>
+        <w:pStyle w:val="Prrafodelista"/>
+        <w:numPr>
+          <w:ilvl w:val="2"/>
+          <w:numId w:val="1"/>
+        </w:numPr>
+      </w:pPr>
+      <w:r>
+        <w:t>Similitud de coseno</w:t>
+      </w:r>
+      <w:r>
+        <w:t xml:space="preserve"> para comparar y encontrar similitudes textuales</w:t>
+      </w:r>
+    </w:p>
+    <w:p>
+      <w:pPr>
+        <w:pStyle w:val="Prrafodelista"/>
+        <w:numPr>
+          <w:ilvl w:val="2"/>
+          <w:numId w:val="1"/>
+        </w:numPr>
+      </w:pPr>
+      <w:r>
+        <w:t>Elección umbral</w:t>
+      </w:r>
+    </w:p>
+    <w:p>
+      <w:pPr>
+        <w:pStyle w:val="Prrafodelista"/>
+        <w:numPr>
+          <w:ilvl w:val="2"/>
+          <w:numId w:val="1"/>
+        </w:numPr>
+      </w:pPr>
+      <w:r>
+        <w:lastRenderedPageBreak/>
+        <w:t>Construcción</w:t>
+      </w:r>
+      <w:r>
+        <w:t xml:space="preserve"> del</w:t>
+      </w:r>
+      <w:r>
+        <w:t xml:space="preserve"> conjunto </w:t>
+      </w:r>
+      <w:r>
+        <w:t>para</w:t>
+      </w:r>
+      <w:r>
+        <w:t xml:space="preserve"> validación humana</w:t>
+      </w:r>
+    </w:p>
+    <w:p>
+      <w:pPr>
+        <w:pStyle w:val="Prrafodelista"/>
+        <w:numPr>
+          <w:ilvl w:val="2"/>
+          <w:numId w:val="1"/>
+        </w:numPr>
+      </w:pPr>
+      <w:proofErr w:type="spellStart"/>
+      <w:r>
+        <w:t>Accuracy</w:t>
+      </w:r>
+      <w:proofErr w:type="spellEnd"/>
+      <w:r>
+        <w:t xml:space="preserve"> umbral</w:t>
       </w:r>
     </w:p>
     <w:p>
@@ -167,7 +597,16 @@
         </w:numPr>
       </w:pPr>
       <w:r>
-        <w:t>Pregunta investigación</w:t>
+        <w:t>Análisis descriptivos</w:t>
+      </w:r>
+      <w:r>
+        <w:t xml:space="preserve"> y exploratorios</w:t>
+      </w:r>
+      <w:r>
+        <w:t xml:space="preserve"> de textos y autores</w:t>
+      </w:r>
+      <w:r>
+        <w:t xml:space="preserve"> (comparativos)</w:t>
       </w:r>
     </w:p>
     <w:p>
@@ -179,7 +618,13 @@
         </w:numPr>
       </w:pPr>
       <w:r>
-        <w:t>Corpus</w:t>
+        <w:t xml:space="preserve">Análisis de entidades – </w:t>
+      </w:r>
+      <w:r>
+        <w:t>NER</w:t>
+      </w:r>
+      <w:r>
+        <w:t xml:space="preserve"> (comparativos)</w:t>
       </w:r>
     </w:p>
     <w:p>
@@ -191,10 +636,13 @@
         </w:numPr>
       </w:pPr>
       <w:r>
-        <w:t>¿</w:t>
-      </w:r>
-      <w:r>
-        <w:t>Humanidades digitales?</w:t>
+        <w:t>Análisis de temas</w:t>
+      </w:r>
+      <w:r>
+        <w:t xml:space="preserve"> (comparativos</w:t>
+      </w:r>
+      <w:r>
+        <w:t>)</w:t>
       </w:r>
     </w:p>
     <w:p>
@@ -206,13 +654,72 @@
         </w:numPr>
       </w:pPr>
       <w:r>
-        <w:t>PLN</w:t>
-      </w:r>
-      <w:r>
-        <w:t xml:space="preserve"> - </w:t>
-      </w:r>
-      <w:r>
-        <w:t>Análisis de discurso basado en NLP</w:t>
+        <w:t>Análisis léxico-discursivo</w:t>
+      </w:r>
+      <w:r>
+        <w:t>/ vocabulario</w:t>
+      </w:r>
+      <w:r>
+        <w:t xml:space="preserve"> (</w:t>
+      </w:r>
+      <w:proofErr w:type="spellStart"/>
+      <w:r>
+        <w:t>keywords</w:t>
+      </w:r>
+      <w:proofErr w:type="spellEnd"/>
+      <w:r>
+        <w:t xml:space="preserve"> in </w:t>
+      </w:r>
+      <w:proofErr w:type="spellStart"/>
+      <w:r>
+        <w:t>context</w:t>
+      </w:r>
+      <w:proofErr w:type="spellEnd"/>
+      <w:r>
+        <w:t>, concordancias, n-</w:t>
+      </w:r>
+      <w:proofErr w:type="spellStart"/>
+      <w:r>
+        <w:t>grams</w:t>
+      </w:r>
+      <w:proofErr w:type="spellEnd"/>
+      <w:r>
+        <w:t>, POS-</w:t>
+      </w:r>
+      <w:proofErr w:type="spellStart"/>
+      <w:r>
+        <w:t>tagging</w:t>
+      </w:r>
+      <w:proofErr w:type="spellEnd"/>
+      <w:r>
+        <w:t>)</w:t>
+      </w:r>
+      <w:r>
+        <w:t xml:space="preserve"> (comparativos</w:t>
+      </w:r>
+      <w:r>
+        <w:t>)</w:t>
+      </w:r>
+    </w:p>
+    <w:p>
+      <w:pPr>
+        <w:pStyle w:val="Prrafodelista"/>
+        <w:ind w:left="1440"/>
+      </w:pPr>
+    </w:p>
+    <w:p>
+      <w:pPr>
+        <w:pStyle w:val="Prrafodelista"/>
+        <w:numPr>
+          <w:ilvl w:val="0"/>
+          <w:numId w:val="1"/>
+        </w:numPr>
+      </w:pPr>
+      <w:r>
+        <w:t>Resultados (1750 palabras)</w:t>
+      </w:r>
+      <w:r>
+        <w:t xml:space="preserve"> Real 3000</w:t>
       </w:r>
     </w:p>
     <w:p>
@@ -224,13 +731,401 @@
         </w:numPr>
       </w:pPr>
       <w:r>
-        <w:t xml:space="preserve">Organización del </w:t>
+        <w:t>Preprocesamiento ¿Cuántas palabras quedaron luego del preprocesamiento? ¿Qué diferencia hay entre el texto crudo y el texto procesado?</w:t>
+      </w:r>
+    </w:p>
+    <w:p>
+      <w:pPr>
+        <w:pStyle w:val="Prrafodelista"/>
+        <w:numPr>
+          <w:ilvl w:val="1"/>
+          <w:numId w:val="1"/>
+        </w:numPr>
+      </w:pPr>
+      <w:r>
+        <w:t xml:space="preserve">Identificación menciones a la ciencia. </w:t>
+      </w:r>
+    </w:p>
+    <w:p>
+      <w:pPr>
+        <w:pStyle w:val="Prrafodelista"/>
+        <w:numPr>
+          <w:ilvl w:val="2"/>
+          <w:numId w:val="1"/>
+        </w:numPr>
+      </w:pPr>
+      <w:r>
+        <w:t xml:space="preserve">GRAFICO: Histograma similitudes y </w:t>
       </w:r>
       <w:proofErr w:type="spellStart"/>
       <w:r>
-        <w:t>paper</w:t>
+        <w:t>accuracy</w:t>
       </w:r>
       <w:proofErr w:type="spellEnd"/>
+      <w:r>
+        <w:t xml:space="preserve"> vs umbral</w:t>
+      </w:r>
+    </w:p>
+    <w:p>
+      <w:pPr>
+        <w:pStyle w:val="Prrafodelista"/>
+        <w:numPr>
+          <w:ilvl w:val="2"/>
+          <w:numId w:val="1"/>
+        </w:numPr>
+      </w:pPr>
+      <w:r>
+        <w:t xml:space="preserve">TABLA: Menciones por subcategoría, % del total, conteo por subcategoría, </w:t>
+      </w:r>
+      <w:proofErr w:type="gramStart"/>
+      <w:r>
+        <w:t>ejemplos</w:t>
+      </w:r>
+      <w:r>
+        <w:t xml:space="preserve"> representativo</w:t>
+      </w:r>
+      <w:proofErr w:type="gramEnd"/>
+      <w:r>
+        <w:t xml:space="preserve"> por categoría.</w:t>
+      </w:r>
+    </w:p>
+    <w:p>
+      <w:pPr>
+        <w:pStyle w:val="Prrafodelista"/>
+        <w:numPr>
+          <w:ilvl w:val="2"/>
+          <w:numId w:val="1"/>
+        </w:numPr>
+      </w:pPr>
+      <w:r>
+        <w:t xml:space="preserve">Umbral y valor de </w:t>
+      </w:r>
+      <w:proofErr w:type="spellStart"/>
+      <w:r>
+        <w:t>accuracy</w:t>
+      </w:r>
+      <w:proofErr w:type="spellEnd"/>
+    </w:p>
+    <w:p>
+      <w:pPr>
+        <w:pStyle w:val="Prrafodelista"/>
+        <w:numPr>
+          <w:ilvl w:val="2"/>
+          <w:numId w:val="1"/>
+        </w:numPr>
+      </w:pPr>
+      <w:r>
+        <w:t xml:space="preserve"> ¿Cuántas quedaron después? </w:t>
+      </w:r>
+    </w:p>
+    <w:p>
+      <w:pPr>
+        <w:pStyle w:val="Prrafodelista"/>
+        <w:numPr>
+          <w:ilvl w:val="2"/>
+          <w:numId w:val="1"/>
+        </w:numPr>
+      </w:pPr>
+      <w:r>
+        <w:t>Algunos ejemplos.</w:t>
+      </w:r>
+    </w:p>
+    <w:p>
+      <w:pPr>
+        <w:pStyle w:val="Prrafodelista"/>
+        <w:numPr>
+          <w:ilvl w:val="2"/>
+          <w:numId w:val="1"/>
+        </w:numPr>
+      </w:pPr>
+      <w:r>
+        <w:t>Por subcategorías</w:t>
+      </w:r>
+    </w:p>
+    <w:p>
+      <w:pPr>
+        <w:pStyle w:val="Prrafodelista"/>
+        <w:numPr>
+          <w:ilvl w:val="1"/>
+          <w:numId w:val="1"/>
+        </w:numPr>
+      </w:pPr>
+      <w:r>
+        <w:t>Análisis descriptivos y exploratorios de textos y autores (comparativos)</w:t>
+      </w:r>
+    </w:p>
+    <w:p>
+      <w:pPr>
+        <w:pStyle w:val="Prrafodelista"/>
+        <w:numPr>
+          <w:ilvl w:val="2"/>
+          <w:numId w:val="1"/>
+        </w:numPr>
+      </w:pPr>
+      <w:r>
+        <w:t>GRAFICO: Nubes de palabras lado a lado</w:t>
+      </w:r>
+    </w:p>
+    <w:p>
+      <w:pPr>
+        <w:pStyle w:val="Prrafodelista"/>
+        <w:numPr>
+          <w:ilvl w:val="2"/>
+          <w:numId w:val="1"/>
+        </w:numPr>
+      </w:pPr>
+      <w:r>
+        <w:t>Estadísticos descriptivos generales del corpus vs ciencia</w:t>
+      </w:r>
+    </w:p>
+    <w:p>
+      <w:pPr>
+        <w:pStyle w:val="Prrafodelista"/>
+        <w:numPr>
+          <w:ilvl w:val="2"/>
+          <w:numId w:val="1"/>
+        </w:numPr>
+      </w:pPr>
+      <w:r>
+        <w:t>Distribución de columnas y autores por periódico, general vs ciencia</w:t>
+      </w:r>
+    </w:p>
+    <w:p>
+      <w:pPr>
+        <w:pStyle w:val="Prrafodelista"/>
+        <w:numPr>
+          <w:ilvl w:val="2"/>
+          <w:numId w:val="1"/>
+        </w:numPr>
+      </w:pPr>
+      <w:r>
+        <w:t>Nubes de palabras general vs ciencia</w:t>
+      </w:r>
+    </w:p>
+    <w:p>
+      <w:pPr>
+        <w:pStyle w:val="Prrafodelista"/>
+        <w:numPr>
+          <w:ilvl w:val="2"/>
+          <w:numId w:val="1"/>
+        </w:numPr>
+      </w:pPr>
+      <w:r>
+        <w:t xml:space="preserve">GRAFICO: </w:t>
+      </w:r>
+      <w:r>
+        <w:t>Distribución temporal general vs ciencia</w:t>
+      </w:r>
+    </w:p>
+    <w:p>
+      <w:pPr>
+        <w:pStyle w:val="Prrafodelista"/>
+        <w:numPr>
+          <w:ilvl w:val="2"/>
+          <w:numId w:val="1"/>
+        </w:numPr>
+      </w:pPr>
+      <w:r>
+        <w:t>Top autores en ciencia vs top en corpus</w:t>
+      </w:r>
+    </w:p>
+    <w:p>
+      <w:pPr>
+        <w:pStyle w:val="Prrafodelista"/>
+        <w:numPr>
+          <w:ilvl w:val="2"/>
+          <w:numId w:val="1"/>
+        </w:numPr>
+      </w:pPr>
+      <w:r>
+        <w:t>Por subcategorías</w:t>
+      </w:r>
+    </w:p>
+    <w:p>
+      <w:pPr>
+        <w:pStyle w:val="Prrafodelista"/>
+        <w:numPr>
+          <w:ilvl w:val="1"/>
+          <w:numId w:val="1"/>
+        </w:numPr>
+      </w:pPr>
+      <w:r>
+        <w:t>Análisis de entidades – NER (comparativos)</w:t>
+      </w:r>
+    </w:p>
+    <w:p>
+      <w:pPr>
+        <w:pStyle w:val="Prrafodelista"/>
+        <w:numPr>
+          <w:ilvl w:val="2"/>
+          <w:numId w:val="1"/>
+        </w:numPr>
+      </w:pPr>
+      <w:r>
+        <w:t>TABLA: Más comunes general</w:t>
+      </w:r>
+    </w:p>
+    <w:p>
+      <w:pPr>
+        <w:pStyle w:val="Prrafodelista"/>
+        <w:numPr>
+          <w:ilvl w:val="2"/>
+          <w:numId w:val="1"/>
+        </w:numPr>
+      </w:pPr>
+      <w:r>
+        <w:t xml:space="preserve">TABLA: Mas comunes en </w:t>
+      </w:r>
+      <w:proofErr w:type="spellStart"/>
+      <w:r>
+        <w:t>comparacion</w:t>
+      </w:r>
+      <w:proofErr w:type="spellEnd"/>
+    </w:p>
+    <w:p>
+      <w:pPr>
+        <w:pStyle w:val="Prrafodelista"/>
+        <w:numPr>
+          <w:ilvl w:val="2"/>
+          <w:numId w:val="1"/>
+        </w:numPr>
+      </w:pPr>
+      <w:proofErr w:type="gramStart"/>
+      <w:r>
+        <w:t>Tabla con metadatos?</w:t>
+      </w:r>
+      <w:proofErr w:type="gramEnd"/>
+      <w:r>
+        <w:t xml:space="preserve"> </w:t>
+      </w:r>
+    </w:p>
+    <w:p>
+      <w:pPr>
+        <w:pStyle w:val="Prrafodelista"/>
+        <w:numPr>
+          <w:ilvl w:val="2"/>
+          <w:numId w:val="1"/>
+        </w:numPr>
+      </w:pPr>
+      <w:r>
+        <w:t>Resumen por afiliación</w:t>
+      </w:r>
+    </w:p>
+    <w:p>
+      <w:pPr>
+        <w:pStyle w:val="Prrafodelista"/>
+        <w:numPr>
+          <w:ilvl w:val="2"/>
+          <w:numId w:val="1"/>
+        </w:numPr>
+      </w:pPr>
+      <w:r>
+        <w:t>Resumen organización, actores, lugar</w:t>
+      </w:r>
+    </w:p>
+    <w:p>
+      <w:pPr>
+        <w:pStyle w:val="Prrafodelista"/>
+        <w:numPr>
+          <w:ilvl w:val="2"/>
+          <w:numId w:val="1"/>
+        </w:numPr>
+      </w:pPr>
+      <w:r>
+        <w:t xml:space="preserve">Top </w:t>
+      </w:r>
+    </w:p>
+    <w:p>
+      <w:pPr>
+        <w:pStyle w:val="Prrafodelista"/>
+        <w:numPr>
+          <w:ilvl w:val="1"/>
+          <w:numId w:val="1"/>
+        </w:numPr>
+      </w:pPr>
+      <w:r>
+        <w:t>Análisis de temas (comparativos)</w:t>
+      </w:r>
+    </w:p>
+    <w:p>
+      <w:pPr>
+        <w:pStyle w:val="Prrafodelista"/>
+        <w:numPr>
+          <w:ilvl w:val="2"/>
+          <w:numId w:val="1"/>
+        </w:numPr>
+      </w:pPr>
+      <w:r>
+        <w:t>Temas obtenidos</w:t>
+      </w:r>
+      <w:r>
+        <w:t xml:space="preserve"> (ciencia vs no ciencia)</w:t>
+      </w:r>
+    </w:p>
+    <w:p>
+      <w:pPr>
+        <w:pStyle w:val="Prrafodelista"/>
+        <w:numPr>
+          <w:ilvl w:val="1"/>
+          <w:numId w:val="1"/>
+        </w:numPr>
+      </w:pPr>
+      <w:r>
+        <w:t>Análisis léxico-discursivo/ vocabulario (</w:t>
+      </w:r>
+      <w:proofErr w:type="spellStart"/>
+      <w:r>
+        <w:t>keywords</w:t>
+      </w:r>
+      <w:proofErr w:type="spellEnd"/>
+      <w:r>
+        <w:t xml:space="preserve"> in </w:t>
+      </w:r>
+      <w:proofErr w:type="spellStart"/>
+      <w:r>
+        <w:t>context</w:t>
+      </w:r>
+      <w:proofErr w:type="spellEnd"/>
+      <w:r>
+        <w:t>, concordancias, n-</w:t>
+      </w:r>
+      <w:proofErr w:type="spellStart"/>
+      <w:r>
+        <w:t>grams</w:t>
+      </w:r>
+      <w:proofErr w:type="spellEnd"/>
+      <w:r>
+        <w:t>, POS-</w:t>
+      </w:r>
+      <w:proofErr w:type="spellStart"/>
+      <w:r>
+        <w:t>tagging</w:t>
+      </w:r>
+      <w:proofErr w:type="spellEnd"/>
+      <w:r>
+        <w:t>) (comparativos)</w:t>
+      </w:r>
+    </w:p>
+    <w:p>
+      <w:pPr>
+        <w:pStyle w:val="Prrafodelista"/>
+        <w:numPr>
+          <w:ilvl w:val="2"/>
+          <w:numId w:val="1"/>
+        </w:numPr>
+      </w:pPr>
+      <w:r>
+        <w:lastRenderedPageBreak/>
+        <w:t>POS-</w:t>
+      </w:r>
+      <w:proofErr w:type="spellStart"/>
+      <w:r>
+        <w:t>tagging</w:t>
+      </w:r>
+      <w:proofErr w:type="spellEnd"/>
+      <w:r>
+        <w:t xml:space="preserve"> – 3 tablas (sustantivos, verbos, adjetivos), proporcionalmente las que más aparecen</w:t>
+      </w:r>
     </w:p>
     <w:p>
       <w:pPr>
@@ -249,49 +1144,7 @@
           <w:b/>
           <w:bCs/>
         </w:rPr>
-        <w:t>Metodología</w:t>
-      </w:r>
-      <w:r>
-        <w:rPr>
-          <w:b/>
-          <w:bCs/>
-        </w:rPr>
-        <w:t xml:space="preserve"> (</w:t>
-      </w:r>
-      <w:r>
-        <w:rPr>
-          <w:b/>
-          <w:bCs/>
-        </w:rPr>
-        <w:t xml:space="preserve">2450 </w:t>
-      </w:r>
-      <w:r>
-        <w:rPr>
-          <w:b/>
-          <w:bCs/>
-        </w:rPr>
-        <w:t>palabras)</w:t>
-      </w:r>
-      <w:r>
-        <w:rPr>
-          <w:b/>
-          <w:bCs/>
-        </w:rPr>
-        <w:t xml:space="preserve"> (</w:t>
-      </w:r>
-      <w:r>
-        <w:rPr>
-          <w:b/>
-          <w:bCs/>
-        </w:rPr>
-        <w:t>306</w:t>
-      </w:r>
-      <w:r>
-        <w:rPr>
-          <w:b/>
-          <w:bCs/>
-        </w:rPr>
-        <w:t xml:space="preserve"> palabras para 8 secciones)</w:t>
+        <w:t>Discusión y conclusiones (1750 palabras = 1300 + 450)</w:t>
       </w:r>
     </w:p>
     <w:p>
@@ -301,12 +1154,17 @@
           <w:ilvl w:val="1"/>
           <w:numId w:val="1"/>
         </w:numPr>
-      </w:pPr>
-      <w:r>
-        <w:t xml:space="preserve">Párrafo introductorio que resume los </w:t>
-      </w:r>
-      <w:r>
-        <w:t>pasos</w:t>
+        <w:rPr>
+          <w:b/>
+          <w:bCs/>
+        </w:rPr>
+      </w:pPr>
+      <w:r>
+        <w:rPr>
+          <w:b/>
+          <w:bCs/>
+        </w:rPr>
+        <w:t>Hallazgos principales</w:t>
       </w:r>
     </w:p>
     <w:p>
@@ -326,14 +1184,27 @@
           <w:b/>
           <w:bCs/>
         </w:rPr>
-        <w:t>Gráfico que resume la metodología</w:t>
-      </w:r>
-      <w:r>
-        <w:rPr>
-          <w:b/>
-          <w:bCs/>
-        </w:rPr>
-        <w:t xml:space="preserve"> </w:t>
+        <w:t>Desventajas metodológicas</w:t>
+      </w:r>
+    </w:p>
+    <w:p>
+      <w:pPr>
+        <w:pStyle w:val="Prrafodelista"/>
+        <w:numPr>
+          <w:ilvl w:val="2"/>
+          <w:numId w:val="1"/>
+        </w:numPr>
+        <w:rPr>
+          <w:b/>
+          <w:bCs/>
+        </w:rPr>
+      </w:pPr>
+      <w:r>
+        <w:rPr>
+          <w:b/>
+          <w:bCs/>
+        </w:rPr>
+        <w:t>Hallazgos sesgados por el método</w:t>
       </w:r>
     </w:p>
     <w:p>
@@ -343,9 +1214,17 @@
           <w:ilvl w:val="1"/>
           <w:numId w:val="1"/>
         </w:numPr>
-      </w:pPr>
-      <w:r>
-        <w:t>Recolección data</w:t>
+        <w:rPr>
+          <w:b/>
+          <w:bCs/>
+        </w:rPr>
+      </w:pPr>
+      <w:r>
+        <w:rPr>
+          <w:b/>
+          <w:bCs/>
+        </w:rPr>
+        <w:t>Ventajas</w:t>
       </w:r>
     </w:p>
     <w:p>
@@ -355,48 +1234,18 @@
           <w:ilvl w:val="1"/>
           <w:numId w:val="1"/>
         </w:numPr>
-      </w:pPr>
-      <w:r>
-        <w:t>Preprocesamiento</w:t>
-      </w:r>
-    </w:p>
-    <w:p>
-      <w:pPr>
-        <w:pStyle w:val="Prrafodelista"/>
-        <w:numPr>
-          <w:ilvl w:val="2"/>
-          <w:numId w:val="1"/>
-        </w:numPr>
-      </w:pPr>
-      <w:r>
-        <w:t>Limpieza</w:t>
-      </w:r>
-    </w:p>
-    <w:p>
-      <w:pPr>
-        <w:pStyle w:val="Prrafodelista"/>
-        <w:numPr>
-          <w:ilvl w:val="2"/>
-          <w:numId w:val="1"/>
-        </w:numPr>
-      </w:pPr>
-      <w:r>
-        <w:t>Tokens</w:t>
-      </w:r>
-    </w:p>
-    <w:p>
-      <w:pPr>
-        <w:pStyle w:val="Prrafodelista"/>
-        <w:numPr>
-          <w:ilvl w:val="2"/>
-          <w:numId w:val="1"/>
-        </w:numPr>
-      </w:pPr>
-      <w:proofErr w:type="spellStart"/>
-      <w:r>
-        <w:t>Stopwords</w:t>
-      </w:r>
-      <w:proofErr w:type="spellEnd"/>
+        <w:rPr>
+          <w:b/>
+          <w:bCs/>
+        </w:rPr>
+      </w:pPr>
+      <w:r>
+        <w:rPr>
+          <w:b/>
+          <w:bCs/>
+        </w:rPr>
+        <w:t>Sobre el método</w:t>
+      </w:r>
     </w:p>
     <w:p>
       <w:pPr>
@@ -405,160 +1254,17 @@
           <w:ilvl w:val="1"/>
           <w:numId w:val="1"/>
         </w:numPr>
-      </w:pPr>
-      <w:r>
-        <w:t>Identificación menciones</w:t>
-      </w:r>
-      <w:r>
-        <w:t xml:space="preserve"> ciencia</w:t>
-      </w:r>
-      <w:r>
-        <w:t xml:space="preserve"> </w:t>
-      </w:r>
-      <w:proofErr w:type="gramStart"/>
-      <w:r>
-        <w:t>34  c</w:t>
-      </w:r>
-      <w:proofErr w:type="gramEnd"/>
-      <w:r>
-        <w:t>/u</w:t>
-      </w:r>
-    </w:p>
-    <w:p>
-      <w:pPr>
-        <w:pStyle w:val="Prrafodelista"/>
-        <w:numPr>
-          <w:ilvl w:val="2"/>
-          <w:numId w:val="1"/>
-        </w:numPr>
-      </w:pPr>
-      <w:proofErr w:type="spellStart"/>
-      <w:r>
-        <w:t>Intro</w:t>
-      </w:r>
-      <w:proofErr w:type="spellEnd"/>
-      <w:r>
-        <w:t xml:space="preserve"> + Búsqueda semántica + </w:t>
-      </w:r>
-      <w:proofErr w:type="spellStart"/>
-      <w:r>
-        <w:t>Embeddings</w:t>
-      </w:r>
-      <w:proofErr w:type="spellEnd"/>
-      <w:r>
-        <w:t xml:space="preserve"> + Similitud de coseno</w:t>
-      </w:r>
-      <w:r>
-        <w:t xml:space="preserve"> – inspirado en búsqueda semántica</w:t>
-      </w:r>
-    </w:p>
-    <w:p>
-      <w:pPr>
-        <w:pStyle w:val="Prrafodelista"/>
-        <w:numPr>
-          <w:ilvl w:val="2"/>
-          <w:numId w:val="1"/>
-        </w:numPr>
-      </w:pPr>
-      <w:r>
-        <w:t>Tesauro Ciencia</w:t>
-      </w:r>
-      <w:r>
-        <w:t xml:space="preserve"> – para definir ciencia y determinar que estamos buscando en el texto</w:t>
-      </w:r>
-    </w:p>
-    <w:p>
-      <w:pPr>
-        <w:pStyle w:val="Prrafodelista"/>
-        <w:numPr>
-          <w:ilvl w:val="2"/>
-          <w:numId w:val="1"/>
-        </w:numPr>
-      </w:pPr>
-      <w:proofErr w:type="spellStart"/>
-      <w:r>
-        <w:t>Embeddings</w:t>
-      </w:r>
-      <w:proofErr w:type="spellEnd"/>
-      <w:r>
-        <w:t xml:space="preserve"> para codificar ambos, el modelo se eligió por… </w:t>
-      </w:r>
-      <w:r>
-        <w:t xml:space="preserve"> y </w:t>
-      </w:r>
-      <w:proofErr w:type="spellStart"/>
-      <w:r>
-        <w:t>chunks</w:t>
-      </w:r>
-      <w:proofErr w:type="spellEnd"/>
-    </w:p>
-    <w:p>
-      <w:pPr>
-        <w:pStyle w:val="Prrafodelista"/>
-        <w:numPr>
-          <w:ilvl w:val="2"/>
-          <w:numId w:val="1"/>
-        </w:numPr>
-      </w:pPr>
-      <w:r>
-        <w:t>Similitud de coseno</w:t>
-      </w:r>
-      <w:r>
-        <w:t xml:space="preserve"> para comparar y encontrar similitudes textuales</w:t>
-      </w:r>
-    </w:p>
-    <w:p>
-      <w:pPr>
-        <w:pStyle w:val="Prrafodelista"/>
-        <w:numPr>
-          <w:ilvl w:val="2"/>
-          <w:numId w:val="1"/>
-        </w:numPr>
-      </w:pPr>
-      <w:r>
-        <w:t>Elección umbral</w:t>
-      </w:r>
-    </w:p>
-    <w:p>
-      <w:pPr>
-        <w:pStyle w:val="Prrafodelista"/>
-        <w:numPr>
-          <w:ilvl w:val="2"/>
-          <w:numId w:val="1"/>
-        </w:numPr>
-      </w:pPr>
-      <w:r>
-        <w:t>Construcción</w:t>
-      </w:r>
-      <w:r>
-        <w:t xml:space="preserve"> del</w:t>
-      </w:r>
-      <w:r>
-        <w:t xml:space="preserve"> conjunto </w:t>
-      </w:r>
-      <w:r>
-        <w:t>para</w:t>
-      </w:r>
-      <w:r>
-        <w:t xml:space="preserve"> validación humana</w:t>
-      </w:r>
-    </w:p>
-    <w:p>
-      <w:pPr>
-        <w:pStyle w:val="Prrafodelista"/>
-        <w:numPr>
-          <w:ilvl w:val="2"/>
-          <w:numId w:val="1"/>
-        </w:numPr>
-      </w:pPr>
-      <w:proofErr w:type="spellStart"/>
-      <w:r>
-        <w:lastRenderedPageBreak/>
-        <w:t>Accuracy</w:t>
-      </w:r>
-      <w:proofErr w:type="spellEnd"/>
-      <w:r>
-        <w:t xml:space="preserve"> umbral</w:t>
+        <w:rPr>
+          <w:b/>
+          <w:bCs/>
+        </w:rPr>
+      </w:pPr>
+      <w:r>
+        <w:rPr>
+          <w:b/>
+          <w:bCs/>
+        </w:rPr>
+        <w:t>Sobre lo identificado</w:t>
       </w:r>
     </w:p>
     <w:p>
@@ -568,18 +1274,17 @@
           <w:ilvl w:val="1"/>
           <w:numId w:val="1"/>
         </w:numPr>
-      </w:pPr>
-      <w:r>
-        <w:t>Análisis descriptivos</w:t>
-      </w:r>
-      <w:r>
-        <w:t xml:space="preserve"> y exploratorios</w:t>
-      </w:r>
-      <w:r>
-        <w:t xml:space="preserve"> de textos y autores</w:t>
-      </w:r>
-      <w:r>
-        <w:t xml:space="preserve"> (comparativos)</w:t>
+        <w:rPr>
+          <w:b/>
+          <w:bCs/>
+        </w:rPr>
+      </w:pPr>
+      <w:r>
+        <w:rPr>
+          <w:b/>
+          <w:bCs/>
+        </w:rPr>
+        <w:t>Logran identificarse los temas, actores, eventos, organizaciones asociadas a la ciencia</w:t>
       </w:r>
     </w:p>
     <w:p>
@@ -590,530 +1295,6 @@
           <w:numId w:val="1"/>
         </w:numPr>
       </w:pPr>
-      <w:r>
-        <w:t xml:space="preserve">Análisis de entidades – </w:t>
-      </w:r>
-      <w:r>
-        <w:t>NER</w:t>
-      </w:r>
-      <w:r>
-        <w:t xml:space="preserve"> (comparativos)</w:t>
-      </w:r>
-    </w:p>
-    <w:p>
-      <w:pPr>
-        <w:pStyle w:val="Prrafodelista"/>
-        <w:numPr>
-          <w:ilvl w:val="1"/>
-          <w:numId w:val="1"/>
-        </w:numPr>
-      </w:pPr>
-      <w:r>
-        <w:t>Análisis de temas</w:t>
-      </w:r>
-      <w:r>
-        <w:t xml:space="preserve"> (comparativos</w:t>
-      </w:r>
-      <w:r>
-        <w:t>)</w:t>
-      </w:r>
-    </w:p>
-    <w:p>
-      <w:pPr>
-        <w:pStyle w:val="Prrafodelista"/>
-        <w:numPr>
-          <w:ilvl w:val="1"/>
-          <w:numId w:val="1"/>
-        </w:numPr>
-      </w:pPr>
-      <w:r>
-        <w:t>Análisis léxico-discursivo</w:t>
-      </w:r>
-      <w:r>
-        <w:t>/ vocabulario</w:t>
-      </w:r>
-      <w:r>
-        <w:t xml:space="preserve"> (</w:t>
-      </w:r>
-      <w:proofErr w:type="spellStart"/>
-      <w:r>
-        <w:t>keywords</w:t>
-      </w:r>
-      <w:proofErr w:type="spellEnd"/>
-      <w:r>
-        <w:t xml:space="preserve"> in </w:t>
-      </w:r>
-      <w:proofErr w:type="spellStart"/>
-      <w:r>
-        <w:t>context</w:t>
-      </w:r>
-      <w:proofErr w:type="spellEnd"/>
-      <w:r>
-        <w:t>, concordancias, n-</w:t>
-      </w:r>
-      <w:proofErr w:type="spellStart"/>
-      <w:r>
-        <w:t>grams</w:t>
-      </w:r>
-      <w:proofErr w:type="spellEnd"/>
-      <w:r>
-        <w:t>, POS-</w:t>
-      </w:r>
-      <w:proofErr w:type="spellStart"/>
-      <w:r>
-        <w:t>tagging</w:t>
-      </w:r>
-      <w:proofErr w:type="spellEnd"/>
-      <w:r>
-        <w:t>)</w:t>
-      </w:r>
-      <w:r>
-        <w:t xml:space="preserve"> (comparativos</w:t>
-      </w:r>
-      <w:r>
-        <w:t>)</w:t>
-      </w:r>
-    </w:p>
-    <w:p>
-      <w:pPr>
-        <w:pStyle w:val="Prrafodelista"/>
-        <w:ind w:left="1440"/>
-      </w:pPr>
-    </w:p>
-    <w:p>
-      <w:pPr>
-        <w:pStyle w:val="Prrafodelista"/>
-        <w:numPr>
-          <w:ilvl w:val="0"/>
-          <w:numId w:val="1"/>
-        </w:numPr>
-      </w:pPr>
-      <w:r>
-        <w:t>Resultados (1750 palabras)</w:t>
-      </w:r>
-    </w:p>
-    <w:p>
-      <w:pPr>
-        <w:pStyle w:val="Prrafodelista"/>
-        <w:numPr>
-          <w:ilvl w:val="1"/>
-          <w:numId w:val="1"/>
-        </w:numPr>
-      </w:pPr>
-      <w:r>
-        <w:t>Preprocesamiento ¿Cuántas palabras quedaron luego del preprocesamiento? ¿Qué diferencia hay entre el texto crudo y el texto procesado?</w:t>
-      </w:r>
-    </w:p>
-    <w:p>
-      <w:pPr>
-        <w:pStyle w:val="Prrafodelista"/>
-        <w:numPr>
-          <w:ilvl w:val="1"/>
-          <w:numId w:val="1"/>
-        </w:numPr>
-      </w:pPr>
-      <w:r>
-        <w:t xml:space="preserve">Identificación menciones a la ciencia. </w:t>
-      </w:r>
-    </w:p>
-    <w:p>
-      <w:pPr>
-        <w:pStyle w:val="Prrafodelista"/>
-        <w:numPr>
-          <w:ilvl w:val="2"/>
-          <w:numId w:val="1"/>
-        </w:numPr>
-      </w:pPr>
-      <w:r>
-        <w:t xml:space="preserve">GRAFICO: Histograma similitudes y </w:t>
-      </w:r>
-      <w:proofErr w:type="spellStart"/>
-      <w:r>
-        <w:t>accuracy</w:t>
-      </w:r>
-      <w:proofErr w:type="spellEnd"/>
-      <w:r>
-        <w:t xml:space="preserve"> vs umbral</w:t>
-      </w:r>
-    </w:p>
-    <w:p>
-      <w:pPr>
-        <w:pStyle w:val="Prrafodelista"/>
-        <w:numPr>
-          <w:ilvl w:val="2"/>
-          <w:numId w:val="1"/>
-        </w:numPr>
-      </w:pPr>
-      <w:r>
-        <w:t xml:space="preserve">TABLA: Menciones por subcategoría, % del total, conteo por subcategoría, </w:t>
-      </w:r>
-      <w:proofErr w:type="gramStart"/>
-      <w:r>
-        <w:t>ejemplos</w:t>
-      </w:r>
-      <w:r>
-        <w:t xml:space="preserve"> representativo</w:t>
-      </w:r>
-      <w:proofErr w:type="gramEnd"/>
-      <w:r>
-        <w:t xml:space="preserve"> por categoría.</w:t>
-      </w:r>
-    </w:p>
-    <w:p>
-      <w:pPr>
-        <w:pStyle w:val="Prrafodelista"/>
-        <w:numPr>
-          <w:ilvl w:val="2"/>
-          <w:numId w:val="1"/>
-        </w:numPr>
-      </w:pPr>
-      <w:r>
-        <w:t xml:space="preserve">Umbral y valor de </w:t>
-      </w:r>
-      <w:proofErr w:type="spellStart"/>
-      <w:r>
-        <w:t>accuracy</w:t>
-      </w:r>
-      <w:proofErr w:type="spellEnd"/>
-    </w:p>
-    <w:p>
-      <w:pPr>
-        <w:pStyle w:val="Prrafodelista"/>
-        <w:numPr>
-          <w:ilvl w:val="2"/>
-          <w:numId w:val="1"/>
-        </w:numPr>
-      </w:pPr>
-      <w:r>
-        <w:t xml:space="preserve"> ¿Cuántas quedaron después? </w:t>
-      </w:r>
-    </w:p>
-    <w:p>
-      <w:pPr>
-        <w:pStyle w:val="Prrafodelista"/>
-        <w:numPr>
-          <w:ilvl w:val="2"/>
-          <w:numId w:val="1"/>
-        </w:numPr>
-      </w:pPr>
-      <w:r>
-        <w:t>Algunos ejemplos.</w:t>
-      </w:r>
-    </w:p>
-    <w:p>
-      <w:pPr>
-        <w:pStyle w:val="Prrafodelista"/>
-        <w:numPr>
-          <w:ilvl w:val="2"/>
-          <w:numId w:val="1"/>
-        </w:numPr>
-      </w:pPr>
-      <w:r>
-        <w:t>Por subcategorías</w:t>
-      </w:r>
-    </w:p>
-    <w:p>
-      <w:pPr>
-        <w:pStyle w:val="Prrafodelista"/>
-        <w:numPr>
-          <w:ilvl w:val="1"/>
-          <w:numId w:val="1"/>
-        </w:numPr>
-      </w:pPr>
-      <w:r>
-        <w:t>Análisis descriptivos y exploratorios de textos y autores (comparativos)</w:t>
-      </w:r>
-    </w:p>
-    <w:p>
-      <w:pPr>
-        <w:pStyle w:val="Prrafodelista"/>
-        <w:numPr>
-          <w:ilvl w:val="2"/>
-          <w:numId w:val="1"/>
-        </w:numPr>
-      </w:pPr>
-      <w:r>
-        <w:t>GRAFICO: Nubes de palabras lado a lado</w:t>
-      </w:r>
-    </w:p>
-    <w:p>
-      <w:pPr>
-        <w:pStyle w:val="Prrafodelista"/>
-        <w:numPr>
-          <w:ilvl w:val="2"/>
-          <w:numId w:val="1"/>
-        </w:numPr>
-      </w:pPr>
-      <w:r>
-        <w:t>Estadísticos descriptivos generales del corpus vs ciencia</w:t>
-      </w:r>
-    </w:p>
-    <w:p>
-      <w:pPr>
-        <w:pStyle w:val="Prrafodelista"/>
-        <w:numPr>
-          <w:ilvl w:val="2"/>
-          <w:numId w:val="1"/>
-        </w:numPr>
-      </w:pPr>
-      <w:r>
-        <w:t>Distribución de columnas y autores por periódico, general vs ciencia</w:t>
-      </w:r>
-    </w:p>
-    <w:p>
-      <w:pPr>
-        <w:pStyle w:val="Prrafodelista"/>
-        <w:numPr>
-          <w:ilvl w:val="2"/>
-          <w:numId w:val="1"/>
-        </w:numPr>
-      </w:pPr>
-      <w:r>
-        <w:t>Nubes de palabras general vs ciencia</w:t>
-      </w:r>
-    </w:p>
-    <w:p>
-      <w:pPr>
-        <w:pStyle w:val="Prrafodelista"/>
-        <w:numPr>
-          <w:ilvl w:val="2"/>
-          <w:numId w:val="1"/>
-        </w:numPr>
-      </w:pPr>
-      <w:r>
-        <w:t xml:space="preserve">GRAFICO: </w:t>
-      </w:r>
-      <w:r>
-        <w:t>Distribución temporal general vs ciencia</w:t>
-      </w:r>
-    </w:p>
-    <w:p>
-      <w:pPr>
-        <w:pStyle w:val="Prrafodelista"/>
-        <w:numPr>
-          <w:ilvl w:val="2"/>
-          <w:numId w:val="1"/>
-        </w:numPr>
-      </w:pPr>
-      <w:r>
-        <w:t>Top autores en ciencia vs top en corpus</w:t>
-      </w:r>
-    </w:p>
-    <w:p>
-      <w:pPr>
-        <w:pStyle w:val="Prrafodelista"/>
-        <w:numPr>
-          <w:ilvl w:val="2"/>
-          <w:numId w:val="1"/>
-        </w:numPr>
-      </w:pPr>
-      <w:r>
-        <w:t>Por subcategorías</w:t>
-      </w:r>
-    </w:p>
-    <w:p>
-      <w:pPr>
-        <w:pStyle w:val="Prrafodelista"/>
-        <w:numPr>
-          <w:ilvl w:val="1"/>
-          <w:numId w:val="1"/>
-        </w:numPr>
-      </w:pPr>
-      <w:r>
-        <w:t>Análisis de entidades – NER (comparativos)</w:t>
-      </w:r>
-    </w:p>
-    <w:p>
-      <w:pPr>
-        <w:pStyle w:val="Prrafodelista"/>
-        <w:numPr>
-          <w:ilvl w:val="2"/>
-          <w:numId w:val="1"/>
-        </w:numPr>
-      </w:pPr>
-      <w:r>
-        <w:t>TABLA: Más comunes general</w:t>
-      </w:r>
-    </w:p>
-    <w:p>
-      <w:pPr>
-        <w:pStyle w:val="Prrafodelista"/>
-        <w:numPr>
-          <w:ilvl w:val="2"/>
-          <w:numId w:val="1"/>
-        </w:numPr>
-      </w:pPr>
-      <w:r>
-        <w:t xml:space="preserve">TABLA: Mas comunes en </w:t>
-      </w:r>
-      <w:proofErr w:type="spellStart"/>
-      <w:r>
-        <w:t>comparacion</w:t>
-      </w:r>
-      <w:proofErr w:type="spellEnd"/>
-    </w:p>
-    <w:p>
-      <w:pPr>
-        <w:pStyle w:val="Prrafodelista"/>
-        <w:numPr>
-          <w:ilvl w:val="2"/>
-          <w:numId w:val="1"/>
-        </w:numPr>
-      </w:pPr>
-      <w:proofErr w:type="gramStart"/>
-      <w:r>
-        <w:t>Tabla con metadatos?</w:t>
-      </w:r>
-      <w:proofErr w:type="gramEnd"/>
-      <w:r>
-        <w:t xml:space="preserve"> </w:t>
-      </w:r>
-    </w:p>
-    <w:p>
-      <w:pPr>
-        <w:pStyle w:val="Prrafodelista"/>
-        <w:numPr>
-          <w:ilvl w:val="2"/>
-          <w:numId w:val="1"/>
-        </w:numPr>
-      </w:pPr>
-      <w:r>
-        <w:t>Resumen por afiliación</w:t>
-      </w:r>
-    </w:p>
-    <w:p>
-      <w:pPr>
-        <w:pStyle w:val="Prrafodelista"/>
-        <w:numPr>
-          <w:ilvl w:val="2"/>
-          <w:numId w:val="1"/>
-        </w:numPr>
-      </w:pPr>
-      <w:r>
-        <w:t>Resumen organización, actores, lugar</w:t>
-      </w:r>
-    </w:p>
-    <w:p>
-      <w:pPr>
-        <w:pStyle w:val="Prrafodelista"/>
-        <w:numPr>
-          <w:ilvl w:val="2"/>
-          <w:numId w:val="1"/>
-        </w:numPr>
-      </w:pPr>
-      <w:r>
-        <w:t xml:space="preserve">Top </w:t>
-      </w:r>
-    </w:p>
-    <w:p>
-      <w:pPr>
-        <w:pStyle w:val="Prrafodelista"/>
-        <w:numPr>
-          <w:ilvl w:val="1"/>
-          <w:numId w:val="1"/>
-        </w:numPr>
-      </w:pPr>
-      <w:r>
-        <w:t>Análisis de temas (comparativos)</w:t>
-      </w:r>
-    </w:p>
-    <w:p>
-      <w:pPr>
-        <w:pStyle w:val="Prrafodelista"/>
-        <w:numPr>
-          <w:ilvl w:val="2"/>
-          <w:numId w:val="1"/>
-        </w:numPr>
-      </w:pPr>
-      <w:r>
-        <w:t>Temas obtenidos</w:t>
-      </w:r>
-      <w:r>
-        <w:t xml:space="preserve"> (ciencia vs no ciencia)</w:t>
-      </w:r>
-    </w:p>
-    <w:p>
-      <w:pPr>
-        <w:pStyle w:val="Prrafodelista"/>
-        <w:numPr>
-          <w:ilvl w:val="1"/>
-          <w:numId w:val="1"/>
-        </w:numPr>
-      </w:pPr>
-      <w:r>
-        <w:t>Análisis léxico-discursivo/ vocabulario (</w:t>
-      </w:r>
-      <w:proofErr w:type="spellStart"/>
-      <w:r>
-        <w:t>keywords</w:t>
-      </w:r>
-      <w:proofErr w:type="spellEnd"/>
-      <w:r>
-        <w:t xml:space="preserve"> in </w:t>
-      </w:r>
-      <w:proofErr w:type="spellStart"/>
-      <w:r>
-        <w:t>context</w:t>
-      </w:r>
-      <w:proofErr w:type="spellEnd"/>
-      <w:r>
-        <w:t>, concordancias, n-</w:t>
-      </w:r>
-      <w:proofErr w:type="spellStart"/>
-      <w:r>
-        <w:t>grams</w:t>
-      </w:r>
-      <w:proofErr w:type="spellEnd"/>
-      <w:r>
-        <w:t>, POS-</w:t>
-      </w:r>
-      <w:proofErr w:type="spellStart"/>
-      <w:r>
-        <w:t>tagging</w:t>
-      </w:r>
-      <w:proofErr w:type="spellEnd"/>
-      <w:r>
-        <w:t>) (comparativos)</w:t>
-      </w:r>
-    </w:p>
-    <w:p>
-      <w:pPr>
-        <w:pStyle w:val="Prrafodelista"/>
-        <w:numPr>
-          <w:ilvl w:val="2"/>
-          <w:numId w:val="1"/>
-        </w:numPr>
-      </w:pPr>
-      <w:r>
-        <w:t>POS-</w:t>
-      </w:r>
-      <w:proofErr w:type="spellStart"/>
-      <w:r>
-        <w:t>tagging</w:t>
-      </w:r>
-      <w:proofErr w:type="spellEnd"/>
-      <w:r>
-        <w:t xml:space="preserve"> – 3 tablas (sustantivos, verbos, adjetivos), proporcionalmente las que más aparecen</w:t>
-      </w:r>
-    </w:p>
-    <w:p>
-      <w:pPr>
-        <w:pStyle w:val="Prrafodelista"/>
-        <w:numPr>
-          <w:ilvl w:val="0"/>
-          <w:numId w:val="1"/>
-        </w:numPr>
-      </w:pPr>
-      <w:r>
-        <w:lastRenderedPageBreak/>
-        <w:t>Discusión y conclusiones (</w:t>
-      </w:r>
-      <w:r>
-        <w:t xml:space="preserve">1750 </w:t>
-      </w:r>
-      <w:r>
-        <w:t>palabras = 1300 + 450)</w:t>
-      </w:r>
     </w:p>
     <w:p>
       <w:pPr>
